--- a/flutter_documents/f4_networking_and_database/f21_dio_package_advanced_api_calling_in_flutter.docx
+++ b/flutter_documents/f4_networking_and_database/f21_dio_package_advanced_api_calling_in_flutter.docx
@@ -19064,6 +19064,54 @@
           <w:szCs w:val="36"/>
         </w:rPr>
       </w:pPr>
+      <w:r>
+        <w:rPr>
+          <w:rFonts w:ascii="Calibri" w:hAnsi="Calibri" w:cs="Calibri"/>
+          <w:b/>
+          <w:bCs/>
+          <w:sz w:val="36"/>
+          <w:szCs w:val="36"/>
+        </w:rPr>
+        <w:t>NOTE:</w:t>
+      </w:r>
+      <w:r>
+        <w:rPr>
+          <w:rFonts w:ascii="Calibri" w:hAnsi="Calibri" w:cs="Calibri"/>
+          <w:sz w:val="36"/>
+          <w:szCs w:val="36"/>
+        </w:rPr>
+        <w:t xml:space="preserve"> But use </w:t>
+      </w:r>
+      <w:proofErr w:type="spellStart"/>
+      <w:r>
+        <w:rPr>
+          <w:rFonts w:ascii="Calibri" w:hAnsi="Calibri" w:cs="Calibri"/>
+          <w:b/>
+          <w:bCs/>
+          <w:sz w:val="36"/>
+          <w:szCs w:val="36"/>
+        </w:rPr>
+        <w:t>pretty_dio_logger</w:t>
+      </w:r>
+      <w:proofErr w:type="spellEnd"/>
+      <w:r>
+        <w:rPr>
+          <w:rFonts w:ascii="Calibri" w:hAnsi="Calibri" w:cs="Calibri"/>
+          <w:sz w:val="36"/>
+          <w:szCs w:val="36"/>
+        </w:rPr>
+        <w:t xml:space="preserve"> package for logging interceptor</w:t>
+      </w:r>
+    </w:p>
+    <w:p>
+      <w:pPr>
+        <w:jc w:val="both"/>
+        <w:rPr>
+          <w:rFonts w:ascii="Calibri" w:hAnsi="Calibri" w:cs="Calibri"/>
+          <w:sz w:val="36"/>
+          <w:szCs w:val="36"/>
+        </w:rPr>
+      </w:pPr>
     </w:p>
     <w:p>
       <w:pPr>
@@ -23515,6 +23563,7 @@
           <w:sz w:val="36"/>
           <w:szCs w:val="36"/>
         </w:rPr>
+        <w:lastRenderedPageBreak/>
         <w:t>RequestOptions</w:t>
       </w:r>
       <w:proofErr w:type="spellEnd"/>
@@ -23563,6 +23612,30 @@
           <w:szCs w:val="36"/>
         </w:rPr>
         <w:t xml:space="preserve"> the request that failed</w:t>
+      </w:r>
+      <w:r>
+        <w:rPr>
+          <w:rFonts w:ascii="Calibri" w:hAnsi="Calibri" w:cs="Calibri"/>
+          <w:sz w:val="36"/>
+          <w:szCs w:val="36"/>
+        </w:rPr>
+        <w:t xml:space="preserve"> for accessing the meta data (</w:t>
+      </w:r>
+      <w:r>
+        <w:rPr>
+          <w:rFonts w:ascii="Calibri" w:hAnsi="Calibri" w:cs="Calibri"/>
+          <w:sz w:val="36"/>
+          <w:szCs w:val="36"/>
+        </w:rPr>
+        <w:t>headers, body etc.)</w:t>
+      </w:r>
+      <w:r>
+        <w:rPr>
+          <w:rFonts w:ascii="Calibri" w:hAnsi="Calibri" w:cs="Calibri"/>
+          <w:sz w:val="36"/>
+          <w:szCs w:val="36"/>
+        </w:rPr>
+        <w:t xml:space="preserve"> (IMPORTANT)</w:t>
       </w:r>
     </w:p>
     <w:p>
@@ -23587,7 +23660,6 @@
           <w:sz w:val="36"/>
           <w:szCs w:val="36"/>
         </w:rPr>
-        <w:lastRenderedPageBreak/>
         <w:t>Response? response</w:t>
       </w:r>
       <w:r>
@@ -23609,14 +23681,48 @@
       <w:r>
         <w:rPr>
           <w:rFonts w:ascii="Calibri" w:hAnsi="Calibri" w:cs="Calibri"/>
-          <w:sz w:val="36"/>
-          <w:szCs w:val="36"/>
+          <w:sz w:val="28"/>
+          <w:szCs w:val="28"/>
         </w:rPr>
         <w:t xml:space="preserve"> </w:t>
       </w:r>
       <w:r>
         <w:rPr>
           <w:rFonts w:ascii="Calibri" w:hAnsi="Calibri" w:cs="Calibri"/>
+          <w:sz w:val="36"/>
+          <w:szCs w:val="36"/>
+        </w:rPr>
+        <w:t xml:space="preserve"> </w:t>
+      </w:r>
+      <w:r>
+        <w:rPr>
+          <w:rFonts w:ascii="Calibri" w:hAnsi="Calibri" w:cs="Calibri"/>
+          <w:sz w:val="36"/>
+          <w:szCs w:val="36"/>
+        </w:rPr>
+        <w:t xml:space="preserve">the </w:t>
+      </w:r>
+      <w:r>
+        <w:rPr>
+          <w:rFonts w:ascii="Calibri" w:hAnsi="Calibri" w:cs="Calibri"/>
+          <w:b/>
+          <w:bCs/>
+          <w:sz w:val="36"/>
+          <w:szCs w:val="36"/>
+        </w:rPr>
+        <w:t>Response</w:t>
+      </w:r>
+      <w:r>
+        <w:rPr>
+          <w:rFonts w:ascii="Calibri" w:hAnsi="Calibri" w:cs="Calibri"/>
+          <w:sz w:val="36"/>
+          <w:szCs w:val="36"/>
+        </w:rPr>
+        <w:t xml:space="preserve"> instance of the network response. </w:t>
+      </w:r>
+      <w:r>
+        <w:rPr>
+          <w:rFonts w:ascii="Calibri" w:hAnsi="Calibri" w:cs="Calibri"/>
           <w:b/>
           <w:bCs/>
           <w:sz w:val="36"/>
@@ -23630,7 +23736,49 @@
           <w:sz w:val="36"/>
           <w:szCs w:val="36"/>
         </w:rPr>
-        <w:t xml:space="preserve"> if request never reached server</w:t>
+        <w:t xml:space="preserve"> if request never </w:t>
+      </w:r>
+      <w:proofErr w:type="spellStart"/>
+      <w:r>
+        <w:rPr>
+          <w:rFonts w:ascii="Calibri" w:hAnsi="Calibri" w:cs="Calibri"/>
+          <w:sz w:val="36"/>
+          <w:szCs w:val="36"/>
+        </w:rPr>
+        <w:t>rea</w:t>
+      </w:r>
+      <w:r>
+        <w:rPr>
+          <w:rFonts w:ascii="Calibri" w:hAnsi="Calibri" w:cs="Calibri"/>
+          <w:sz w:val="36"/>
+          <w:szCs w:val="36"/>
+        </w:rPr>
+        <w:t>s</w:t>
+      </w:r>
+      <w:r>
+        <w:rPr>
+          <w:rFonts w:ascii="Calibri" w:hAnsi="Calibri" w:cs="Calibri"/>
+          <w:sz w:val="36"/>
+          <w:szCs w:val="36"/>
+        </w:rPr>
+        <w:t>ched</w:t>
+      </w:r>
+      <w:proofErr w:type="spellEnd"/>
+      <w:r>
+        <w:rPr>
+          <w:rFonts w:ascii="Calibri" w:hAnsi="Calibri" w:cs="Calibri"/>
+          <w:sz w:val="36"/>
+          <w:szCs w:val="36"/>
+        </w:rPr>
+        <w:t xml:space="preserve"> server</w:t>
+      </w:r>
+      <w:r>
+        <w:rPr>
+          <w:rFonts w:ascii="Calibri" w:hAnsi="Calibri" w:cs="Calibri"/>
+          <w:sz w:val="36"/>
+          <w:szCs w:val="36"/>
+        </w:rPr>
+        <w:t xml:space="preserve"> (IMPORTANT)</w:t>
       </w:r>
     </w:p>
     <w:p>
@@ -24496,6 +24644,7 @@
                 <w:sz w:val="36"/>
                 <w:szCs w:val="36"/>
               </w:rPr>
+              <w:lastRenderedPageBreak/>
               <w:t>.</w:t>
             </w:r>
             <w:proofErr w:type="spellStart"/>
@@ -25246,6 +25395,7 @@
           <w:sz w:val="36"/>
           <w:szCs w:val="36"/>
         </w:rPr>
+        <w:lastRenderedPageBreak/>
         <w:t>}</w:t>
       </w:r>
     </w:p>
@@ -25336,77 +25486,752 @@
           <w:sz w:val="36"/>
           <w:szCs w:val="36"/>
         </w:rPr>
+        <w:t xml:space="preserve"># The two-level branching, first </w:t>
+      </w:r>
+      <w:proofErr w:type="spellStart"/>
+      <w:proofErr w:type="gramStart"/>
+      <w:r>
+        <w:rPr>
+          <w:rFonts w:ascii="Calibri" w:hAnsi="Calibri" w:cs="Calibri"/>
+          <w:b/>
+          <w:bCs/>
+          <w:sz w:val="36"/>
+          <w:szCs w:val="36"/>
+        </w:rPr>
+        <w:t>e.type</w:t>
+      </w:r>
+      <w:proofErr w:type="spellEnd"/>
+      <w:proofErr w:type="gramEnd"/>
+      <w:r>
+        <w:rPr>
+          <w:rFonts w:ascii="Calibri" w:hAnsi="Calibri" w:cs="Calibri"/>
+          <w:sz w:val="36"/>
+          <w:szCs w:val="36"/>
+        </w:rPr>
+        <w:t xml:space="preserve"> (category), then only for </w:t>
+      </w:r>
+      <w:proofErr w:type="spellStart"/>
+      <w:r>
+        <w:rPr>
+          <w:rFonts w:ascii="Calibri" w:hAnsi="Calibri" w:cs="Calibri"/>
+          <w:b/>
+          <w:bCs/>
+          <w:sz w:val="36"/>
+          <w:szCs w:val="36"/>
+        </w:rPr>
+        <w:t>DioException.</w:t>
+      </w:r>
+      <w:r>
+        <w:rPr>
+          <w:rFonts w:ascii="Calibri" w:hAnsi="Calibri" w:cs="Calibri"/>
+          <w:b/>
+          <w:bCs/>
+          <w:sz w:val="36"/>
+          <w:szCs w:val="36"/>
+        </w:rPr>
+        <w:t>badResponse</w:t>
+      </w:r>
+      <w:proofErr w:type="spellEnd"/>
+      <w:r>
+        <w:rPr>
+          <w:rFonts w:ascii="Calibri" w:hAnsi="Calibri" w:cs="Calibri"/>
+          <w:b/>
+          <w:bCs/>
+          <w:sz w:val="36"/>
+          <w:szCs w:val="36"/>
+        </w:rPr>
+        <w:t xml:space="preserve"> </w:t>
+      </w:r>
+      <w:r>
+        <w:rPr>
+          <w:rFonts w:ascii="Calibri" w:hAnsi="Calibri" w:cs="Calibri"/>
+          <w:sz w:val="36"/>
+          <w:szCs w:val="36"/>
+        </w:rPr>
+        <w:t xml:space="preserve">the actual </w:t>
+      </w:r>
+      <w:proofErr w:type="spellStart"/>
+      <w:r>
+        <w:rPr>
+          <w:rFonts w:ascii="Calibri" w:hAnsi="Calibri" w:cs="Calibri"/>
+          <w:b/>
+          <w:bCs/>
+          <w:sz w:val="36"/>
+          <w:szCs w:val="36"/>
+        </w:rPr>
+        <w:t>statusCode</w:t>
+      </w:r>
+      <w:proofErr w:type="spellEnd"/>
+      <w:r>
+        <w:rPr>
+          <w:rFonts w:ascii="Calibri" w:hAnsi="Calibri" w:cs="Calibri"/>
+          <w:sz w:val="36"/>
+          <w:szCs w:val="36"/>
+        </w:rPr>
+        <w:t xml:space="preserve"> (specifics). This mirrors our mental model diagram "did it reach the server" is the first fork, "what did the server say" is the second</w:t>
+      </w:r>
+    </w:p>
+    <w:p>
+      <w:pPr>
+        <w:jc w:val="both"/>
+        <w:rPr>
+          <w:rFonts w:ascii="Calibri" w:hAnsi="Calibri" w:cs="Calibri"/>
+          <w:b/>
+          <w:bCs/>
+          <w:color w:val="D86DCB" w:themeColor="accent5" w:themeTint="99"/>
+          <w:sz w:val="36"/>
+          <w:szCs w:val="36"/>
+        </w:rPr>
+      </w:pPr>
+      <w:r>
+        <w:rPr>
+          <w:rFonts w:ascii="Calibri" w:hAnsi="Calibri" w:cs="Calibri"/>
+          <w:b/>
+          <w:bCs/>
+          <w:color w:val="D86DCB" w:themeColor="accent5" w:themeTint="99"/>
+          <w:sz w:val="36"/>
+          <w:szCs w:val="36"/>
+        </w:rPr>
+        <w:t>…</w:t>
+      </w:r>
+    </w:p>
+    <w:p>
+      <w:pPr>
+        <w:jc w:val="both"/>
+        <w:rPr>
+          <w:rFonts w:ascii="Calibri" w:hAnsi="Calibri" w:cs="Calibri"/>
+          <w:b/>
+          <w:bCs/>
+          <w:color w:val="D86DCB" w:themeColor="accent5" w:themeTint="99"/>
+          <w:sz w:val="36"/>
+          <w:szCs w:val="36"/>
+        </w:rPr>
+      </w:pPr>
+      <w:r>
+        <w:rPr>
+          <w:rFonts w:ascii="Calibri" w:hAnsi="Calibri" w:cs="Calibri"/>
+          <w:b/>
+          <w:bCs/>
+          <w:color w:val="D86DCB" w:themeColor="accent5" w:themeTint="99"/>
+          <w:sz w:val="36"/>
+          <w:szCs w:val="36"/>
+        </w:rPr>
+        <w:t xml:space="preserve">String </w:t>
+      </w:r>
+      <w:proofErr w:type="spellStart"/>
+      <w:proofErr w:type="gramStart"/>
+      <w:r>
+        <w:rPr>
+          <w:rFonts w:ascii="Calibri" w:hAnsi="Calibri" w:cs="Calibri"/>
+          <w:b/>
+          <w:bCs/>
+          <w:color w:val="D86DCB" w:themeColor="accent5" w:themeTint="99"/>
+          <w:sz w:val="36"/>
+          <w:szCs w:val="36"/>
+        </w:rPr>
+        <w:t>getErrorMessage</w:t>
+      </w:r>
+      <w:proofErr w:type="spellEnd"/>
+      <w:r>
+        <w:rPr>
+          <w:rFonts w:ascii="Calibri" w:hAnsi="Calibri" w:cs="Calibri"/>
+          <w:b/>
+          <w:bCs/>
+          <w:color w:val="D86DCB" w:themeColor="accent5" w:themeTint="99"/>
+          <w:sz w:val="36"/>
+          <w:szCs w:val="36"/>
+        </w:rPr>
+        <w:t>(</w:t>
+      </w:r>
+      <w:proofErr w:type="spellStart"/>
+      <w:proofErr w:type="gramEnd"/>
+      <w:r>
+        <w:rPr>
+          <w:rFonts w:ascii="Calibri" w:hAnsi="Calibri" w:cs="Calibri"/>
+          <w:b/>
+          <w:bCs/>
+          <w:color w:val="D86DCB" w:themeColor="accent5" w:themeTint="99"/>
+          <w:sz w:val="36"/>
+          <w:szCs w:val="36"/>
+        </w:rPr>
+        <w:t>DioException</w:t>
+      </w:r>
+      <w:proofErr w:type="spellEnd"/>
+      <w:r>
+        <w:rPr>
+          <w:rFonts w:ascii="Calibri" w:hAnsi="Calibri" w:cs="Calibri"/>
+          <w:b/>
+          <w:bCs/>
+          <w:color w:val="D86DCB" w:themeColor="accent5" w:themeTint="99"/>
+          <w:sz w:val="36"/>
+          <w:szCs w:val="36"/>
+        </w:rPr>
+        <w:t xml:space="preserve"> e) {</w:t>
+      </w:r>
+    </w:p>
+    <w:p>
+      <w:pPr>
+        <w:jc w:val="both"/>
+        <w:rPr>
+          <w:rFonts w:ascii="Calibri" w:hAnsi="Calibri" w:cs="Calibri"/>
+          <w:b/>
+          <w:bCs/>
+          <w:color w:val="D86DCB" w:themeColor="accent5" w:themeTint="99"/>
+          <w:sz w:val="36"/>
+          <w:szCs w:val="36"/>
+        </w:rPr>
+      </w:pPr>
+      <w:r>
+        <w:rPr>
+          <w:rFonts w:ascii="Calibri" w:hAnsi="Calibri" w:cs="Calibri"/>
+          <w:b/>
+          <w:bCs/>
+          <w:color w:val="D86DCB" w:themeColor="accent5" w:themeTint="99"/>
+          <w:sz w:val="36"/>
+          <w:szCs w:val="36"/>
+        </w:rPr>
+        <w:t xml:space="preserve">  switch (</w:t>
+      </w:r>
+      <w:proofErr w:type="spellStart"/>
+      <w:proofErr w:type="gramStart"/>
+      <w:r>
+        <w:rPr>
+          <w:rFonts w:ascii="Calibri" w:hAnsi="Calibri" w:cs="Calibri"/>
+          <w:b/>
+          <w:bCs/>
+          <w:color w:val="D86DCB" w:themeColor="accent5" w:themeTint="99"/>
+          <w:sz w:val="36"/>
+          <w:szCs w:val="36"/>
+        </w:rPr>
+        <w:t>e.type</w:t>
+      </w:r>
+      <w:proofErr w:type="spellEnd"/>
+      <w:proofErr w:type="gramEnd"/>
+      <w:r>
+        <w:rPr>
+          <w:rFonts w:ascii="Calibri" w:hAnsi="Calibri" w:cs="Calibri"/>
+          <w:b/>
+          <w:bCs/>
+          <w:color w:val="D86DCB" w:themeColor="accent5" w:themeTint="99"/>
+          <w:sz w:val="36"/>
+          <w:szCs w:val="36"/>
+        </w:rPr>
+        <w:t>) {</w:t>
+      </w:r>
+    </w:p>
+    <w:p>
+      <w:pPr>
+        <w:jc w:val="both"/>
+        <w:rPr>
+          <w:rFonts w:ascii="Calibri" w:hAnsi="Calibri" w:cs="Calibri"/>
+          <w:b/>
+          <w:bCs/>
+          <w:color w:val="D86DCB" w:themeColor="accent5" w:themeTint="99"/>
+          <w:sz w:val="36"/>
+          <w:szCs w:val="36"/>
+        </w:rPr>
+      </w:pPr>
+      <w:r>
+        <w:rPr>
+          <w:rFonts w:ascii="Calibri" w:hAnsi="Calibri" w:cs="Calibri"/>
+          <w:b/>
+          <w:bCs/>
+          <w:color w:val="D86DCB" w:themeColor="accent5" w:themeTint="99"/>
+          <w:sz w:val="36"/>
+          <w:szCs w:val="36"/>
+        </w:rPr>
+        <w:t xml:space="preserve">    case </w:t>
+      </w:r>
+      <w:proofErr w:type="spellStart"/>
+      <w:r>
+        <w:rPr>
+          <w:rFonts w:ascii="Calibri" w:hAnsi="Calibri" w:cs="Calibri"/>
+          <w:b/>
+          <w:bCs/>
+          <w:color w:val="D86DCB" w:themeColor="accent5" w:themeTint="99"/>
+          <w:sz w:val="36"/>
+          <w:szCs w:val="36"/>
+        </w:rPr>
+        <w:t>DioExceptionType.connectionTimeout</w:t>
+      </w:r>
+      <w:proofErr w:type="spellEnd"/>
+      <w:r>
+        <w:rPr>
+          <w:rFonts w:ascii="Calibri" w:hAnsi="Calibri" w:cs="Calibri"/>
+          <w:b/>
+          <w:bCs/>
+          <w:color w:val="D86DCB" w:themeColor="accent5" w:themeTint="99"/>
+          <w:sz w:val="36"/>
+          <w:szCs w:val="36"/>
+        </w:rPr>
+        <w:t>:</w:t>
+      </w:r>
+    </w:p>
+    <w:p>
+      <w:pPr>
+        <w:jc w:val="both"/>
+        <w:rPr>
+          <w:rFonts w:ascii="Calibri" w:hAnsi="Calibri" w:cs="Calibri"/>
+          <w:b/>
+          <w:bCs/>
+          <w:color w:val="D86DCB" w:themeColor="accent5" w:themeTint="99"/>
+          <w:sz w:val="36"/>
+          <w:szCs w:val="36"/>
+        </w:rPr>
+      </w:pPr>
+      <w:r>
+        <w:rPr>
+          <w:rFonts w:ascii="Calibri" w:hAnsi="Calibri" w:cs="Calibri"/>
+          <w:b/>
+          <w:bCs/>
+          <w:color w:val="D86DCB" w:themeColor="accent5" w:themeTint="99"/>
+          <w:sz w:val="36"/>
+          <w:szCs w:val="36"/>
+        </w:rPr>
+        <w:t xml:space="preserve">    case </w:t>
+      </w:r>
+      <w:proofErr w:type="spellStart"/>
+      <w:r>
+        <w:rPr>
+          <w:rFonts w:ascii="Calibri" w:hAnsi="Calibri" w:cs="Calibri"/>
+          <w:b/>
+          <w:bCs/>
+          <w:color w:val="D86DCB" w:themeColor="accent5" w:themeTint="99"/>
+          <w:sz w:val="36"/>
+          <w:szCs w:val="36"/>
+        </w:rPr>
+        <w:t>DioExceptionType.sendTimeout</w:t>
+      </w:r>
+      <w:proofErr w:type="spellEnd"/>
+      <w:r>
+        <w:rPr>
+          <w:rFonts w:ascii="Calibri" w:hAnsi="Calibri" w:cs="Calibri"/>
+          <w:b/>
+          <w:bCs/>
+          <w:color w:val="D86DCB" w:themeColor="accent5" w:themeTint="99"/>
+          <w:sz w:val="36"/>
+          <w:szCs w:val="36"/>
+        </w:rPr>
+        <w:t>:</w:t>
+      </w:r>
+    </w:p>
+    <w:p>
+      <w:pPr>
+        <w:jc w:val="both"/>
+        <w:rPr>
+          <w:rFonts w:ascii="Calibri" w:hAnsi="Calibri" w:cs="Calibri"/>
+          <w:b/>
+          <w:bCs/>
+          <w:color w:val="D86DCB" w:themeColor="accent5" w:themeTint="99"/>
+          <w:sz w:val="36"/>
+          <w:szCs w:val="36"/>
+        </w:rPr>
+      </w:pPr>
+      <w:r>
+        <w:rPr>
+          <w:rFonts w:ascii="Calibri" w:hAnsi="Calibri" w:cs="Calibri"/>
+          <w:b/>
+          <w:bCs/>
+          <w:color w:val="D86DCB" w:themeColor="accent5" w:themeTint="99"/>
+          <w:sz w:val="36"/>
+          <w:szCs w:val="36"/>
+        </w:rPr>
+        <w:t xml:space="preserve">    case </w:t>
+      </w:r>
+      <w:proofErr w:type="spellStart"/>
+      <w:r>
+        <w:rPr>
+          <w:rFonts w:ascii="Calibri" w:hAnsi="Calibri" w:cs="Calibri"/>
+          <w:b/>
+          <w:bCs/>
+          <w:color w:val="D86DCB" w:themeColor="accent5" w:themeTint="99"/>
+          <w:sz w:val="36"/>
+          <w:szCs w:val="36"/>
+        </w:rPr>
+        <w:t>DioExceptionType.receiveTimeout</w:t>
+      </w:r>
+      <w:proofErr w:type="spellEnd"/>
+      <w:r>
+        <w:rPr>
+          <w:rFonts w:ascii="Calibri" w:hAnsi="Calibri" w:cs="Calibri"/>
+          <w:b/>
+          <w:bCs/>
+          <w:color w:val="D86DCB" w:themeColor="accent5" w:themeTint="99"/>
+          <w:sz w:val="36"/>
+          <w:szCs w:val="36"/>
+        </w:rPr>
+        <w:t>:</w:t>
+      </w:r>
+    </w:p>
+    <w:p>
+      <w:pPr>
+        <w:jc w:val="both"/>
+        <w:rPr>
+          <w:rFonts w:ascii="Calibri" w:hAnsi="Calibri" w:cs="Calibri"/>
+          <w:b/>
+          <w:bCs/>
+          <w:color w:val="D86DCB" w:themeColor="accent5" w:themeTint="99"/>
+          <w:sz w:val="36"/>
+          <w:szCs w:val="36"/>
+        </w:rPr>
+      </w:pPr>
+      <w:r>
+        <w:rPr>
+          <w:rFonts w:ascii="Calibri" w:hAnsi="Calibri" w:cs="Calibri"/>
+          <w:b/>
+          <w:bCs/>
+          <w:color w:val="D86DCB" w:themeColor="accent5" w:themeTint="99"/>
+          <w:sz w:val="36"/>
+          <w:szCs w:val="36"/>
+        </w:rPr>
+        <w:t xml:space="preserve">      return 'Connection timed out. Please try again.';</w:t>
+      </w:r>
+    </w:p>
+    <w:p>
+      <w:pPr>
+        <w:jc w:val="both"/>
+        <w:rPr>
+          <w:rFonts w:ascii="Calibri" w:hAnsi="Calibri" w:cs="Calibri"/>
+          <w:b/>
+          <w:bCs/>
+          <w:color w:val="D86DCB" w:themeColor="accent5" w:themeTint="99"/>
+          <w:sz w:val="36"/>
+          <w:szCs w:val="36"/>
+        </w:rPr>
+      </w:pPr>
+    </w:p>
+    <w:p>
+      <w:pPr>
+        <w:jc w:val="both"/>
+        <w:rPr>
+          <w:rFonts w:ascii="Calibri" w:hAnsi="Calibri" w:cs="Calibri"/>
+          <w:b/>
+          <w:bCs/>
+          <w:color w:val="D86DCB" w:themeColor="accent5" w:themeTint="99"/>
+          <w:sz w:val="36"/>
+          <w:szCs w:val="36"/>
+        </w:rPr>
+      </w:pPr>
+      <w:r>
+        <w:rPr>
+          <w:rFonts w:ascii="Calibri" w:hAnsi="Calibri" w:cs="Calibri"/>
+          <w:b/>
+          <w:bCs/>
+          <w:color w:val="D86DCB" w:themeColor="accent5" w:themeTint="99"/>
+          <w:sz w:val="36"/>
+          <w:szCs w:val="36"/>
+        </w:rPr>
+        <w:t xml:space="preserve">    case </w:t>
+      </w:r>
+      <w:proofErr w:type="spellStart"/>
+      <w:r>
+        <w:rPr>
+          <w:rFonts w:ascii="Calibri" w:hAnsi="Calibri" w:cs="Calibri"/>
+          <w:b/>
+          <w:bCs/>
+          <w:color w:val="D86DCB" w:themeColor="accent5" w:themeTint="99"/>
+          <w:sz w:val="36"/>
+          <w:szCs w:val="36"/>
+        </w:rPr>
+        <w:t>DioExceptionType.connectionError</w:t>
+      </w:r>
+      <w:proofErr w:type="spellEnd"/>
+      <w:r>
+        <w:rPr>
+          <w:rFonts w:ascii="Calibri" w:hAnsi="Calibri" w:cs="Calibri"/>
+          <w:b/>
+          <w:bCs/>
+          <w:color w:val="D86DCB" w:themeColor="accent5" w:themeTint="99"/>
+          <w:sz w:val="36"/>
+          <w:szCs w:val="36"/>
+        </w:rPr>
+        <w:t>:</w:t>
+      </w:r>
+    </w:p>
+    <w:p>
+      <w:pPr>
+        <w:jc w:val="both"/>
+        <w:rPr>
+          <w:rFonts w:ascii="Calibri" w:hAnsi="Calibri" w:cs="Calibri"/>
+          <w:b/>
+          <w:bCs/>
+          <w:color w:val="D86DCB" w:themeColor="accent5" w:themeTint="99"/>
+          <w:sz w:val="36"/>
+          <w:szCs w:val="36"/>
+        </w:rPr>
+      </w:pPr>
+      <w:r>
+        <w:rPr>
+          <w:rFonts w:ascii="Calibri" w:hAnsi="Calibri" w:cs="Calibri"/>
+          <w:b/>
+          <w:bCs/>
+          <w:color w:val="D86DCB" w:themeColor="accent5" w:themeTint="99"/>
+          <w:sz w:val="36"/>
+          <w:szCs w:val="36"/>
+        </w:rPr>
+        <w:t xml:space="preserve">      return 'No internet connection. Please check your network.';</w:t>
+      </w:r>
+    </w:p>
+    <w:p>
+      <w:pPr>
+        <w:jc w:val="both"/>
+        <w:rPr>
+          <w:rFonts w:ascii="Calibri" w:hAnsi="Calibri" w:cs="Calibri"/>
+          <w:b/>
+          <w:bCs/>
+          <w:color w:val="D86DCB" w:themeColor="accent5" w:themeTint="99"/>
+          <w:sz w:val="36"/>
+          <w:szCs w:val="36"/>
+        </w:rPr>
+      </w:pPr>
+    </w:p>
+    <w:p>
+      <w:pPr>
+        <w:jc w:val="both"/>
+        <w:rPr>
+          <w:rFonts w:ascii="Calibri" w:hAnsi="Calibri" w:cs="Calibri"/>
+          <w:b/>
+          <w:bCs/>
+          <w:color w:val="D86DCB" w:themeColor="accent5" w:themeTint="99"/>
+          <w:sz w:val="36"/>
+          <w:szCs w:val="36"/>
+        </w:rPr>
+      </w:pPr>
+      <w:r>
+        <w:rPr>
+          <w:rFonts w:ascii="Calibri" w:hAnsi="Calibri" w:cs="Calibri"/>
+          <w:b/>
+          <w:bCs/>
+          <w:color w:val="D86DCB" w:themeColor="accent5" w:themeTint="99"/>
+          <w:sz w:val="36"/>
+          <w:szCs w:val="36"/>
+        </w:rPr>
+        <w:t xml:space="preserve">    case </w:t>
+      </w:r>
+      <w:proofErr w:type="spellStart"/>
+      <w:r>
+        <w:rPr>
+          <w:rFonts w:ascii="Calibri" w:hAnsi="Calibri" w:cs="Calibri"/>
+          <w:b/>
+          <w:bCs/>
+          <w:color w:val="D86DCB" w:themeColor="accent5" w:themeTint="99"/>
+          <w:sz w:val="36"/>
+          <w:szCs w:val="36"/>
+        </w:rPr>
+        <w:t>DioExceptionType.badCertificate</w:t>
+      </w:r>
+      <w:proofErr w:type="spellEnd"/>
+      <w:r>
+        <w:rPr>
+          <w:rFonts w:ascii="Calibri" w:hAnsi="Calibri" w:cs="Calibri"/>
+          <w:b/>
+          <w:bCs/>
+          <w:color w:val="D86DCB" w:themeColor="accent5" w:themeTint="99"/>
+          <w:sz w:val="36"/>
+          <w:szCs w:val="36"/>
+        </w:rPr>
+        <w:t>:</w:t>
+      </w:r>
+    </w:p>
+    <w:p>
+      <w:pPr>
+        <w:jc w:val="both"/>
+        <w:rPr>
+          <w:rFonts w:ascii="Calibri" w:hAnsi="Calibri" w:cs="Calibri"/>
+          <w:b/>
+          <w:bCs/>
+          <w:color w:val="D86DCB" w:themeColor="accent5" w:themeTint="99"/>
+          <w:sz w:val="36"/>
+          <w:szCs w:val="36"/>
+        </w:rPr>
+      </w:pPr>
+      <w:r>
+        <w:rPr>
+          <w:rFonts w:ascii="Calibri" w:hAnsi="Calibri" w:cs="Calibri"/>
+          <w:b/>
+          <w:bCs/>
+          <w:color w:val="D86DCB" w:themeColor="accent5" w:themeTint="99"/>
+          <w:sz w:val="36"/>
+          <w:szCs w:val="36"/>
+        </w:rPr>
+        <w:t xml:space="preserve">      return 'Security certificate error. Contact support.';</w:t>
+      </w:r>
+    </w:p>
+    <w:p>
+      <w:pPr>
+        <w:jc w:val="both"/>
+        <w:rPr>
+          <w:rFonts w:ascii="Calibri" w:hAnsi="Calibri" w:cs="Calibri"/>
+          <w:b/>
+          <w:bCs/>
+          <w:color w:val="D86DCB" w:themeColor="accent5" w:themeTint="99"/>
+          <w:sz w:val="36"/>
+          <w:szCs w:val="36"/>
+        </w:rPr>
+      </w:pPr>
+    </w:p>
+    <w:p>
+      <w:pPr>
+        <w:jc w:val="both"/>
+        <w:rPr>
+          <w:rFonts w:ascii="Calibri" w:hAnsi="Calibri" w:cs="Calibri"/>
+          <w:b/>
+          <w:bCs/>
+          <w:color w:val="D86DCB" w:themeColor="accent5" w:themeTint="99"/>
+          <w:sz w:val="36"/>
+          <w:szCs w:val="36"/>
+        </w:rPr>
+      </w:pPr>
+      <w:r>
+        <w:rPr>
+          <w:rFonts w:ascii="Calibri" w:hAnsi="Calibri" w:cs="Calibri"/>
+          <w:b/>
+          <w:bCs/>
+          <w:color w:val="D86DCB" w:themeColor="accent5" w:themeTint="99"/>
+          <w:sz w:val="36"/>
+          <w:szCs w:val="36"/>
+        </w:rPr>
         <w:lastRenderedPageBreak/>
-        <w:t xml:space="preserve"># The two-level branching, first </w:t>
-      </w:r>
-      <w:proofErr w:type="spellStart"/>
+        <w:t xml:space="preserve">    case </w:t>
+      </w:r>
+      <w:proofErr w:type="spellStart"/>
+      <w:r>
+        <w:rPr>
+          <w:rFonts w:ascii="Calibri" w:hAnsi="Calibri" w:cs="Calibri"/>
+          <w:b/>
+          <w:bCs/>
+          <w:color w:val="D86DCB" w:themeColor="accent5" w:themeTint="99"/>
+          <w:sz w:val="36"/>
+          <w:szCs w:val="36"/>
+        </w:rPr>
+        <w:t>DioExceptionType.badResponse</w:t>
+      </w:r>
+      <w:proofErr w:type="spellEnd"/>
+      <w:r>
+        <w:rPr>
+          <w:rFonts w:ascii="Calibri" w:hAnsi="Calibri" w:cs="Calibri"/>
+          <w:b/>
+          <w:bCs/>
+          <w:color w:val="D86DCB" w:themeColor="accent5" w:themeTint="99"/>
+          <w:sz w:val="36"/>
+          <w:szCs w:val="36"/>
+        </w:rPr>
+        <w:t>:</w:t>
+      </w:r>
+    </w:p>
+    <w:p>
+      <w:pPr>
+        <w:jc w:val="both"/>
+        <w:rPr>
+          <w:rFonts w:ascii="Calibri" w:hAnsi="Calibri" w:cs="Calibri"/>
+          <w:b/>
+          <w:bCs/>
+          <w:color w:val="D86DCB" w:themeColor="accent5" w:themeTint="99"/>
+          <w:sz w:val="36"/>
+          <w:szCs w:val="36"/>
+        </w:rPr>
+      </w:pPr>
+      <w:r>
+        <w:rPr>
+          <w:rFonts w:ascii="Calibri" w:hAnsi="Calibri" w:cs="Calibri"/>
+          <w:b/>
+          <w:bCs/>
+          <w:color w:val="D86DCB" w:themeColor="accent5" w:themeTint="99"/>
+          <w:sz w:val="36"/>
+          <w:szCs w:val="36"/>
+        </w:rPr>
+        <w:t xml:space="preserve">      // Server responded</w:t>
+      </w:r>
+      <w:r>
+        <w:rPr>
+          <w:rFonts w:ascii="Calibri" w:hAnsi="Calibri" w:cs="Calibri"/>
+          <w:b/>
+          <w:bCs/>
+          <w:color w:val="D86DCB" w:themeColor="accent5" w:themeTint="99"/>
+          <w:sz w:val="36"/>
+          <w:szCs w:val="36"/>
+        </w:rPr>
+        <w:t>,</w:t>
+      </w:r>
+      <w:r>
+        <w:rPr>
+          <w:rFonts w:ascii="Calibri" w:hAnsi="Calibri" w:cs="Calibri"/>
+          <w:b/>
+          <w:bCs/>
+          <w:color w:val="D86DCB" w:themeColor="accent5" w:themeTint="99"/>
+          <w:sz w:val="36"/>
+          <w:szCs w:val="36"/>
+        </w:rPr>
+        <w:t xml:space="preserve"> dig into the actual status code</w:t>
+      </w:r>
+    </w:p>
+    <w:p>
+      <w:pPr>
+        <w:jc w:val="both"/>
+        <w:rPr>
+          <w:rFonts w:ascii="Calibri" w:hAnsi="Calibri" w:cs="Calibri"/>
+          <w:b/>
+          <w:bCs/>
+          <w:color w:val="D86DCB" w:themeColor="accent5" w:themeTint="99"/>
+          <w:sz w:val="36"/>
+          <w:szCs w:val="36"/>
+        </w:rPr>
+      </w:pPr>
+      <w:r>
+        <w:rPr>
+          <w:rFonts w:ascii="Calibri" w:hAnsi="Calibri" w:cs="Calibri"/>
+          <w:b/>
+          <w:bCs/>
+          <w:color w:val="D86DCB" w:themeColor="accent5" w:themeTint="99"/>
+          <w:sz w:val="36"/>
+          <w:szCs w:val="36"/>
+        </w:rPr>
+        <w:t xml:space="preserve">      return _</w:t>
+      </w:r>
+      <w:proofErr w:type="spellStart"/>
+      <w:r>
+        <w:rPr>
+          <w:rFonts w:ascii="Calibri" w:hAnsi="Calibri" w:cs="Calibri"/>
+          <w:b/>
+          <w:bCs/>
+          <w:color w:val="D86DCB" w:themeColor="accent5" w:themeTint="99"/>
+          <w:sz w:val="36"/>
+          <w:szCs w:val="36"/>
+        </w:rPr>
+        <w:t>handleStatusCode</w:t>
+      </w:r>
+      <w:proofErr w:type="spellEnd"/>
+      <w:r>
+        <w:rPr>
+          <w:rFonts w:ascii="Calibri" w:hAnsi="Calibri" w:cs="Calibri"/>
+          <w:b/>
+          <w:bCs/>
+          <w:color w:val="D86DCB" w:themeColor="accent5" w:themeTint="99"/>
+          <w:sz w:val="36"/>
+          <w:szCs w:val="36"/>
+        </w:rPr>
+        <w:t>(</w:t>
+      </w:r>
       <w:proofErr w:type="gramStart"/>
       <w:r>
         <w:rPr>
           <w:rFonts w:ascii="Calibri" w:hAnsi="Calibri" w:cs="Calibri"/>
           <w:b/>
           <w:bCs/>
-          <w:sz w:val="36"/>
-          <w:szCs w:val="36"/>
-        </w:rPr>
-        <w:t>e.type</w:t>
-      </w:r>
-      <w:proofErr w:type="spellEnd"/>
+          <w:color w:val="D86DCB" w:themeColor="accent5" w:themeTint="99"/>
+          <w:sz w:val="36"/>
+          <w:szCs w:val="36"/>
+        </w:rPr>
+        <w:t>e.response?.</w:t>
+      </w:r>
+      <w:proofErr w:type="spellStart"/>
       <w:proofErr w:type="gramEnd"/>
       <w:r>
         <w:rPr>
           <w:rFonts w:ascii="Calibri" w:hAnsi="Calibri" w:cs="Calibri"/>
-          <w:sz w:val="36"/>
-          <w:szCs w:val="36"/>
-        </w:rPr>
-        <w:t xml:space="preserve"> (category), then only for </w:t>
-      </w:r>
-      <w:proofErr w:type="spellStart"/>
-      <w:r>
-        <w:rPr>
-          <w:rFonts w:ascii="Calibri" w:hAnsi="Calibri" w:cs="Calibri"/>
-          <w:b/>
-          <w:bCs/>
-          <w:sz w:val="36"/>
-          <w:szCs w:val="36"/>
-        </w:rPr>
-        <w:t>DioException.</w:t>
-      </w:r>
-      <w:r>
-        <w:rPr>
-          <w:rFonts w:ascii="Calibri" w:hAnsi="Calibri" w:cs="Calibri"/>
-          <w:b/>
-          <w:bCs/>
-          <w:sz w:val="36"/>
-          <w:szCs w:val="36"/>
-        </w:rPr>
-        <w:t>badResponse</w:t>
-      </w:r>
-      <w:proofErr w:type="spellEnd"/>
-      <w:r>
-        <w:rPr>
-          <w:rFonts w:ascii="Calibri" w:hAnsi="Calibri" w:cs="Calibri"/>
-          <w:b/>
-          <w:bCs/>
-          <w:sz w:val="36"/>
-          <w:szCs w:val="36"/>
-        </w:rPr>
-        <w:t xml:space="preserve"> </w:t>
-      </w:r>
-      <w:r>
-        <w:rPr>
-          <w:rFonts w:ascii="Calibri" w:hAnsi="Calibri" w:cs="Calibri"/>
-          <w:sz w:val="36"/>
-          <w:szCs w:val="36"/>
-        </w:rPr>
-        <w:t xml:space="preserve">the actual </w:t>
-      </w:r>
-      <w:proofErr w:type="spellStart"/>
-      <w:r>
-        <w:rPr>
-          <w:rFonts w:ascii="Calibri" w:hAnsi="Calibri" w:cs="Calibri"/>
-          <w:b/>
-          <w:bCs/>
+          <w:b/>
+          <w:bCs/>
+          <w:color w:val="D86DCB" w:themeColor="accent5" w:themeTint="99"/>
           <w:sz w:val="36"/>
           <w:szCs w:val="36"/>
         </w:rPr>
@@ -25416,11 +26241,885 @@
       <w:r>
         <w:rPr>
           <w:rFonts w:ascii="Calibri" w:hAnsi="Calibri" w:cs="Calibri"/>
-          <w:sz w:val="36"/>
-          <w:szCs w:val="36"/>
-        </w:rPr>
-        <w:t xml:space="preserve"> (specifics). This mirrors our mental model diagram "did it reach the server" is the first fork, "what did the server say" is the second</w:t>
-      </w:r>
+          <w:b/>
+          <w:bCs/>
+          <w:color w:val="D86DCB" w:themeColor="accent5" w:themeTint="99"/>
+          <w:sz w:val="36"/>
+          <w:szCs w:val="36"/>
+        </w:rPr>
+        <w:t>);</w:t>
+      </w:r>
+    </w:p>
+    <w:p>
+      <w:pPr>
+        <w:jc w:val="both"/>
+        <w:rPr>
+          <w:rFonts w:ascii="Calibri" w:hAnsi="Calibri" w:cs="Calibri"/>
+          <w:b/>
+          <w:bCs/>
+          <w:color w:val="D86DCB" w:themeColor="accent5" w:themeTint="99"/>
+          <w:sz w:val="36"/>
+          <w:szCs w:val="36"/>
+        </w:rPr>
+      </w:pPr>
+    </w:p>
+    <w:p>
+      <w:pPr>
+        <w:jc w:val="both"/>
+        <w:rPr>
+          <w:rFonts w:ascii="Calibri" w:hAnsi="Calibri" w:cs="Calibri"/>
+          <w:b/>
+          <w:bCs/>
+          <w:color w:val="D86DCB" w:themeColor="accent5" w:themeTint="99"/>
+          <w:sz w:val="36"/>
+          <w:szCs w:val="36"/>
+        </w:rPr>
+      </w:pPr>
+      <w:r>
+        <w:rPr>
+          <w:rFonts w:ascii="Calibri" w:hAnsi="Calibri" w:cs="Calibri"/>
+          <w:b/>
+          <w:bCs/>
+          <w:color w:val="D86DCB" w:themeColor="accent5" w:themeTint="99"/>
+          <w:sz w:val="36"/>
+          <w:szCs w:val="36"/>
+        </w:rPr>
+        <w:t xml:space="preserve">    case </w:t>
+      </w:r>
+      <w:proofErr w:type="spellStart"/>
+      <w:r>
+        <w:rPr>
+          <w:rFonts w:ascii="Calibri" w:hAnsi="Calibri" w:cs="Calibri"/>
+          <w:b/>
+          <w:bCs/>
+          <w:color w:val="D86DCB" w:themeColor="accent5" w:themeTint="99"/>
+          <w:sz w:val="36"/>
+          <w:szCs w:val="36"/>
+        </w:rPr>
+        <w:t>DioExceptionType.cancel</w:t>
+      </w:r>
+      <w:proofErr w:type="spellEnd"/>
+      <w:r>
+        <w:rPr>
+          <w:rFonts w:ascii="Calibri" w:hAnsi="Calibri" w:cs="Calibri"/>
+          <w:b/>
+          <w:bCs/>
+          <w:color w:val="D86DCB" w:themeColor="accent5" w:themeTint="99"/>
+          <w:sz w:val="36"/>
+          <w:szCs w:val="36"/>
+        </w:rPr>
+        <w:t>:</w:t>
+      </w:r>
+    </w:p>
+    <w:p>
+      <w:pPr>
+        <w:jc w:val="both"/>
+        <w:rPr>
+          <w:rFonts w:ascii="Calibri" w:hAnsi="Calibri" w:cs="Calibri"/>
+          <w:b/>
+          <w:bCs/>
+          <w:color w:val="D86DCB" w:themeColor="accent5" w:themeTint="99"/>
+          <w:sz w:val="36"/>
+          <w:szCs w:val="36"/>
+        </w:rPr>
+      </w:pPr>
+      <w:r>
+        <w:rPr>
+          <w:rFonts w:ascii="Calibri" w:hAnsi="Calibri" w:cs="Calibri"/>
+          <w:b/>
+          <w:bCs/>
+          <w:color w:val="D86DCB" w:themeColor="accent5" w:themeTint="99"/>
+          <w:sz w:val="36"/>
+          <w:szCs w:val="36"/>
+        </w:rPr>
+        <w:t xml:space="preserve">      return 'Request was cancelled.';</w:t>
+      </w:r>
+    </w:p>
+    <w:p>
+      <w:pPr>
+        <w:jc w:val="both"/>
+        <w:rPr>
+          <w:rFonts w:ascii="Calibri" w:hAnsi="Calibri" w:cs="Calibri"/>
+          <w:b/>
+          <w:bCs/>
+          <w:color w:val="D86DCB" w:themeColor="accent5" w:themeTint="99"/>
+          <w:sz w:val="36"/>
+          <w:szCs w:val="36"/>
+        </w:rPr>
+      </w:pPr>
+    </w:p>
+    <w:p>
+      <w:pPr>
+        <w:jc w:val="both"/>
+        <w:rPr>
+          <w:rFonts w:ascii="Calibri" w:hAnsi="Calibri" w:cs="Calibri"/>
+          <w:b/>
+          <w:bCs/>
+          <w:color w:val="D86DCB" w:themeColor="accent5" w:themeTint="99"/>
+          <w:sz w:val="36"/>
+          <w:szCs w:val="36"/>
+        </w:rPr>
+      </w:pPr>
+      <w:r>
+        <w:rPr>
+          <w:rFonts w:ascii="Calibri" w:hAnsi="Calibri" w:cs="Calibri"/>
+          <w:b/>
+          <w:bCs/>
+          <w:color w:val="D86DCB" w:themeColor="accent5" w:themeTint="99"/>
+          <w:sz w:val="36"/>
+          <w:szCs w:val="36"/>
+        </w:rPr>
+        <w:t xml:space="preserve">    case </w:t>
+      </w:r>
+      <w:proofErr w:type="spellStart"/>
+      <w:r>
+        <w:rPr>
+          <w:rFonts w:ascii="Calibri" w:hAnsi="Calibri" w:cs="Calibri"/>
+          <w:b/>
+          <w:bCs/>
+          <w:color w:val="D86DCB" w:themeColor="accent5" w:themeTint="99"/>
+          <w:sz w:val="36"/>
+          <w:szCs w:val="36"/>
+        </w:rPr>
+        <w:t>DioExceptionType.unknown</w:t>
+      </w:r>
+      <w:proofErr w:type="spellEnd"/>
+      <w:r>
+        <w:rPr>
+          <w:rFonts w:ascii="Calibri" w:hAnsi="Calibri" w:cs="Calibri"/>
+          <w:b/>
+          <w:bCs/>
+          <w:color w:val="D86DCB" w:themeColor="accent5" w:themeTint="99"/>
+          <w:sz w:val="36"/>
+          <w:szCs w:val="36"/>
+        </w:rPr>
+        <w:t>:</w:t>
+      </w:r>
+    </w:p>
+    <w:p>
+      <w:pPr>
+        <w:jc w:val="both"/>
+        <w:rPr>
+          <w:rFonts w:ascii="Calibri" w:hAnsi="Calibri" w:cs="Calibri"/>
+          <w:b/>
+          <w:bCs/>
+          <w:color w:val="D86DCB" w:themeColor="accent5" w:themeTint="99"/>
+          <w:sz w:val="36"/>
+          <w:szCs w:val="36"/>
+        </w:rPr>
+      </w:pPr>
+      <w:r>
+        <w:rPr>
+          <w:rFonts w:ascii="Calibri" w:hAnsi="Calibri" w:cs="Calibri"/>
+          <w:b/>
+          <w:bCs/>
+          <w:color w:val="D86DCB" w:themeColor="accent5" w:themeTint="99"/>
+          <w:sz w:val="36"/>
+          <w:szCs w:val="36"/>
+        </w:rPr>
+        <w:t xml:space="preserve">      </w:t>
+      </w:r>
+      <w:proofErr w:type="spellStart"/>
+      <w:r>
+        <w:rPr>
+          <w:rFonts w:ascii="Calibri" w:hAnsi="Calibri" w:cs="Calibri"/>
+          <w:b/>
+          <w:bCs/>
+          <w:color w:val="D86DCB" w:themeColor="accent5" w:themeTint="99"/>
+          <w:sz w:val="36"/>
+          <w:szCs w:val="36"/>
+        </w:rPr>
+        <w:t>debugPrint</w:t>
+      </w:r>
+      <w:proofErr w:type="spellEnd"/>
+      <w:r>
+        <w:rPr>
+          <w:rFonts w:ascii="Calibri" w:hAnsi="Calibri" w:cs="Calibri"/>
+          <w:b/>
+          <w:bCs/>
+          <w:color w:val="D86DCB" w:themeColor="accent5" w:themeTint="99"/>
+          <w:sz w:val="36"/>
+          <w:szCs w:val="36"/>
+        </w:rPr>
+        <w:t>(</w:t>
+      </w:r>
+      <w:proofErr w:type="spellStart"/>
+      <w:proofErr w:type="gramStart"/>
+      <w:r>
+        <w:rPr>
+          <w:rFonts w:ascii="Calibri" w:hAnsi="Calibri" w:cs="Calibri"/>
+          <w:b/>
+          <w:bCs/>
+          <w:color w:val="D86DCB" w:themeColor="accent5" w:themeTint="99"/>
+          <w:sz w:val="36"/>
+          <w:szCs w:val="36"/>
+        </w:rPr>
+        <w:t>e.error</w:t>
+      </w:r>
+      <w:proofErr w:type="spellEnd"/>
+      <w:proofErr w:type="gramEnd"/>
+      <w:r>
+        <w:rPr>
+          <w:rFonts w:ascii="Calibri" w:hAnsi="Calibri" w:cs="Calibri"/>
+          <w:b/>
+          <w:bCs/>
+          <w:color w:val="D86DCB" w:themeColor="accent5" w:themeTint="99"/>
+          <w:sz w:val="36"/>
+          <w:szCs w:val="36"/>
+        </w:rPr>
+        <w:t>); // raw underlying exception</w:t>
+      </w:r>
+    </w:p>
+    <w:p>
+      <w:pPr>
+        <w:jc w:val="both"/>
+        <w:rPr>
+          <w:rFonts w:ascii="Calibri" w:hAnsi="Calibri" w:cs="Calibri"/>
+          <w:b/>
+          <w:bCs/>
+          <w:color w:val="D86DCB" w:themeColor="accent5" w:themeTint="99"/>
+          <w:sz w:val="36"/>
+          <w:szCs w:val="36"/>
+        </w:rPr>
+      </w:pPr>
+      <w:r>
+        <w:rPr>
+          <w:rFonts w:ascii="Calibri" w:hAnsi="Calibri" w:cs="Calibri"/>
+          <w:b/>
+          <w:bCs/>
+          <w:color w:val="D86DCB" w:themeColor="accent5" w:themeTint="99"/>
+          <w:sz w:val="36"/>
+          <w:szCs w:val="36"/>
+        </w:rPr>
+        <w:t xml:space="preserve">      </w:t>
+      </w:r>
+      <w:proofErr w:type="spellStart"/>
+      <w:r>
+        <w:rPr>
+          <w:rFonts w:ascii="Calibri" w:hAnsi="Calibri" w:cs="Calibri"/>
+          <w:b/>
+          <w:bCs/>
+          <w:color w:val="D86DCB" w:themeColor="accent5" w:themeTint="99"/>
+          <w:sz w:val="36"/>
+          <w:szCs w:val="36"/>
+        </w:rPr>
+        <w:t>debugP</w:t>
+      </w:r>
+      <w:r>
+        <w:rPr>
+          <w:rFonts w:ascii="Calibri" w:hAnsi="Calibri" w:cs="Calibri"/>
+          <w:b/>
+          <w:bCs/>
+          <w:color w:val="D86DCB" w:themeColor="accent5" w:themeTint="99"/>
+          <w:sz w:val="36"/>
+          <w:szCs w:val="36"/>
+        </w:rPr>
+        <w:t>rint</w:t>
+      </w:r>
+      <w:r>
+        <w:rPr>
+          <w:rFonts w:ascii="Calibri" w:hAnsi="Calibri" w:cs="Calibri"/>
+          <w:b/>
+          <w:bCs/>
+          <w:color w:val="D86DCB" w:themeColor="accent5" w:themeTint="99"/>
+          <w:sz w:val="36"/>
+          <w:szCs w:val="36"/>
+        </w:rPr>
+        <w:t>Stack</w:t>
+      </w:r>
+      <w:proofErr w:type="spellEnd"/>
+      <w:r>
+        <w:rPr>
+          <w:rFonts w:ascii="Calibri" w:hAnsi="Calibri" w:cs="Calibri"/>
+          <w:b/>
+          <w:bCs/>
+          <w:color w:val="D86DCB" w:themeColor="accent5" w:themeTint="99"/>
+          <w:sz w:val="36"/>
+          <w:szCs w:val="36"/>
+        </w:rPr>
+        <w:t>(</w:t>
+      </w:r>
+      <w:proofErr w:type="spellStart"/>
+      <w:proofErr w:type="gramStart"/>
+      <w:r>
+        <w:rPr>
+          <w:rFonts w:ascii="Calibri" w:hAnsi="Calibri" w:cs="Calibri"/>
+          <w:b/>
+          <w:bCs/>
+          <w:color w:val="D86DCB" w:themeColor="accent5" w:themeTint="99"/>
+          <w:sz w:val="36"/>
+          <w:szCs w:val="36"/>
+        </w:rPr>
+        <w:t>e.stackTrace</w:t>
+      </w:r>
+      <w:proofErr w:type="spellEnd"/>
+      <w:proofErr w:type="gramEnd"/>
+      <w:r>
+        <w:rPr>
+          <w:rFonts w:ascii="Calibri" w:hAnsi="Calibri" w:cs="Calibri"/>
+          <w:b/>
+          <w:bCs/>
+          <w:color w:val="D86DCB" w:themeColor="accent5" w:themeTint="99"/>
+          <w:sz w:val="36"/>
+          <w:szCs w:val="36"/>
+        </w:rPr>
+        <w:t>);</w:t>
+      </w:r>
+    </w:p>
+    <w:p>
+      <w:pPr>
+        <w:jc w:val="both"/>
+        <w:rPr>
+          <w:rFonts w:ascii="Calibri" w:hAnsi="Calibri" w:cs="Calibri"/>
+          <w:b/>
+          <w:bCs/>
+          <w:color w:val="D86DCB" w:themeColor="accent5" w:themeTint="99"/>
+          <w:sz w:val="36"/>
+          <w:szCs w:val="36"/>
+        </w:rPr>
+      </w:pPr>
+      <w:r>
+        <w:rPr>
+          <w:rFonts w:ascii="Calibri" w:hAnsi="Calibri" w:cs="Calibri"/>
+          <w:b/>
+          <w:bCs/>
+          <w:color w:val="D86DCB" w:themeColor="accent5" w:themeTint="99"/>
+          <w:sz w:val="36"/>
+          <w:szCs w:val="36"/>
+        </w:rPr>
+        <w:t xml:space="preserve">      return 'Something went wrong. Please try again.';</w:t>
+      </w:r>
+    </w:p>
+    <w:p>
+      <w:pPr>
+        <w:jc w:val="both"/>
+        <w:rPr>
+          <w:rFonts w:ascii="Calibri" w:hAnsi="Calibri" w:cs="Calibri"/>
+          <w:b/>
+          <w:bCs/>
+          <w:color w:val="D86DCB" w:themeColor="accent5" w:themeTint="99"/>
+          <w:sz w:val="36"/>
+          <w:szCs w:val="36"/>
+        </w:rPr>
+      </w:pPr>
+      <w:r>
+        <w:rPr>
+          <w:rFonts w:ascii="Calibri" w:hAnsi="Calibri" w:cs="Calibri"/>
+          <w:b/>
+          <w:bCs/>
+          <w:color w:val="D86DCB" w:themeColor="accent5" w:themeTint="99"/>
+          <w:sz w:val="36"/>
+          <w:szCs w:val="36"/>
+        </w:rPr>
+        <w:t xml:space="preserve">  }</w:t>
+      </w:r>
+    </w:p>
+    <w:p>
+      <w:pPr>
+        <w:jc w:val="both"/>
+        <w:rPr>
+          <w:rFonts w:ascii="Calibri" w:hAnsi="Calibri" w:cs="Calibri"/>
+          <w:b/>
+          <w:bCs/>
+          <w:color w:val="D86DCB" w:themeColor="accent5" w:themeTint="99"/>
+          <w:sz w:val="36"/>
+          <w:szCs w:val="36"/>
+        </w:rPr>
+      </w:pPr>
+      <w:r>
+        <w:rPr>
+          <w:rFonts w:ascii="Calibri" w:hAnsi="Calibri" w:cs="Calibri"/>
+          <w:b/>
+          <w:bCs/>
+          <w:color w:val="D86DCB" w:themeColor="accent5" w:themeTint="99"/>
+          <w:sz w:val="36"/>
+          <w:szCs w:val="36"/>
+        </w:rPr>
+        <w:t>}</w:t>
+      </w:r>
+    </w:p>
+    <w:p>
+      <w:pPr>
+        <w:jc w:val="both"/>
+        <w:rPr>
+          <w:rFonts w:ascii="Calibri" w:hAnsi="Calibri" w:cs="Calibri"/>
+          <w:b/>
+          <w:bCs/>
+          <w:color w:val="D86DCB" w:themeColor="accent5" w:themeTint="99"/>
+          <w:sz w:val="36"/>
+          <w:szCs w:val="36"/>
+        </w:rPr>
+      </w:pPr>
+    </w:p>
+    <w:p>
+      <w:pPr>
+        <w:jc w:val="both"/>
+        <w:rPr>
+          <w:rFonts w:ascii="Calibri" w:hAnsi="Calibri" w:cs="Calibri"/>
+          <w:b/>
+          <w:bCs/>
+          <w:color w:val="D86DCB" w:themeColor="accent5" w:themeTint="99"/>
+          <w:sz w:val="36"/>
+          <w:szCs w:val="36"/>
+        </w:rPr>
+      </w:pPr>
+      <w:r>
+        <w:rPr>
+          <w:rFonts w:ascii="Calibri" w:hAnsi="Calibri" w:cs="Calibri"/>
+          <w:b/>
+          <w:bCs/>
+          <w:color w:val="D86DCB" w:themeColor="accent5" w:themeTint="99"/>
+          <w:sz w:val="36"/>
+          <w:szCs w:val="36"/>
+        </w:rPr>
+        <w:t>String _</w:t>
+      </w:r>
+      <w:proofErr w:type="spellStart"/>
+      <w:proofErr w:type="gramStart"/>
+      <w:r>
+        <w:rPr>
+          <w:rFonts w:ascii="Calibri" w:hAnsi="Calibri" w:cs="Calibri"/>
+          <w:b/>
+          <w:bCs/>
+          <w:color w:val="D86DCB" w:themeColor="accent5" w:themeTint="99"/>
+          <w:sz w:val="36"/>
+          <w:szCs w:val="36"/>
+        </w:rPr>
+        <w:t>handleStatusCode</w:t>
+      </w:r>
+      <w:proofErr w:type="spellEnd"/>
+      <w:r>
+        <w:rPr>
+          <w:rFonts w:ascii="Calibri" w:hAnsi="Calibri" w:cs="Calibri"/>
+          <w:b/>
+          <w:bCs/>
+          <w:color w:val="D86DCB" w:themeColor="accent5" w:themeTint="99"/>
+          <w:sz w:val="36"/>
+          <w:szCs w:val="36"/>
+        </w:rPr>
+        <w:t>(</w:t>
+      </w:r>
+      <w:proofErr w:type="gramEnd"/>
+      <w:r>
+        <w:rPr>
+          <w:rFonts w:ascii="Calibri" w:hAnsi="Calibri" w:cs="Calibri"/>
+          <w:b/>
+          <w:bCs/>
+          <w:color w:val="D86DCB" w:themeColor="accent5" w:themeTint="99"/>
+          <w:sz w:val="36"/>
+          <w:szCs w:val="36"/>
+        </w:rPr>
+        <w:t xml:space="preserve">int? </w:t>
+      </w:r>
+      <w:proofErr w:type="spellStart"/>
+      <w:r>
+        <w:rPr>
+          <w:rFonts w:ascii="Calibri" w:hAnsi="Calibri" w:cs="Calibri"/>
+          <w:b/>
+          <w:bCs/>
+          <w:color w:val="D86DCB" w:themeColor="accent5" w:themeTint="99"/>
+          <w:sz w:val="36"/>
+          <w:szCs w:val="36"/>
+        </w:rPr>
+        <w:t>statusCode</w:t>
+      </w:r>
+      <w:proofErr w:type="spellEnd"/>
+      <w:r>
+        <w:rPr>
+          <w:rFonts w:ascii="Calibri" w:hAnsi="Calibri" w:cs="Calibri"/>
+          <w:b/>
+          <w:bCs/>
+          <w:color w:val="D86DCB" w:themeColor="accent5" w:themeTint="99"/>
+          <w:sz w:val="36"/>
+          <w:szCs w:val="36"/>
+        </w:rPr>
+        <w:t>) {</w:t>
+      </w:r>
+    </w:p>
+    <w:p>
+      <w:pPr>
+        <w:jc w:val="both"/>
+        <w:rPr>
+          <w:rFonts w:ascii="Calibri" w:hAnsi="Calibri" w:cs="Calibri"/>
+          <w:b/>
+          <w:bCs/>
+          <w:color w:val="D86DCB" w:themeColor="accent5" w:themeTint="99"/>
+          <w:sz w:val="36"/>
+          <w:szCs w:val="36"/>
+        </w:rPr>
+      </w:pPr>
+      <w:r>
+        <w:rPr>
+          <w:rFonts w:ascii="Calibri" w:hAnsi="Calibri" w:cs="Calibri"/>
+          <w:b/>
+          <w:bCs/>
+          <w:color w:val="D86DCB" w:themeColor="accent5" w:themeTint="99"/>
+          <w:sz w:val="36"/>
+          <w:szCs w:val="36"/>
+        </w:rPr>
+        <w:t xml:space="preserve">  switch (</w:t>
+      </w:r>
+      <w:proofErr w:type="spellStart"/>
+      <w:r>
+        <w:rPr>
+          <w:rFonts w:ascii="Calibri" w:hAnsi="Calibri" w:cs="Calibri"/>
+          <w:b/>
+          <w:bCs/>
+          <w:color w:val="D86DCB" w:themeColor="accent5" w:themeTint="99"/>
+          <w:sz w:val="36"/>
+          <w:szCs w:val="36"/>
+        </w:rPr>
+        <w:t>statusCode</w:t>
+      </w:r>
+      <w:proofErr w:type="spellEnd"/>
+      <w:r>
+        <w:rPr>
+          <w:rFonts w:ascii="Calibri" w:hAnsi="Calibri" w:cs="Calibri"/>
+          <w:b/>
+          <w:bCs/>
+          <w:color w:val="D86DCB" w:themeColor="accent5" w:themeTint="99"/>
+          <w:sz w:val="36"/>
+          <w:szCs w:val="36"/>
+        </w:rPr>
+        <w:t>) {</w:t>
+      </w:r>
+    </w:p>
+    <w:p>
+      <w:pPr>
+        <w:jc w:val="both"/>
+        <w:rPr>
+          <w:rFonts w:ascii="Calibri" w:hAnsi="Calibri" w:cs="Calibri"/>
+          <w:b/>
+          <w:bCs/>
+          <w:color w:val="D86DCB" w:themeColor="accent5" w:themeTint="99"/>
+          <w:sz w:val="36"/>
+          <w:szCs w:val="36"/>
+        </w:rPr>
+      </w:pPr>
+      <w:r>
+        <w:rPr>
+          <w:rFonts w:ascii="Calibri" w:hAnsi="Calibri" w:cs="Calibri"/>
+          <w:b/>
+          <w:bCs/>
+          <w:color w:val="D86DCB" w:themeColor="accent5" w:themeTint="99"/>
+          <w:sz w:val="36"/>
+          <w:szCs w:val="36"/>
+        </w:rPr>
+        <w:t xml:space="preserve">    case 400:</w:t>
+      </w:r>
+    </w:p>
+    <w:p>
+      <w:pPr>
+        <w:jc w:val="both"/>
+        <w:rPr>
+          <w:rFonts w:ascii="Calibri" w:hAnsi="Calibri" w:cs="Calibri"/>
+          <w:b/>
+          <w:bCs/>
+          <w:color w:val="D86DCB" w:themeColor="accent5" w:themeTint="99"/>
+          <w:sz w:val="36"/>
+          <w:szCs w:val="36"/>
+        </w:rPr>
+      </w:pPr>
+      <w:r>
+        <w:rPr>
+          <w:rFonts w:ascii="Calibri" w:hAnsi="Calibri" w:cs="Calibri"/>
+          <w:b/>
+          <w:bCs/>
+          <w:color w:val="D86DCB" w:themeColor="accent5" w:themeTint="99"/>
+          <w:sz w:val="36"/>
+          <w:szCs w:val="36"/>
+        </w:rPr>
+        <w:t xml:space="preserve">      return 'Invalid request.';</w:t>
+      </w:r>
+    </w:p>
+    <w:p>
+      <w:pPr>
+        <w:jc w:val="both"/>
+        <w:rPr>
+          <w:rFonts w:ascii="Calibri" w:hAnsi="Calibri" w:cs="Calibri"/>
+          <w:b/>
+          <w:bCs/>
+          <w:color w:val="D86DCB" w:themeColor="accent5" w:themeTint="99"/>
+          <w:sz w:val="36"/>
+          <w:szCs w:val="36"/>
+        </w:rPr>
+      </w:pPr>
+      <w:r>
+        <w:rPr>
+          <w:rFonts w:ascii="Calibri" w:hAnsi="Calibri" w:cs="Calibri"/>
+          <w:b/>
+          <w:bCs/>
+          <w:color w:val="D86DCB" w:themeColor="accent5" w:themeTint="99"/>
+          <w:sz w:val="36"/>
+          <w:szCs w:val="36"/>
+        </w:rPr>
+        <w:t xml:space="preserve">    case 401:</w:t>
+      </w:r>
+    </w:p>
+    <w:p>
+      <w:pPr>
+        <w:jc w:val="both"/>
+        <w:rPr>
+          <w:rFonts w:ascii="Calibri" w:hAnsi="Calibri" w:cs="Calibri"/>
+          <w:b/>
+          <w:bCs/>
+          <w:color w:val="D86DCB" w:themeColor="accent5" w:themeTint="99"/>
+          <w:sz w:val="36"/>
+          <w:szCs w:val="36"/>
+        </w:rPr>
+      </w:pPr>
+      <w:r>
+        <w:rPr>
+          <w:rFonts w:ascii="Calibri" w:hAnsi="Calibri" w:cs="Calibri"/>
+          <w:b/>
+          <w:bCs/>
+          <w:color w:val="D86DCB" w:themeColor="accent5" w:themeTint="99"/>
+          <w:sz w:val="36"/>
+          <w:szCs w:val="36"/>
+        </w:rPr>
+        <w:t xml:space="preserve">      return 'Session expired. Please log in again.';</w:t>
+      </w:r>
+    </w:p>
+    <w:p>
+      <w:pPr>
+        <w:jc w:val="both"/>
+        <w:rPr>
+          <w:rFonts w:ascii="Calibri" w:hAnsi="Calibri" w:cs="Calibri"/>
+          <w:b/>
+          <w:bCs/>
+          <w:color w:val="D86DCB" w:themeColor="accent5" w:themeTint="99"/>
+          <w:sz w:val="36"/>
+          <w:szCs w:val="36"/>
+        </w:rPr>
+      </w:pPr>
+      <w:r>
+        <w:rPr>
+          <w:rFonts w:ascii="Calibri" w:hAnsi="Calibri" w:cs="Calibri"/>
+          <w:b/>
+          <w:bCs/>
+          <w:color w:val="D86DCB" w:themeColor="accent5" w:themeTint="99"/>
+          <w:sz w:val="36"/>
+          <w:szCs w:val="36"/>
+        </w:rPr>
+        <w:t xml:space="preserve">    case 404:</w:t>
+      </w:r>
+    </w:p>
+    <w:p>
+      <w:pPr>
+        <w:jc w:val="both"/>
+        <w:rPr>
+          <w:rFonts w:ascii="Calibri" w:hAnsi="Calibri" w:cs="Calibri"/>
+          <w:b/>
+          <w:bCs/>
+          <w:color w:val="D86DCB" w:themeColor="accent5" w:themeTint="99"/>
+          <w:sz w:val="36"/>
+          <w:szCs w:val="36"/>
+        </w:rPr>
+      </w:pPr>
+      <w:r>
+        <w:rPr>
+          <w:rFonts w:ascii="Calibri" w:hAnsi="Calibri" w:cs="Calibri"/>
+          <w:b/>
+          <w:bCs/>
+          <w:color w:val="D86DCB" w:themeColor="accent5" w:themeTint="99"/>
+          <w:sz w:val="36"/>
+          <w:szCs w:val="36"/>
+        </w:rPr>
+        <w:lastRenderedPageBreak/>
+        <w:t xml:space="preserve">      return 'Resource not found.';</w:t>
+      </w:r>
+    </w:p>
+    <w:p>
+      <w:pPr>
+        <w:jc w:val="both"/>
+        <w:rPr>
+          <w:rFonts w:ascii="Calibri" w:hAnsi="Calibri" w:cs="Calibri"/>
+          <w:b/>
+          <w:bCs/>
+          <w:color w:val="D86DCB" w:themeColor="accent5" w:themeTint="99"/>
+          <w:sz w:val="36"/>
+          <w:szCs w:val="36"/>
+        </w:rPr>
+      </w:pPr>
+      <w:r>
+        <w:rPr>
+          <w:rFonts w:ascii="Calibri" w:hAnsi="Calibri" w:cs="Calibri"/>
+          <w:b/>
+          <w:bCs/>
+          <w:color w:val="D86DCB" w:themeColor="accent5" w:themeTint="99"/>
+          <w:sz w:val="36"/>
+          <w:szCs w:val="36"/>
+        </w:rPr>
+        <w:t xml:space="preserve">    case 500:</w:t>
+      </w:r>
+    </w:p>
+    <w:p>
+      <w:pPr>
+        <w:jc w:val="both"/>
+        <w:rPr>
+          <w:rFonts w:ascii="Calibri" w:hAnsi="Calibri" w:cs="Calibri"/>
+          <w:b/>
+          <w:bCs/>
+          <w:color w:val="D86DCB" w:themeColor="accent5" w:themeTint="99"/>
+          <w:sz w:val="36"/>
+          <w:szCs w:val="36"/>
+        </w:rPr>
+      </w:pPr>
+      <w:r>
+        <w:rPr>
+          <w:rFonts w:ascii="Calibri" w:hAnsi="Calibri" w:cs="Calibri"/>
+          <w:b/>
+          <w:bCs/>
+          <w:color w:val="D86DCB" w:themeColor="accent5" w:themeTint="99"/>
+          <w:sz w:val="36"/>
+          <w:szCs w:val="36"/>
+        </w:rPr>
+        <w:t xml:space="preserve">      return 'Server error. Please try again later.';</w:t>
+      </w:r>
+    </w:p>
+    <w:p>
+      <w:pPr>
+        <w:jc w:val="both"/>
+        <w:rPr>
+          <w:rFonts w:ascii="Calibri" w:hAnsi="Calibri" w:cs="Calibri"/>
+          <w:b/>
+          <w:bCs/>
+          <w:color w:val="D86DCB" w:themeColor="accent5" w:themeTint="99"/>
+          <w:sz w:val="36"/>
+          <w:szCs w:val="36"/>
+        </w:rPr>
+      </w:pPr>
+      <w:r>
+        <w:rPr>
+          <w:rFonts w:ascii="Calibri" w:hAnsi="Calibri" w:cs="Calibri"/>
+          <w:b/>
+          <w:bCs/>
+          <w:color w:val="D86DCB" w:themeColor="accent5" w:themeTint="99"/>
+          <w:sz w:val="36"/>
+          <w:szCs w:val="36"/>
+        </w:rPr>
+        <w:t xml:space="preserve">    default:</w:t>
+      </w:r>
+    </w:p>
+    <w:p>
+      <w:pPr>
+        <w:jc w:val="both"/>
+        <w:rPr>
+          <w:rFonts w:ascii="Calibri" w:hAnsi="Calibri" w:cs="Calibri"/>
+          <w:b/>
+          <w:bCs/>
+          <w:color w:val="D86DCB" w:themeColor="accent5" w:themeTint="99"/>
+          <w:sz w:val="36"/>
+          <w:szCs w:val="36"/>
+        </w:rPr>
+      </w:pPr>
+      <w:r>
+        <w:rPr>
+          <w:rFonts w:ascii="Calibri" w:hAnsi="Calibri" w:cs="Calibri"/>
+          <w:b/>
+          <w:bCs/>
+          <w:color w:val="D86DCB" w:themeColor="accent5" w:themeTint="99"/>
+          <w:sz w:val="36"/>
+          <w:szCs w:val="36"/>
+        </w:rPr>
+        <w:t xml:space="preserve">      return 'Unexpected error occurred.';</w:t>
+      </w:r>
+    </w:p>
+    <w:p>
+      <w:pPr>
+        <w:jc w:val="both"/>
+        <w:rPr>
+          <w:rFonts w:ascii="Calibri" w:hAnsi="Calibri" w:cs="Calibri"/>
+          <w:b/>
+          <w:bCs/>
+          <w:color w:val="D86DCB" w:themeColor="accent5" w:themeTint="99"/>
+          <w:sz w:val="36"/>
+          <w:szCs w:val="36"/>
+        </w:rPr>
+      </w:pPr>
+      <w:r>
+        <w:rPr>
+          <w:rFonts w:ascii="Calibri" w:hAnsi="Calibri" w:cs="Calibri"/>
+          <w:b/>
+          <w:bCs/>
+          <w:color w:val="D86DCB" w:themeColor="accent5" w:themeTint="99"/>
+          <w:sz w:val="36"/>
+          <w:szCs w:val="36"/>
+        </w:rPr>
+        <w:t xml:space="preserve">  }</w:t>
+      </w:r>
+    </w:p>
+    <w:p>
+      <w:pPr>
+        <w:jc w:val="both"/>
+        <w:rPr>
+          <w:rFonts w:ascii="Calibri" w:hAnsi="Calibri" w:cs="Calibri"/>
+          <w:color w:val="D86DCB" w:themeColor="accent5" w:themeTint="99"/>
+          <w:sz w:val="36"/>
+          <w:szCs w:val="36"/>
+        </w:rPr>
+      </w:pPr>
+      <w:r>
+        <w:rPr>
+          <w:rFonts w:ascii="Calibri" w:hAnsi="Calibri" w:cs="Calibri"/>
+          <w:b/>
+          <w:bCs/>
+          <w:color w:val="D86DCB" w:themeColor="accent5" w:themeTint="99"/>
+          <w:sz w:val="36"/>
+          <w:szCs w:val="36"/>
+        </w:rPr>
+        <w:t>}</w:t>
+      </w:r>
+    </w:p>
+    <w:p>
+      <w:pPr>
+        <w:jc w:val="both"/>
+        <w:rPr>
+          <w:rFonts w:ascii="Calibri" w:hAnsi="Calibri" w:cs="Calibri"/>
+          <w:sz w:val="36"/>
+          <w:szCs w:val="36"/>
+        </w:rPr>
+      </w:pPr>
+      <w:r>
+        <w:rPr>
+          <w:rFonts w:ascii="Calibri" w:hAnsi="Calibri" w:cs="Calibri"/>
+          <w:sz w:val="36"/>
+          <w:szCs w:val="36"/>
+        </w:rPr>
+        <w:t xml:space="preserve"># Use </w:t>
+      </w:r>
+      <w:proofErr w:type="spellStart"/>
+      <w:r>
+        <w:rPr>
+          <w:rFonts w:ascii="Calibri" w:hAnsi="Calibri" w:cs="Calibri"/>
+          <w:b/>
+          <w:bCs/>
+          <w:sz w:val="36"/>
+          <w:szCs w:val="36"/>
+        </w:rPr>
+        <w:t>DioException</w:t>
+      </w:r>
+      <w:proofErr w:type="spellEnd"/>
+      <w:r>
+        <w:rPr>
+          <w:rFonts w:ascii="Calibri" w:hAnsi="Calibri" w:cs="Calibri"/>
+          <w:sz w:val="36"/>
+          <w:szCs w:val="36"/>
+        </w:rPr>
+        <w:t xml:space="preserve"> with </w:t>
+      </w:r>
+      <w:proofErr w:type="spellStart"/>
+      <w:r>
+        <w:rPr>
+          <w:rFonts w:ascii="Calibri" w:hAnsi="Calibri" w:cs="Calibri"/>
+          <w:b/>
+          <w:bCs/>
+          <w:sz w:val="36"/>
+          <w:szCs w:val="36"/>
+        </w:rPr>
+        <w:t>ApiResponse</w:t>
+      </w:r>
+      <w:proofErr w:type="spellEnd"/>
     </w:p>
     <w:p>
       <w:pPr>
@@ -25467,7 +27166,31 @@
           <w:sz w:val="36"/>
           <w:szCs w:val="36"/>
         </w:rPr>
-        <w:t xml:space="preserve">String </w:t>
+        <w:t>Future&lt;</w:t>
+      </w:r>
+      <w:proofErr w:type="spellStart"/>
+      <w:r>
+        <w:rPr>
+          <w:rFonts w:ascii="Calibri" w:hAnsi="Calibri" w:cs="Calibri"/>
+          <w:b/>
+          <w:bCs/>
+          <w:color w:val="D86DCB" w:themeColor="accent5" w:themeTint="99"/>
+          <w:sz w:val="36"/>
+          <w:szCs w:val="36"/>
+        </w:rPr>
+        <w:t>ApiResponse</w:t>
+      </w:r>
+      <w:proofErr w:type="spellEnd"/>
+      <w:r>
+        <w:rPr>
+          <w:rFonts w:ascii="Calibri" w:hAnsi="Calibri" w:cs="Calibri"/>
+          <w:b/>
+          <w:bCs/>
+          <w:color w:val="D86DCB" w:themeColor="accent5" w:themeTint="99"/>
+          <w:sz w:val="36"/>
+          <w:szCs w:val="36"/>
+        </w:rPr>
+        <w:t xml:space="preserve">&gt; </w:t>
       </w:r>
       <w:proofErr w:type="spellStart"/>
       <w:proofErr w:type="gramStart"/>
@@ -25480,7 +27203,7 @@
           <w:sz w:val="36"/>
           <w:szCs w:val="36"/>
         </w:rPr>
-        <w:t>getErrorMessage</w:t>
+        <w:t>getRequest</w:t>
       </w:r>
       <w:proofErr w:type="spellEnd"/>
       <w:r>
@@ -25494,7 +27217,6 @@
         </w:rPr>
         <w:t>(</w:t>
       </w:r>
-      <w:proofErr w:type="spellStart"/>
       <w:proofErr w:type="gramEnd"/>
       <w:r>
         <w:rPr>
@@ -25505,6 +27227,358 @@
           <w:sz w:val="36"/>
           <w:szCs w:val="36"/>
         </w:rPr>
+        <w:t>{required String path}) async {</w:t>
+      </w:r>
+    </w:p>
+    <w:p>
+      <w:pPr>
+        <w:jc w:val="both"/>
+        <w:rPr>
+          <w:rFonts w:ascii="Calibri" w:hAnsi="Calibri" w:cs="Calibri"/>
+          <w:b/>
+          <w:bCs/>
+          <w:color w:val="D86DCB" w:themeColor="accent5" w:themeTint="99"/>
+          <w:sz w:val="36"/>
+          <w:szCs w:val="36"/>
+        </w:rPr>
+      </w:pPr>
+      <w:r>
+        <w:rPr>
+          <w:rFonts w:ascii="Calibri" w:hAnsi="Calibri" w:cs="Calibri"/>
+          <w:b/>
+          <w:bCs/>
+          <w:color w:val="D86DCB" w:themeColor="accent5" w:themeTint="99"/>
+          <w:sz w:val="36"/>
+          <w:szCs w:val="36"/>
+        </w:rPr>
+        <w:t xml:space="preserve">  try {</w:t>
+      </w:r>
+    </w:p>
+    <w:p>
+      <w:pPr>
+        <w:jc w:val="both"/>
+        <w:rPr>
+          <w:rFonts w:ascii="Calibri" w:hAnsi="Calibri" w:cs="Calibri"/>
+          <w:b/>
+          <w:bCs/>
+          <w:color w:val="D86DCB" w:themeColor="accent5" w:themeTint="99"/>
+          <w:sz w:val="36"/>
+          <w:szCs w:val="36"/>
+        </w:rPr>
+      </w:pPr>
+      <w:r>
+        <w:rPr>
+          <w:rFonts w:ascii="Calibri" w:hAnsi="Calibri" w:cs="Calibri"/>
+          <w:b/>
+          <w:bCs/>
+          <w:color w:val="D86DCB" w:themeColor="accent5" w:themeTint="99"/>
+          <w:sz w:val="36"/>
+          <w:szCs w:val="36"/>
+        </w:rPr>
+        <w:t xml:space="preserve">    final response = await _</w:t>
+      </w:r>
+      <w:proofErr w:type="spellStart"/>
+      <w:r>
+        <w:rPr>
+          <w:rFonts w:ascii="Calibri" w:hAnsi="Calibri" w:cs="Calibri"/>
+          <w:b/>
+          <w:bCs/>
+          <w:color w:val="D86DCB" w:themeColor="accent5" w:themeTint="99"/>
+          <w:sz w:val="36"/>
+          <w:szCs w:val="36"/>
+        </w:rPr>
+        <w:t>dio.get</w:t>
+      </w:r>
+      <w:proofErr w:type="spellEnd"/>
+      <w:r>
+        <w:rPr>
+          <w:rFonts w:ascii="Calibri" w:hAnsi="Calibri" w:cs="Calibri"/>
+          <w:b/>
+          <w:bCs/>
+          <w:color w:val="D86DCB" w:themeColor="accent5" w:themeTint="99"/>
+          <w:sz w:val="36"/>
+          <w:szCs w:val="36"/>
+        </w:rPr>
+        <w:t>(path);</w:t>
+      </w:r>
+    </w:p>
+    <w:p>
+      <w:pPr>
+        <w:jc w:val="both"/>
+        <w:rPr>
+          <w:rFonts w:ascii="Calibri" w:hAnsi="Calibri" w:cs="Calibri"/>
+          <w:b/>
+          <w:bCs/>
+          <w:color w:val="D86DCB" w:themeColor="accent5" w:themeTint="99"/>
+          <w:sz w:val="36"/>
+          <w:szCs w:val="36"/>
+        </w:rPr>
+      </w:pPr>
+      <w:r>
+        <w:rPr>
+          <w:rFonts w:ascii="Calibri" w:hAnsi="Calibri" w:cs="Calibri"/>
+          <w:b/>
+          <w:bCs/>
+          <w:color w:val="D86DCB" w:themeColor="accent5" w:themeTint="99"/>
+          <w:sz w:val="36"/>
+          <w:szCs w:val="36"/>
+        </w:rPr>
+        <w:t xml:space="preserve">    return </w:t>
+      </w:r>
+      <w:proofErr w:type="spellStart"/>
+      <w:proofErr w:type="gramStart"/>
+      <w:r>
+        <w:rPr>
+          <w:rFonts w:ascii="Calibri" w:hAnsi="Calibri" w:cs="Calibri"/>
+          <w:b/>
+          <w:bCs/>
+          <w:color w:val="D86DCB" w:themeColor="accent5" w:themeTint="99"/>
+          <w:sz w:val="36"/>
+          <w:szCs w:val="36"/>
+        </w:rPr>
+        <w:t>ApiResponse</w:t>
+      </w:r>
+      <w:proofErr w:type="spellEnd"/>
+      <w:r>
+        <w:rPr>
+          <w:rFonts w:ascii="Calibri" w:hAnsi="Calibri" w:cs="Calibri"/>
+          <w:b/>
+          <w:bCs/>
+          <w:color w:val="D86DCB" w:themeColor="accent5" w:themeTint="99"/>
+          <w:sz w:val="36"/>
+          <w:szCs w:val="36"/>
+        </w:rPr>
+        <w:t>(</w:t>
+      </w:r>
+      <w:proofErr w:type="gramEnd"/>
+    </w:p>
+    <w:p>
+      <w:pPr>
+        <w:jc w:val="both"/>
+        <w:rPr>
+          <w:rFonts w:ascii="Calibri" w:hAnsi="Calibri" w:cs="Calibri"/>
+          <w:b/>
+          <w:bCs/>
+          <w:color w:val="D86DCB" w:themeColor="accent5" w:themeTint="99"/>
+          <w:sz w:val="36"/>
+          <w:szCs w:val="36"/>
+        </w:rPr>
+      </w:pPr>
+      <w:r>
+        <w:rPr>
+          <w:rFonts w:ascii="Calibri" w:hAnsi="Calibri" w:cs="Calibri"/>
+          <w:b/>
+          <w:bCs/>
+          <w:color w:val="D86DCB" w:themeColor="accent5" w:themeTint="99"/>
+          <w:sz w:val="36"/>
+          <w:szCs w:val="36"/>
+        </w:rPr>
+        <w:t xml:space="preserve">      body: </w:t>
+      </w:r>
+      <w:proofErr w:type="spellStart"/>
+      <w:r>
+        <w:rPr>
+          <w:rFonts w:ascii="Calibri" w:hAnsi="Calibri" w:cs="Calibri"/>
+          <w:b/>
+          <w:bCs/>
+          <w:color w:val="D86DCB" w:themeColor="accent5" w:themeTint="99"/>
+          <w:sz w:val="36"/>
+          <w:szCs w:val="36"/>
+        </w:rPr>
+        <w:t>response.data</w:t>
+      </w:r>
+      <w:proofErr w:type="spellEnd"/>
+      <w:r>
+        <w:rPr>
+          <w:rFonts w:ascii="Calibri" w:hAnsi="Calibri" w:cs="Calibri"/>
+          <w:b/>
+          <w:bCs/>
+          <w:color w:val="D86DCB" w:themeColor="accent5" w:themeTint="99"/>
+          <w:sz w:val="36"/>
+          <w:szCs w:val="36"/>
+        </w:rPr>
+        <w:t>,</w:t>
+      </w:r>
+    </w:p>
+    <w:p>
+      <w:pPr>
+        <w:jc w:val="both"/>
+        <w:rPr>
+          <w:rFonts w:ascii="Calibri" w:hAnsi="Calibri" w:cs="Calibri"/>
+          <w:b/>
+          <w:bCs/>
+          <w:color w:val="D86DCB" w:themeColor="accent5" w:themeTint="99"/>
+          <w:sz w:val="36"/>
+          <w:szCs w:val="36"/>
+        </w:rPr>
+      </w:pPr>
+      <w:r>
+        <w:rPr>
+          <w:rFonts w:ascii="Calibri" w:hAnsi="Calibri" w:cs="Calibri"/>
+          <w:b/>
+          <w:bCs/>
+          <w:color w:val="D86DCB" w:themeColor="accent5" w:themeTint="99"/>
+          <w:sz w:val="36"/>
+          <w:szCs w:val="36"/>
+        </w:rPr>
+        <w:t xml:space="preserve">      </w:t>
+      </w:r>
+      <w:proofErr w:type="spellStart"/>
+      <w:r>
+        <w:rPr>
+          <w:rFonts w:ascii="Calibri" w:hAnsi="Calibri" w:cs="Calibri"/>
+          <w:b/>
+          <w:bCs/>
+          <w:color w:val="D86DCB" w:themeColor="accent5" w:themeTint="99"/>
+          <w:sz w:val="36"/>
+          <w:szCs w:val="36"/>
+        </w:rPr>
+        <w:t>statusCode</w:t>
+      </w:r>
+      <w:proofErr w:type="spellEnd"/>
+      <w:r>
+        <w:rPr>
+          <w:rFonts w:ascii="Calibri" w:hAnsi="Calibri" w:cs="Calibri"/>
+          <w:b/>
+          <w:bCs/>
+          <w:color w:val="D86DCB" w:themeColor="accent5" w:themeTint="99"/>
+          <w:sz w:val="36"/>
+          <w:szCs w:val="36"/>
+        </w:rPr>
+        <w:t xml:space="preserve">: </w:t>
+      </w:r>
+      <w:proofErr w:type="spellStart"/>
+      <w:proofErr w:type="gramStart"/>
+      <w:r>
+        <w:rPr>
+          <w:rFonts w:ascii="Calibri" w:hAnsi="Calibri" w:cs="Calibri"/>
+          <w:b/>
+          <w:bCs/>
+          <w:color w:val="D86DCB" w:themeColor="accent5" w:themeTint="99"/>
+          <w:sz w:val="36"/>
+          <w:szCs w:val="36"/>
+        </w:rPr>
+        <w:t>response.statusCode</w:t>
+      </w:r>
+      <w:proofErr w:type="spellEnd"/>
+      <w:r>
+        <w:rPr>
+          <w:rFonts w:ascii="Calibri" w:hAnsi="Calibri" w:cs="Calibri"/>
+          <w:b/>
+          <w:bCs/>
+          <w:color w:val="D86DCB" w:themeColor="accent5" w:themeTint="99"/>
+          <w:sz w:val="36"/>
+          <w:szCs w:val="36"/>
+        </w:rPr>
+        <w:t>!,</w:t>
+      </w:r>
+      <w:proofErr w:type="gramEnd"/>
+    </w:p>
+    <w:p>
+      <w:pPr>
+        <w:jc w:val="both"/>
+        <w:rPr>
+          <w:rFonts w:ascii="Calibri" w:hAnsi="Calibri" w:cs="Calibri"/>
+          <w:b/>
+          <w:bCs/>
+          <w:color w:val="D86DCB" w:themeColor="accent5" w:themeTint="99"/>
+          <w:sz w:val="36"/>
+          <w:szCs w:val="36"/>
+        </w:rPr>
+      </w:pPr>
+      <w:r>
+        <w:rPr>
+          <w:rFonts w:ascii="Calibri" w:hAnsi="Calibri" w:cs="Calibri"/>
+          <w:b/>
+          <w:bCs/>
+          <w:color w:val="D86DCB" w:themeColor="accent5" w:themeTint="99"/>
+          <w:sz w:val="36"/>
+          <w:szCs w:val="36"/>
+        </w:rPr>
+        <w:t xml:space="preserve">      </w:t>
+      </w:r>
+      <w:proofErr w:type="spellStart"/>
+      <w:r>
+        <w:rPr>
+          <w:rFonts w:ascii="Calibri" w:hAnsi="Calibri" w:cs="Calibri"/>
+          <w:b/>
+          <w:bCs/>
+          <w:color w:val="D86DCB" w:themeColor="accent5" w:themeTint="99"/>
+          <w:sz w:val="36"/>
+          <w:szCs w:val="36"/>
+        </w:rPr>
+        <w:t>isSuccess</w:t>
+      </w:r>
+      <w:proofErr w:type="spellEnd"/>
+      <w:r>
+        <w:rPr>
+          <w:rFonts w:ascii="Calibri" w:hAnsi="Calibri" w:cs="Calibri"/>
+          <w:b/>
+          <w:bCs/>
+          <w:color w:val="D86DCB" w:themeColor="accent5" w:themeTint="99"/>
+          <w:sz w:val="36"/>
+          <w:szCs w:val="36"/>
+        </w:rPr>
+        <w:t>: true,</w:t>
+      </w:r>
+    </w:p>
+    <w:p>
+      <w:pPr>
+        <w:jc w:val="both"/>
+        <w:rPr>
+          <w:rFonts w:ascii="Calibri" w:hAnsi="Calibri" w:cs="Calibri"/>
+          <w:b/>
+          <w:bCs/>
+          <w:color w:val="D86DCB" w:themeColor="accent5" w:themeTint="99"/>
+          <w:sz w:val="36"/>
+          <w:szCs w:val="36"/>
+        </w:rPr>
+      </w:pPr>
+      <w:r>
+        <w:rPr>
+          <w:rFonts w:ascii="Calibri" w:hAnsi="Calibri" w:cs="Calibri"/>
+          <w:b/>
+          <w:bCs/>
+          <w:color w:val="D86DCB" w:themeColor="accent5" w:themeTint="99"/>
+          <w:sz w:val="36"/>
+          <w:szCs w:val="36"/>
+        </w:rPr>
+        <w:t xml:space="preserve">    );</w:t>
+      </w:r>
+    </w:p>
+    <w:p>
+      <w:pPr>
+        <w:jc w:val="both"/>
+        <w:rPr>
+          <w:rFonts w:ascii="Calibri" w:hAnsi="Calibri" w:cs="Calibri"/>
+          <w:b/>
+          <w:bCs/>
+          <w:color w:val="D86DCB" w:themeColor="accent5" w:themeTint="99"/>
+          <w:sz w:val="36"/>
+          <w:szCs w:val="36"/>
+        </w:rPr>
+      </w:pPr>
+      <w:r>
+        <w:rPr>
+          <w:rFonts w:ascii="Calibri" w:hAnsi="Calibri" w:cs="Calibri"/>
+          <w:b/>
+          <w:bCs/>
+          <w:color w:val="D86DCB" w:themeColor="accent5" w:themeTint="99"/>
+          <w:sz w:val="36"/>
+          <w:szCs w:val="36"/>
+        </w:rPr>
+        <w:t xml:space="preserve">  } on </w:t>
+      </w:r>
+      <w:proofErr w:type="spellStart"/>
+      <w:r>
+        <w:rPr>
+          <w:rFonts w:ascii="Calibri" w:hAnsi="Calibri" w:cs="Calibri"/>
+          <w:b/>
+          <w:bCs/>
+          <w:color w:val="D86DCB" w:themeColor="accent5" w:themeTint="99"/>
+          <w:sz w:val="36"/>
+          <w:szCs w:val="36"/>
+        </w:rPr>
         <w:t>DioException</w:t>
       </w:r>
       <w:proofErr w:type="spellEnd"/>
@@ -25517,31 +27591,31 @@
           <w:sz w:val="36"/>
           <w:szCs w:val="36"/>
         </w:rPr>
-        <w:t xml:space="preserve"> e) {</w:t>
-      </w:r>
-    </w:p>
-    <w:p>
-      <w:pPr>
-        <w:jc w:val="both"/>
-        <w:rPr>
-          <w:rFonts w:ascii="Calibri" w:hAnsi="Calibri" w:cs="Calibri"/>
-          <w:b/>
-          <w:bCs/>
-          <w:color w:val="D86DCB" w:themeColor="accent5" w:themeTint="99"/>
-          <w:sz w:val="36"/>
-          <w:szCs w:val="36"/>
-        </w:rPr>
-      </w:pPr>
-      <w:r>
-        <w:rPr>
-          <w:rFonts w:ascii="Calibri" w:hAnsi="Calibri" w:cs="Calibri"/>
-          <w:b/>
-          <w:bCs/>
-          <w:color w:val="D86DCB" w:themeColor="accent5" w:themeTint="99"/>
-          <w:sz w:val="36"/>
-          <w:szCs w:val="36"/>
-        </w:rPr>
-        <w:t xml:space="preserve">  switch (</w:t>
+        <w:t xml:space="preserve"> catch (e) {</w:t>
+      </w:r>
+    </w:p>
+    <w:p>
+      <w:pPr>
+        <w:jc w:val="both"/>
+        <w:rPr>
+          <w:rFonts w:ascii="Calibri" w:hAnsi="Calibri" w:cs="Calibri"/>
+          <w:b/>
+          <w:bCs/>
+          <w:color w:val="D86DCB" w:themeColor="accent5" w:themeTint="99"/>
+          <w:sz w:val="36"/>
+          <w:szCs w:val="36"/>
+        </w:rPr>
+      </w:pPr>
+      <w:r>
+        <w:rPr>
+          <w:rFonts w:ascii="Calibri" w:hAnsi="Calibri" w:cs="Calibri"/>
+          <w:b/>
+          <w:bCs/>
+          <w:color w:val="D86DCB" w:themeColor="accent5" w:themeTint="99"/>
+          <w:sz w:val="36"/>
+          <w:szCs w:val="36"/>
+        </w:rPr>
+        <w:t xml:space="preserve">    return </w:t>
       </w:r>
       <w:proofErr w:type="spellStart"/>
       <w:proofErr w:type="gramStart"/>
@@ -25554,444 +27628,71 @@
           <w:sz w:val="36"/>
           <w:szCs w:val="36"/>
         </w:rPr>
-        <w:t>e.type</w:t>
-      </w:r>
-      <w:proofErr w:type="spellEnd"/>
+        <w:t>ApiResponse</w:t>
+      </w:r>
+      <w:proofErr w:type="spellEnd"/>
+      <w:r>
+        <w:rPr>
+          <w:rFonts w:ascii="Calibri" w:hAnsi="Calibri" w:cs="Calibri"/>
+          <w:b/>
+          <w:bCs/>
+          <w:color w:val="D86DCB" w:themeColor="accent5" w:themeTint="99"/>
+          <w:sz w:val="36"/>
+          <w:szCs w:val="36"/>
+        </w:rPr>
+        <w:t>(</w:t>
+      </w:r>
       <w:proofErr w:type="gramEnd"/>
-      <w:r>
-        <w:rPr>
-          <w:rFonts w:ascii="Calibri" w:hAnsi="Calibri" w:cs="Calibri"/>
-          <w:b/>
-          <w:bCs/>
-          <w:color w:val="D86DCB" w:themeColor="accent5" w:themeTint="99"/>
-          <w:sz w:val="36"/>
-          <w:szCs w:val="36"/>
-        </w:rPr>
-        <w:t>) {</w:t>
-      </w:r>
-    </w:p>
-    <w:p>
-      <w:pPr>
-        <w:jc w:val="both"/>
-        <w:rPr>
-          <w:rFonts w:ascii="Calibri" w:hAnsi="Calibri" w:cs="Calibri"/>
-          <w:b/>
-          <w:bCs/>
-          <w:color w:val="D86DCB" w:themeColor="accent5" w:themeTint="99"/>
-          <w:sz w:val="36"/>
-          <w:szCs w:val="36"/>
-        </w:rPr>
-      </w:pPr>
-      <w:r>
-        <w:rPr>
-          <w:rFonts w:ascii="Calibri" w:hAnsi="Calibri" w:cs="Calibri"/>
-          <w:b/>
-          <w:bCs/>
-          <w:color w:val="D86DCB" w:themeColor="accent5" w:themeTint="99"/>
-          <w:sz w:val="36"/>
-          <w:szCs w:val="36"/>
-        </w:rPr>
-        <w:t xml:space="preserve">    case </w:t>
-      </w:r>
-      <w:proofErr w:type="spellStart"/>
-      <w:r>
-        <w:rPr>
-          <w:rFonts w:ascii="Calibri" w:hAnsi="Calibri" w:cs="Calibri"/>
-          <w:b/>
-          <w:bCs/>
-          <w:color w:val="D86DCB" w:themeColor="accent5" w:themeTint="99"/>
-          <w:sz w:val="36"/>
-          <w:szCs w:val="36"/>
-        </w:rPr>
-        <w:t>DioExceptionType.connectionTimeout</w:t>
-      </w:r>
-      <w:proofErr w:type="spellEnd"/>
-      <w:r>
-        <w:rPr>
-          <w:rFonts w:ascii="Calibri" w:hAnsi="Calibri" w:cs="Calibri"/>
-          <w:b/>
-          <w:bCs/>
-          <w:color w:val="D86DCB" w:themeColor="accent5" w:themeTint="99"/>
-          <w:sz w:val="36"/>
-          <w:szCs w:val="36"/>
-        </w:rPr>
-        <w:t>:</w:t>
-      </w:r>
-    </w:p>
-    <w:p>
-      <w:pPr>
-        <w:jc w:val="both"/>
-        <w:rPr>
-          <w:rFonts w:ascii="Calibri" w:hAnsi="Calibri" w:cs="Calibri"/>
-          <w:b/>
-          <w:bCs/>
-          <w:color w:val="D86DCB" w:themeColor="accent5" w:themeTint="99"/>
-          <w:sz w:val="36"/>
-          <w:szCs w:val="36"/>
-        </w:rPr>
-      </w:pPr>
-      <w:r>
-        <w:rPr>
-          <w:rFonts w:ascii="Calibri" w:hAnsi="Calibri" w:cs="Calibri"/>
-          <w:b/>
-          <w:bCs/>
-          <w:color w:val="D86DCB" w:themeColor="accent5" w:themeTint="99"/>
-          <w:sz w:val="36"/>
-          <w:szCs w:val="36"/>
-        </w:rPr>
-        <w:t xml:space="preserve">    case </w:t>
-      </w:r>
-      <w:proofErr w:type="spellStart"/>
-      <w:r>
-        <w:rPr>
-          <w:rFonts w:ascii="Calibri" w:hAnsi="Calibri" w:cs="Calibri"/>
-          <w:b/>
-          <w:bCs/>
-          <w:color w:val="D86DCB" w:themeColor="accent5" w:themeTint="99"/>
-          <w:sz w:val="36"/>
-          <w:szCs w:val="36"/>
-        </w:rPr>
-        <w:t>DioExceptionType.sendTimeout</w:t>
-      </w:r>
-      <w:proofErr w:type="spellEnd"/>
-      <w:r>
-        <w:rPr>
-          <w:rFonts w:ascii="Calibri" w:hAnsi="Calibri" w:cs="Calibri"/>
-          <w:b/>
-          <w:bCs/>
-          <w:color w:val="D86DCB" w:themeColor="accent5" w:themeTint="99"/>
-          <w:sz w:val="36"/>
-          <w:szCs w:val="36"/>
-        </w:rPr>
-        <w:t>:</w:t>
-      </w:r>
-    </w:p>
-    <w:p>
-      <w:pPr>
-        <w:jc w:val="both"/>
-        <w:rPr>
-          <w:rFonts w:ascii="Calibri" w:hAnsi="Calibri" w:cs="Calibri"/>
-          <w:b/>
-          <w:bCs/>
-          <w:color w:val="D86DCB" w:themeColor="accent5" w:themeTint="99"/>
-          <w:sz w:val="36"/>
-          <w:szCs w:val="36"/>
-        </w:rPr>
-      </w:pPr>
-      <w:r>
-        <w:rPr>
-          <w:rFonts w:ascii="Calibri" w:hAnsi="Calibri" w:cs="Calibri"/>
-          <w:b/>
-          <w:bCs/>
-          <w:color w:val="D86DCB" w:themeColor="accent5" w:themeTint="99"/>
-          <w:sz w:val="36"/>
-          <w:szCs w:val="36"/>
-        </w:rPr>
-        <w:t xml:space="preserve">    case </w:t>
-      </w:r>
-      <w:proofErr w:type="spellStart"/>
-      <w:r>
-        <w:rPr>
-          <w:rFonts w:ascii="Calibri" w:hAnsi="Calibri" w:cs="Calibri"/>
-          <w:b/>
-          <w:bCs/>
-          <w:color w:val="D86DCB" w:themeColor="accent5" w:themeTint="99"/>
-          <w:sz w:val="36"/>
-          <w:szCs w:val="36"/>
-        </w:rPr>
-        <w:t>DioExceptionType.receiveTimeout</w:t>
-      </w:r>
-      <w:proofErr w:type="spellEnd"/>
-      <w:r>
-        <w:rPr>
-          <w:rFonts w:ascii="Calibri" w:hAnsi="Calibri" w:cs="Calibri"/>
-          <w:b/>
-          <w:bCs/>
-          <w:color w:val="D86DCB" w:themeColor="accent5" w:themeTint="99"/>
-          <w:sz w:val="36"/>
-          <w:szCs w:val="36"/>
-        </w:rPr>
-        <w:t>:</w:t>
-      </w:r>
-    </w:p>
-    <w:p>
-      <w:pPr>
-        <w:jc w:val="both"/>
-        <w:rPr>
-          <w:rFonts w:ascii="Calibri" w:hAnsi="Calibri" w:cs="Calibri"/>
-          <w:b/>
-          <w:bCs/>
-          <w:color w:val="D86DCB" w:themeColor="accent5" w:themeTint="99"/>
-          <w:sz w:val="36"/>
-          <w:szCs w:val="36"/>
-        </w:rPr>
-      </w:pPr>
-      <w:r>
-        <w:rPr>
-          <w:rFonts w:ascii="Calibri" w:hAnsi="Calibri" w:cs="Calibri"/>
-          <w:b/>
-          <w:bCs/>
-          <w:color w:val="D86DCB" w:themeColor="accent5" w:themeTint="99"/>
-          <w:sz w:val="36"/>
-          <w:szCs w:val="36"/>
-        </w:rPr>
-        <w:t xml:space="preserve">      return 'Connection timed out. Please try again.';</w:t>
-      </w:r>
-    </w:p>
-    <w:p>
-      <w:pPr>
-        <w:jc w:val="both"/>
-        <w:rPr>
-          <w:rFonts w:ascii="Calibri" w:hAnsi="Calibri" w:cs="Calibri"/>
-          <w:b/>
-          <w:bCs/>
-          <w:color w:val="D86DCB" w:themeColor="accent5" w:themeTint="99"/>
-          <w:sz w:val="36"/>
-          <w:szCs w:val="36"/>
-        </w:rPr>
-      </w:pPr>
-    </w:p>
-    <w:p>
-      <w:pPr>
-        <w:jc w:val="both"/>
-        <w:rPr>
-          <w:rFonts w:ascii="Calibri" w:hAnsi="Calibri" w:cs="Calibri"/>
-          <w:b/>
-          <w:bCs/>
-          <w:color w:val="D86DCB" w:themeColor="accent5" w:themeTint="99"/>
-          <w:sz w:val="36"/>
-          <w:szCs w:val="36"/>
-        </w:rPr>
-      </w:pPr>
-      <w:r>
-        <w:rPr>
-          <w:rFonts w:ascii="Calibri" w:hAnsi="Calibri" w:cs="Calibri"/>
-          <w:b/>
-          <w:bCs/>
-          <w:color w:val="D86DCB" w:themeColor="accent5" w:themeTint="99"/>
-          <w:sz w:val="36"/>
-          <w:szCs w:val="36"/>
-        </w:rPr>
-        <w:t xml:space="preserve">    case </w:t>
-      </w:r>
-      <w:proofErr w:type="spellStart"/>
-      <w:r>
-        <w:rPr>
-          <w:rFonts w:ascii="Calibri" w:hAnsi="Calibri" w:cs="Calibri"/>
-          <w:b/>
-          <w:bCs/>
-          <w:color w:val="D86DCB" w:themeColor="accent5" w:themeTint="99"/>
-          <w:sz w:val="36"/>
-          <w:szCs w:val="36"/>
-        </w:rPr>
-        <w:t>DioExceptionType.connectionError</w:t>
-      </w:r>
-      <w:proofErr w:type="spellEnd"/>
-      <w:r>
-        <w:rPr>
-          <w:rFonts w:ascii="Calibri" w:hAnsi="Calibri" w:cs="Calibri"/>
-          <w:b/>
-          <w:bCs/>
-          <w:color w:val="D86DCB" w:themeColor="accent5" w:themeTint="99"/>
-          <w:sz w:val="36"/>
-          <w:szCs w:val="36"/>
-        </w:rPr>
-        <w:t>:</w:t>
-      </w:r>
-    </w:p>
-    <w:p>
-      <w:pPr>
-        <w:jc w:val="both"/>
-        <w:rPr>
-          <w:rFonts w:ascii="Calibri" w:hAnsi="Calibri" w:cs="Calibri"/>
-          <w:b/>
-          <w:bCs/>
-          <w:color w:val="D86DCB" w:themeColor="accent5" w:themeTint="99"/>
-          <w:sz w:val="36"/>
-          <w:szCs w:val="36"/>
-        </w:rPr>
-      </w:pPr>
-      <w:r>
-        <w:rPr>
-          <w:rFonts w:ascii="Calibri" w:hAnsi="Calibri" w:cs="Calibri"/>
-          <w:b/>
-          <w:bCs/>
-          <w:color w:val="D86DCB" w:themeColor="accent5" w:themeTint="99"/>
-          <w:sz w:val="36"/>
-          <w:szCs w:val="36"/>
-        </w:rPr>
-        <w:t xml:space="preserve">      return 'No internet connection. Please check your network.';</w:t>
-      </w:r>
-    </w:p>
-    <w:p>
-      <w:pPr>
-        <w:jc w:val="both"/>
-        <w:rPr>
-          <w:rFonts w:ascii="Calibri" w:hAnsi="Calibri" w:cs="Calibri"/>
-          <w:b/>
-          <w:bCs/>
-          <w:color w:val="D86DCB" w:themeColor="accent5" w:themeTint="99"/>
-          <w:sz w:val="36"/>
-          <w:szCs w:val="36"/>
-        </w:rPr>
-      </w:pPr>
-    </w:p>
-    <w:p>
-      <w:pPr>
-        <w:jc w:val="both"/>
-        <w:rPr>
-          <w:rFonts w:ascii="Calibri" w:hAnsi="Calibri" w:cs="Calibri"/>
-          <w:b/>
-          <w:bCs/>
-          <w:color w:val="D86DCB" w:themeColor="accent5" w:themeTint="99"/>
-          <w:sz w:val="36"/>
-          <w:szCs w:val="36"/>
-        </w:rPr>
-      </w:pPr>
-      <w:r>
-        <w:rPr>
-          <w:rFonts w:ascii="Calibri" w:hAnsi="Calibri" w:cs="Calibri"/>
-          <w:b/>
-          <w:bCs/>
-          <w:color w:val="D86DCB" w:themeColor="accent5" w:themeTint="99"/>
-          <w:sz w:val="36"/>
-          <w:szCs w:val="36"/>
-        </w:rPr>
-        <w:t xml:space="preserve">    case </w:t>
-      </w:r>
-      <w:proofErr w:type="spellStart"/>
-      <w:r>
-        <w:rPr>
-          <w:rFonts w:ascii="Calibri" w:hAnsi="Calibri" w:cs="Calibri"/>
-          <w:b/>
-          <w:bCs/>
-          <w:color w:val="D86DCB" w:themeColor="accent5" w:themeTint="99"/>
-          <w:sz w:val="36"/>
-          <w:szCs w:val="36"/>
-        </w:rPr>
-        <w:t>DioExceptionType.badCertificate</w:t>
-      </w:r>
-      <w:proofErr w:type="spellEnd"/>
-      <w:r>
-        <w:rPr>
-          <w:rFonts w:ascii="Calibri" w:hAnsi="Calibri" w:cs="Calibri"/>
-          <w:b/>
-          <w:bCs/>
-          <w:color w:val="D86DCB" w:themeColor="accent5" w:themeTint="99"/>
-          <w:sz w:val="36"/>
-          <w:szCs w:val="36"/>
-        </w:rPr>
-        <w:t>:</w:t>
-      </w:r>
-    </w:p>
-    <w:p>
-      <w:pPr>
-        <w:jc w:val="both"/>
-        <w:rPr>
-          <w:rFonts w:ascii="Calibri" w:hAnsi="Calibri" w:cs="Calibri"/>
-          <w:b/>
-          <w:bCs/>
-          <w:color w:val="D86DCB" w:themeColor="accent5" w:themeTint="99"/>
-          <w:sz w:val="36"/>
-          <w:szCs w:val="36"/>
-        </w:rPr>
-      </w:pPr>
-      <w:r>
-        <w:rPr>
-          <w:rFonts w:ascii="Calibri" w:hAnsi="Calibri" w:cs="Calibri"/>
-          <w:b/>
-          <w:bCs/>
-          <w:color w:val="D86DCB" w:themeColor="accent5" w:themeTint="99"/>
-          <w:sz w:val="36"/>
-          <w:szCs w:val="36"/>
-        </w:rPr>
-        <w:t xml:space="preserve">      return 'Security certificate error. Contact support.';</w:t>
-      </w:r>
-    </w:p>
-    <w:p>
-      <w:pPr>
-        <w:jc w:val="both"/>
-        <w:rPr>
-          <w:rFonts w:ascii="Calibri" w:hAnsi="Calibri" w:cs="Calibri"/>
-          <w:b/>
-          <w:bCs/>
-          <w:color w:val="D86DCB" w:themeColor="accent5" w:themeTint="99"/>
-          <w:sz w:val="36"/>
-          <w:szCs w:val="36"/>
-        </w:rPr>
-      </w:pPr>
-    </w:p>
-    <w:p>
-      <w:pPr>
-        <w:jc w:val="both"/>
-        <w:rPr>
-          <w:rFonts w:ascii="Calibri" w:hAnsi="Calibri" w:cs="Calibri"/>
-          <w:b/>
-          <w:bCs/>
-          <w:color w:val="D86DCB" w:themeColor="accent5" w:themeTint="99"/>
-          <w:sz w:val="36"/>
-          <w:szCs w:val="36"/>
-        </w:rPr>
-      </w:pPr>
-      <w:r>
-        <w:rPr>
-          <w:rFonts w:ascii="Calibri" w:hAnsi="Calibri" w:cs="Calibri"/>
-          <w:b/>
-          <w:bCs/>
-          <w:color w:val="D86DCB" w:themeColor="accent5" w:themeTint="99"/>
-          <w:sz w:val="36"/>
-          <w:szCs w:val="36"/>
-        </w:rPr>
-        <w:t xml:space="preserve">    case </w:t>
-      </w:r>
-      <w:proofErr w:type="spellStart"/>
-      <w:r>
-        <w:rPr>
-          <w:rFonts w:ascii="Calibri" w:hAnsi="Calibri" w:cs="Calibri"/>
-          <w:b/>
-          <w:bCs/>
-          <w:color w:val="D86DCB" w:themeColor="accent5" w:themeTint="99"/>
-          <w:sz w:val="36"/>
-          <w:szCs w:val="36"/>
-        </w:rPr>
-        <w:t>DioExceptionType.badResponse</w:t>
-      </w:r>
-      <w:proofErr w:type="spellEnd"/>
-      <w:r>
-        <w:rPr>
-          <w:rFonts w:ascii="Calibri" w:hAnsi="Calibri" w:cs="Calibri"/>
-          <w:b/>
-          <w:bCs/>
-          <w:color w:val="D86DCB" w:themeColor="accent5" w:themeTint="99"/>
-          <w:sz w:val="36"/>
-          <w:szCs w:val="36"/>
-        </w:rPr>
-        <w:t>:</w:t>
-      </w:r>
-    </w:p>
-    <w:p>
-      <w:pPr>
-        <w:jc w:val="both"/>
-        <w:rPr>
-          <w:rFonts w:ascii="Calibri" w:hAnsi="Calibri" w:cs="Calibri"/>
-          <w:b/>
-          <w:bCs/>
-          <w:color w:val="D86DCB" w:themeColor="accent5" w:themeTint="99"/>
-          <w:sz w:val="36"/>
-          <w:szCs w:val="36"/>
-        </w:rPr>
-      </w:pPr>
-      <w:r>
-        <w:rPr>
-          <w:rFonts w:ascii="Calibri" w:hAnsi="Calibri" w:cs="Calibri"/>
-          <w:b/>
-          <w:bCs/>
-          <w:color w:val="D86DCB" w:themeColor="accent5" w:themeTint="99"/>
-          <w:sz w:val="36"/>
-          <w:szCs w:val="36"/>
-        </w:rPr>
-        <w:t xml:space="preserve">      // Server responded</w:t>
-      </w:r>
+    </w:p>
+    <w:p>
+      <w:pPr>
+        <w:jc w:val="both"/>
+        <w:rPr>
+          <w:rFonts w:ascii="Calibri" w:hAnsi="Calibri" w:cs="Calibri"/>
+          <w:b/>
+          <w:bCs/>
+          <w:color w:val="D86DCB" w:themeColor="accent5" w:themeTint="99"/>
+          <w:sz w:val="36"/>
+          <w:szCs w:val="36"/>
+        </w:rPr>
+      </w:pPr>
+      <w:r>
+        <w:rPr>
+          <w:rFonts w:ascii="Calibri" w:hAnsi="Calibri" w:cs="Calibri"/>
+          <w:b/>
+          <w:bCs/>
+          <w:color w:val="D86DCB" w:themeColor="accent5" w:themeTint="99"/>
+          <w:sz w:val="36"/>
+          <w:szCs w:val="36"/>
+        </w:rPr>
+        <w:t xml:space="preserve">      body: </w:t>
+      </w:r>
+      <w:proofErr w:type="spellStart"/>
+      <w:proofErr w:type="gramStart"/>
+      <w:r>
+        <w:rPr>
+          <w:rFonts w:ascii="Calibri" w:hAnsi="Calibri" w:cs="Calibri"/>
+          <w:b/>
+          <w:bCs/>
+          <w:color w:val="D86DCB" w:themeColor="accent5" w:themeTint="99"/>
+          <w:sz w:val="36"/>
+          <w:szCs w:val="36"/>
+        </w:rPr>
+        <w:t>e.response</w:t>
+      </w:r>
+      <w:proofErr w:type="gramEnd"/>
+      <w:r>
+        <w:rPr>
+          <w:rFonts w:ascii="Calibri" w:hAnsi="Calibri" w:cs="Calibri"/>
+          <w:b/>
+          <w:bCs/>
+          <w:color w:val="D86DCB" w:themeColor="accent5" w:themeTint="99"/>
+          <w:sz w:val="36"/>
+          <w:szCs w:val="36"/>
+        </w:rPr>
+        <w:t>?.data</w:t>
+      </w:r>
+      <w:proofErr w:type="spellEnd"/>
       <w:r>
         <w:rPr>
           <w:rFonts w:ascii="Calibri" w:hAnsi="Calibri" w:cs="Calibri"/>
@@ -26003,64 +27704,54 @@
         </w:rPr>
         <w:t>,</w:t>
       </w:r>
-      <w:r>
-        <w:rPr>
-          <w:rFonts w:ascii="Calibri" w:hAnsi="Calibri" w:cs="Calibri"/>
-          <w:b/>
-          <w:bCs/>
-          <w:color w:val="D86DCB" w:themeColor="accent5" w:themeTint="99"/>
-          <w:sz w:val="36"/>
-          <w:szCs w:val="36"/>
-        </w:rPr>
-        <w:t xml:space="preserve"> dig into the actual status code</w:t>
-      </w:r>
-    </w:p>
-    <w:p>
-      <w:pPr>
-        <w:jc w:val="both"/>
-        <w:rPr>
-          <w:rFonts w:ascii="Calibri" w:hAnsi="Calibri" w:cs="Calibri"/>
-          <w:b/>
-          <w:bCs/>
-          <w:color w:val="D86DCB" w:themeColor="accent5" w:themeTint="99"/>
-          <w:sz w:val="36"/>
-          <w:szCs w:val="36"/>
-        </w:rPr>
-      </w:pPr>
-      <w:r>
-        <w:rPr>
-          <w:rFonts w:ascii="Calibri" w:hAnsi="Calibri" w:cs="Calibri"/>
-          <w:b/>
-          <w:bCs/>
-          <w:color w:val="D86DCB" w:themeColor="accent5" w:themeTint="99"/>
-          <w:sz w:val="36"/>
-          <w:szCs w:val="36"/>
-        </w:rPr>
-        <w:t xml:space="preserve">      return _</w:t>
-      </w:r>
-      <w:proofErr w:type="spellStart"/>
-      <w:r>
-        <w:rPr>
-          <w:rFonts w:ascii="Calibri" w:hAnsi="Calibri" w:cs="Calibri"/>
-          <w:b/>
-          <w:bCs/>
-          <w:color w:val="D86DCB" w:themeColor="accent5" w:themeTint="99"/>
-          <w:sz w:val="36"/>
-          <w:szCs w:val="36"/>
-        </w:rPr>
-        <w:t>handleStatusCode</w:t>
-      </w:r>
-      <w:proofErr w:type="spellEnd"/>
-      <w:r>
-        <w:rPr>
-          <w:rFonts w:ascii="Calibri" w:hAnsi="Calibri" w:cs="Calibri"/>
-          <w:b/>
-          <w:bCs/>
-          <w:color w:val="D86DCB" w:themeColor="accent5" w:themeTint="99"/>
-          <w:sz w:val="36"/>
-          <w:szCs w:val="36"/>
-        </w:rPr>
-        <w:t>(</w:t>
+    </w:p>
+    <w:p>
+      <w:pPr>
+        <w:jc w:val="both"/>
+        <w:rPr>
+          <w:rFonts w:ascii="Calibri" w:hAnsi="Calibri" w:cs="Calibri"/>
+          <w:b/>
+          <w:bCs/>
+          <w:color w:val="D86DCB" w:themeColor="accent5" w:themeTint="99"/>
+          <w:sz w:val="36"/>
+          <w:szCs w:val="36"/>
+        </w:rPr>
+      </w:pPr>
+      <w:r>
+        <w:rPr>
+          <w:rFonts w:ascii="Calibri" w:hAnsi="Calibri" w:cs="Calibri"/>
+          <w:b/>
+          <w:bCs/>
+          <w:color w:val="D86DCB" w:themeColor="accent5" w:themeTint="99"/>
+          <w:sz w:val="36"/>
+          <w:szCs w:val="36"/>
+        </w:rPr>
+        <w:lastRenderedPageBreak/>
+        <w:t xml:space="preserve">      </w:t>
+      </w:r>
+      <w:proofErr w:type="spellStart"/>
+      <w:r>
+        <w:rPr>
+          <w:rFonts w:ascii="Calibri" w:hAnsi="Calibri" w:cs="Calibri"/>
+          <w:b/>
+          <w:bCs/>
+          <w:color w:val="D86DCB" w:themeColor="accent5" w:themeTint="99"/>
+          <w:sz w:val="36"/>
+          <w:szCs w:val="36"/>
+        </w:rPr>
+        <w:t>statusCode</w:t>
+      </w:r>
+      <w:proofErr w:type="spellEnd"/>
+      <w:r>
+        <w:rPr>
+          <w:rFonts w:ascii="Calibri" w:hAnsi="Calibri" w:cs="Calibri"/>
+          <w:b/>
+          <w:bCs/>
+          <w:color w:val="D86DCB" w:themeColor="accent5" w:themeTint="99"/>
+          <w:sz w:val="36"/>
+          <w:szCs w:val="36"/>
+        </w:rPr>
+        <w:t xml:space="preserve">: </w:t>
       </w:r>
       <w:proofErr w:type="gramStart"/>
       <w:r>
@@ -26097,153 +27788,7 @@
           <w:sz w:val="36"/>
           <w:szCs w:val="36"/>
         </w:rPr>
-        <w:t>);</w:t>
-      </w:r>
-    </w:p>
-    <w:p>
-      <w:pPr>
-        <w:jc w:val="both"/>
-        <w:rPr>
-          <w:rFonts w:ascii="Calibri" w:hAnsi="Calibri" w:cs="Calibri"/>
-          <w:b/>
-          <w:bCs/>
-          <w:color w:val="D86DCB" w:themeColor="accent5" w:themeTint="99"/>
-          <w:sz w:val="36"/>
-          <w:szCs w:val="36"/>
-        </w:rPr>
-      </w:pPr>
-    </w:p>
-    <w:p>
-      <w:pPr>
-        <w:jc w:val="both"/>
-        <w:rPr>
-          <w:rFonts w:ascii="Calibri" w:hAnsi="Calibri" w:cs="Calibri"/>
-          <w:b/>
-          <w:bCs/>
-          <w:color w:val="D86DCB" w:themeColor="accent5" w:themeTint="99"/>
-          <w:sz w:val="36"/>
-          <w:szCs w:val="36"/>
-        </w:rPr>
-      </w:pPr>
-      <w:r>
-        <w:rPr>
-          <w:rFonts w:ascii="Calibri" w:hAnsi="Calibri" w:cs="Calibri"/>
-          <w:b/>
-          <w:bCs/>
-          <w:color w:val="D86DCB" w:themeColor="accent5" w:themeTint="99"/>
-          <w:sz w:val="36"/>
-          <w:szCs w:val="36"/>
-        </w:rPr>
-        <w:t xml:space="preserve">    case </w:t>
-      </w:r>
-      <w:proofErr w:type="spellStart"/>
-      <w:r>
-        <w:rPr>
-          <w:rFonts w:ascii="Calibri" w:hAnsi="Calibri" w:cs="Calibri"/>
-          <w:b/>
-          <w:bCs/>
-          <w:color w:val="D86DCB" w:themeColor="accent5" w:themeTint="99"/>
-          <w:sz w:val="36"/>
-          <w:szCs w:val="36"/>
-        </w:rPr>
-        <w:t>DioExceptionType.cancel</w:t>
-      </w:r>
-      <w:proofErr w:type="spellEnd"/>
-      <w:r>
-        <w:rPr>
-          <w:rFonts w:ascii="Calibri" w:hAnsi="Calibri" w:cs="Calibri"/>
-          <w:b/>
-          <w:bCs/>
-          <w:color w:val="D86DCB" w:themeColor="accent5" w:themeTint="99"/>
-          <w:sz w:val="36"/>
-          <w:szCs w:val="36"/>
-        </w:rPr>
-        <w:t>:</w:t>
-      </w:r>
-    </w:p>
-    <w:p>
-      <w:pPr>
-        <w:jc w:val="both"/>
-        <w:rPr>
-          <w:rFonts w:ascii="Calibri" w:hAnsi="Calibri" w:cs="Calibri"/>
-          <w:b/>
-          <w:bCs/>
-          <w:color w:val="D86DCB" w:themeColor="accent5" w:themeTint="99"/>
-          <w:sz w:val="36"/>
-          <w:szCs w:val="36"/>
-        </w:rPr>
-      </w:pPr>
-      <w:r>
-        <w:rPr>
-          <w:rFonts w:ascii="Calibri" w:hAnsi="Calibri" w:cs="Calibri"/>
-          <w:b/>
-          <w:bCs/>
-          <w:color w:val="D86DCB" w:themeColor="accent5" w:themeTint="99"/>
-          <w:sz w:val="36"/>
-          <w:szCs w:val="36"/>
-        </w:rPr>
-        <w:t xml:space="preserve">      return 'Request was cancelled.';</w:t>
-      </w:r>
-    </w:p>
-    <w:p>
-      <w:pPr>
-        <w:jc w:val="both"/>
-        <w:rPr>
-          <w:rFonts w:ascii="Calibri" w:hAnsi="Calibri" w:cs="Calibri"/>
-          <w:b/>
-          <w:bCs/>
-          <w:color w:val="D86DCB" w:themeColor="accent5" w:themeTint="99"/>
-          <w:sz w:val="36"/>
-          <w:szCs w:val="36"/>
-        </w:rPr>
-      </w:pPr>
-    </w:p>
-    <w:p>
-      <w:pPr>
-        <w:jc w:val="both"/>
-        <w:rPr>
-          <w:rFonts w:ascii="Calibri" w:hAnsi="Calibri" w:cs="Calibri"/>
-          <w:b/>
-          <w:bCs/>
-          <w:color w:val="D86DCB" w:themeColor="accent5" w:themeTint="99"/>
-          <w:sz w:val="36"/>
-          <w:szCs w:val="36"/>
-        </w:rPr>
-      </w:pPr>
-      <w:r>
-        <w:rPr>
-          <w:rFonts w:ascii="Calibri" w:hAnsi="Calibri" w:cs="Calibri"/>
-          <w:b/>
-          <w:bCs/>
-          <w:color w:val="D86DCB" w:themeColor="accent5" w:themeTint="99"/>
-          <w:sz w:val="36"/>
-          <w:szCs w:val="36"/>
-        </w:rPr>
-        <w:t xml:space="preserve">    case </w:t>
-      </w:r>
-      <w:proofErr w:type="spellStart"/>
-      <w:r>
-        <w:rPr>
-          <w:rFonts w:ascii="Calibri" w:hAnsi="Calibri" w:cs="Calibri"/>
-          <w:b/>
-          <w:bCs/>
-          <w:color w:val="D86DCB" w:themeColor="accent5" w:themeTint="99"/>
-          <w:sz w:val="36"/>
-          <w:szCs w:val="36"/>
-        </w:rPr>
-        <w:t>DioExceptionType.unknown</w:t>
-      </w:r>
-      <w:proofErr w:type="spellEnd"/>
-      <w:r>
-        <w:rPr>
-          <w:rFonts w:ascii="Calibri" w:hAnsi="Calibri" w:cs="Calibri"/>
-          <w:b/>
-          <w:bCs/>
-          <w:color w:val="D86DCB" w:themeColor="accent5" w:themeTint="99"/>
-          <w:sz w:val="36"/>
-          <w:szCs w:val="36"/>
-        </w:rPr>
-        <w:t>:</w:t>
+        <w:t xml:space="preserve"> ?? 000,</w:t>
       </w:r>
     </w:p>
     <w:p>
@@ -26279,1084 +27824,6 @@
           <w:sz w:val="36"/>
           <w:szCs w:val="36"/>
         </w:rPr>
-        <w:t>debugPrint</w:t>
-      </w:r>
-      <w:proofErr w:type="spellEnd"/>
-      <w:r>
-        <w:rPr>
-          <w:rFonts w:ascii="Calibri" w:hAnsi="Calibri" w:cs="Calibri"/>
-          <w:b/>
-          <w:bCs/>
-          <w:color w:val="D86DCB" w:themeColor="accent5" w:themeTint="99"/>
-          <w:sz w:val="36"/>
-          <w:szCs w:val="36"/>
-        </w:rPr>
-        <w:t>(</w:t>
-      </w:r>
-      <w:proofErr w:type="spellStart"/>
-      <w:proofErr w:type="gramStart"/>
-      <w:r>
-        <w:rPr>
-          <w:rFonts w:ascii="Calibri" w:hAnsi="Calibri" w:cs="Calibri"/>
-          <w:b/>
-          <w:bCs/>
-          <w:color w:val="D86DCB" w:themeColor="accent5" w:themeTint="99"/>
-          <w:sz w:val="36"/>
-          <w:szCs w:val="36"/>
-        </w:rPr>
-        <w:t>e.error</w:t>
-      </w:r>
-      <w:proofErr w:type="spellEnd"/>
-      <w:proofErr w:type="gramEnd"/>
-      <w:r>
-        <w:rPr>
-          <w:rFonts w:ascii="Calibri" w:hAnsi="Calibri" w:cs="Calibri"/>
-          <w:b/>
-          <w:bCs/>
-          <w:color w:val="D86DCB" w:themeColor="accent5" w:themeTint="99"/>
-          <w:sz w:val="36"/>
-          <w:szCs w:val="36"/>
-        </w:rPr>
-        <w:t>); // raw underlying exception</w:t>
-      </w:r>
-    </w:p>
-    <w:p>
-      <w:pPr>
-        <w:jc w:val="both"/>
-        <w:rPr>
-          <w:rFonts w:ascii="Calibri" w:hAnsi="Calibri" w:cs="Calibri"/>
-          <w:b/>
-          <w:bCs/>
-          <w:color w:val="D86DCB" w:themeColor="accent5" w:themeTint="99"/>
-          <w:sz w:val="36"/>
-          <w:szCs w:val="36"/>
-        </w:rPr>
-      </w:pPr>
-      <w:r>
-        <w:rPr>
-          <w:rFonts w:ascii="Calibri" w:hAnsi="Calibri" w:cs="Calibri"/>
-          <w:b/>
-          <w:bCs/>
-          <w:color w:val="D86DCB" w:themeColor="accent5" w:themeTint="99"/>
-          <w:sz w:val="36"/>
-          <w:szCs w:val="36"/>
-        </w:rPr>
-        <w:t xml:space="preserve">      </w:t>
-      </w:r>
-      <w:proofErr w:type="spellStart"/>
-      <w:r>
-        <w:rPr>
-          <w:rFonts w:ascii="Calibri" w:hAnsi="Calibri" w:cs="Calibri"/>
-          <w:b/>
-          <w:bCs/>
-          <w:color w:val="D86DCB" w:themeColor="accent5" w:themeTint="99"/>
-          <w:sz w:val="36"/>
-          <w:szCs w:val="36"/>
-        </w:rPr>
-        <w:t>debugP</w:t>
-      </w:r>
-      <w:r>
-        <w:rPr>
-          <w:rFonts w:ascii="Calibri" w:hAnsi="Calibri" w:cs="Calibri"/>
-          <w:b/>
-          <w:bCs/>
-          <w:color w:val="D86DCB" w:themeColor="accent5" w:themeTint="99"/>
-          <w:sz w:val="36"/>
-          <w:szCs w:val="36"/>
-        </w:rPr>
-        <w:t>rint</w:t>
-      </w:r>
-      <w:r>
-        <w:rPr>
-          <w:rFonts w:ascii="Calibri" w:hAnsi="Calibri" w:cs="Calibri"/>
-          <w:b/>
-          <w:bCs/>
-          <w:color w:val="D86DCB" w:themeColor="accent5" w:themeTint="99"/>
-          <w:sz w:val="36"/>
-          <w:szCs w:val="36"/>
-        </w:rPr>
-        <w:t>Stack</w:t>
-      </w:r>
-      <w:proofErr w:type="spellEnd"/>
-      <w:r>
-        <w:rPr>
-          <w:rFonts w:ascii="Calibri" w:hAnsi="Calibri" w:cs="Calibri"/>
-          <w:b/>
-          <w:bCs/>
-          <w:color w:val="D86DCB" w:themeColor="accent5" w:themeTint="99"/>
-          <w:sz w:val="36"/>
-          <w:szCs w:val="36"/>
-        </w:rPr>
-        <w:t>(</w:t>
-      </w:r>
-      <w:proofErr w:type="spellStart"/>
-      <w:proofErr w:type="gramStart"/>
-      <w:r>
-        <w:rPr>
-          <w:rFonts w:ascii="Calibri" w:hAnsi="Calibri" w:cs="Calibri"/>
-          <w:b/>
-          <w:bCs/>
-          <w:color w:val="D86DCB" w:themeColor="accent5" w:themeTint="99"/>
-          <w:sz w:val="36"/>
-          <w:szCs w:val="36"/>
-        </w:rPr>
-        <w:t>e.stackTrace</w:t>
-      </w:r>
-      <w:proofErr w:type="spellEnd"/>
-      <w:proofErr w:type="gramEnd"/>
-      <w:r>
-        <w:rPr>
-          <w:rFonts w:ascii="Calibri" w:hAnsi="Calibri" w:cs="Calibri"/>
-          <w:b/>
-          <w:bCs/>
-          <w:color w:val="D86DCB" w:themeColor="accent5" w:themeTint="99"/>
-          <w:sz w:val="36"/>
-          <w:szCs w:val="36"/>
-        </w:rPr>
-        <w:t>);</w:t>
-      </w:r>
-    </w:p>
-    <w:p>
-      <w:pPr>
-        <w:jc w:val="both"/>
-        <w:rPr>
-          <w:rFonts w:ascii="Calibri" w:hAnsi="Calibri" w:cs="Calibri"/>
-          <w:b/>
-          <w:bCs/>
-          <w:color w:val="D86DCB" w:themeColor="accent5" w:themeTint="99"/>
-          <w:sz w:val="36"/>
-          <w:szCs w:val="36"/>
-        </w:rPr>
-      </w:pPr>
-      <w:r>
-        <w:rPr>
-          <w:rFonts w:ascii="Calibri" w:hAnsi="Calibri" w:cs="Calibri"/>
-          <w:b/>
-          <w:bCs/>
-          <w:color w:val="D86DCB" w:themeColor="accent5" w:themeTint="99"/>
-          <w:sz w:val="36"/>
-          <w:szCs w:val="36"/>
-        </w:rPr>
-        <w:t xml:space="preserve">      return 'Something went wrong. Please try again.';</w:t>
-      </w:r>
-    </w:p>
-    <w:p>
-      <w:pPr>
-        <w:jc w:val="both"/>
-        <w:rPr>
-          <w:rFonts w:ascii="Calibri" w:hAnsi="Calibri" w:cs="Calibri"/>
-          <w:b/>
-          <w:bCs/>
-          <w:color w:val="D86DCB" w:themeColor="accent5" w:themeTint="99"/>
-          <w:sz w:val="36"/>
-          <w:szCs w:val="36"/>
-        </w:rPr>
-      </w:pPr>
-      <w:r>
-        <w:rPr>
-          <w:rFonts w:ascii="Calibri" w:hAnsi="Calibri" w:cs="Calibri"/>
-          <w:b/>
-          <w:bCs/>
-          <w:color w:val="D86DCB" w:themeColor="accent5" w:themeTint="99"/>
-          <w:sz w:val="36"/>
-          <w:szCs w:val="36"/>
-        </w:rPr>
-        <w:t xml:space="preserve">  }</w:t>
-      </w:r>
-    </w:p>
-    <w:p>
-      <w:pPr>
-        <w:jc w:val="both"/>
-        <w:rPr>
-          <w:rFonts w:ascii="Calibri" w:hAnsi="Calibri" w:cs="Calibri"/>
-          <w:b/>
-          <w:bCs/>
-          <w:color w:val="D86DCB" w:themeColor="accent5" w:themeTint="99"/>
-          <w:sz w:val="36"/>
-          <w:szCs w:val="36"/>
-        </w:rPr>
-      </w:pPr>
-      <w:r>
-        <w:rPr>
-          <w:rFonts w:ascii="Calibri" w:hAnsi="Calibri" w:cs="Calibri"/>
-          <w:b/>
-          <w:bCs/>
-          <w:color w:val="D86DCB" w:themeColor="accent5" w:themeTint="99"/>
-          <w:sz w:val="36"/>
-          <w:szCs w:val="36"/>
-        </w:rPr>
-        <w:t>}</w:t>
-      </w:r>
-    </w:p>
-    <w:p>
-      <w:pPr>
-        <w:jc w:val="both"/>
-        <w:rPr>
-          <w:rFonts w:ascii="Calibri" w:hAnsi="Calibri" w:cs="Calibri"/>
-          <w:b/>
-          <w:bCs/>
-          <w:color w:val="D86DCB" w:themeColor="accent5" w:themeTint="99"/>
-          <w:sz w:val="36"/>
-          <w:szCs w:val="36"/>
-        </w:rPr>
-      </w:pPr>
-    </w:p>
-    <w:p>
-      <w:pPr>
-        <w:jc w:val="both"/>
-        <w:rPr>
-          <w:rFonts w:ascii="Calibri" w:hAnsi="Calibri" w:cs="Calibri"/>
-          <w:b/>
-          <w:bCs/>
-          <w:color w:val="D86DCB" w:themeColor="accent5" w:themeTint="99"/>
-          <w:sz w:val="36"/>
-          <w:szCs w:val="36"/>
-        </w:rPr>
-      </w:pPr>
-      <w:r>
-        <w:rPr>
-          <w:rFonts w:ascii="Calibri" w:hAnsi="Calibri" w:cs="Calibri"/>
-          <w:b/>
-          <w:bCs/>
-          <w:color w:val="D86DCB" w:themeColor="accent5" w:themeTint="99"/>
-          <w:sz w:val="36"/>
-          <w:szCs w:val="36"/>
-        </w:rPr>
-        <w:t>String _</w:t>
-      </w:r>
-      <w:proofErr w:type="spellStart"/>
-      <w:proofErr w:type="gramStart"/>
-      <w:r>
-        <w:rPr>
-          <w:rFonts w:ascii="Calibri" w:hAnsi="Calibri" w:cs="Calibri"/>
-          <w:b/>
-          <w:bCs/>
-          <w:color w:val="D86DCB" w:themeColor="accent5" w:themeTint="99"/>
-          <w:sz w:val="36"/>
-          <w:szCs w:val="36"/>
-        </w:rPr>
-        <w:t>handleStatusCode</w:t>
-      </w:r>
-      <w:proofErr w:type="spellEnd"/>
-      <w:r>
-        <w:rPr>
-          <w:rFonts w:ascii="Calibri" w:hAnsi="Calibri" w:cs="Calibri"/>
-          <w:b/>
-          <w:bCs/>
-          <w:color w:val="D86DCB" w:themeColor="accent5" w:themeTint="99"/>
-          <w:sz w:val="36"/>
-          <w:szCs w:val="36"/>
-        </w:rPr>
-        <w:t>(</w:t>
-      </w:r>
-      <w:proofErr w:type="gramEnd"/>
-      <w:r>
-        <w:rPr>
-          <w:rFonts w:ascii="Calibri" w:hAnsi="Calibri" w:cs="Calibri"/>
-          <w:b/>
-          <w:bCs/>
-          <w:color w:val="D86DCB" w:themeColor="accent5" w:themeTint="99"/>
-          <w:sz w:val="36"/>
-          <w:szCs w:val="36"/>
-        </w:rPr>
-        <w:t xml:space="preserve">int? </w:t>
-      </w:r>
-      <w:proofErr w:type="spellStart"/>
-      <w:r>
-        <w:rPr>
-          <w:rFonts w:ascii="Calibri" w:hAnsi="Calibri" w:cs="Calibri"/>
-          <w:b/>
-          <w:bCs/>
-          <w:color w:val="D86DCB" w:themeColor="accent5" w:themeTint="99"/>
-          <w:sz w:val="36"/>
-          <w:szCs w:val="36"/>
-        </w:rPr>
-        <w:t>statusCode</w:t>
-      </w:r>
-      <w:proofErr w:type="spellEnd"/>
-      <w:r>
-        <w:rPr>
-          <w:rFonts w:ascii="Calibri" w:hAnsi="Calibri" w:cs="Calibri"/>
-          <w:b/>
-          <w:bCs/>
-          <w:color w:val="D86DCB" w:themeColor="accent5" w:themeTint="99"/>
-          <w:sz w:val="36"/>
-          <w:szCs w:val="36"/>
-        </w:rPr>
-        <w:t>) {</w:t>
-      </w:r>
-    </w:p>
-    <w:p>
-      <w:pPr>
-        <w:jc w:val="both"/>
-        <w:rPr>
-          <w:rFonts w:ascii="Calibri" w:hAnsi="Calibri" w:cs="Calibri"/>
-          <w:b/>
-          <w:bCs/>
-          <w:color w:val="D86DCB" w:themeColor="accent5" w:themeTint="99"/>
-          <w:sz w:val="36"/>
-          <w:szCs w:val="36"/>
-        </w:rPr>
-      </w:pPr>
-      <w:r>
-        <w:rPr>
-          <w:rFonts w:ascii="Calibri" w:hAnsi="Calibri" w:cs="Calibri"/>
-          <w:b/>
-          <w:bCs/>
-          <w:color w:val="D86DCB" w:themeColor="accent5" w:themeTint="99"/>
-          <w:sz w:val="36"/>
-          <w:szCs w:val="36"/>
-        </w:rPr>
-        <w:t xml:space="preserve">  switch (</w:t>
-      </w:r>
-      <w:proofErr w:type="spellStart"/>
-      <w:r>
-        <w:rPr>
-          <w:rFonts w:ascii="Calibri" w:hAnsi="Calibri" w:cs="Calibri"/>
-          <w:b/>
-          <w:bCs/>
-          <w:color w:val="D86DCB" w:themeColor="accent5" w:themeTint="99"/>
-          <w:sz w:val="36"/>
-          <w:szCs w:val="36"/>
-        </w:rPr>
-        <w:t>statusCode</w:t>
-      </w:r>
-      <w:proofErr w:type="spellEnd"/>
-      <w:r>
-        <w:rPr>
-          <w:rFonts w:ascii="Calibri" w:hAnsi="Calibri" w:cs="Calibri"/>
-          <w:b/>
-          <w:bCs/>
-          <w:color w:val="D86DCB" w:themeColor="accent5" w:themeTint="99"/>
-          <w:sz w:val="36"/>
-          <w:szCs w:val="36"/>
-        </w:rPr>
-        <w:t>) {</w:t>
-      </w:r>
-    </w:p>
-    <w:p>
-      <w:pPr>
-        <w:jc w:val="both"/>
-        <w:rPr>
-          <w:rFonts w:ascii="Calibri" w:hAnsi="Calibri" w:cs="Calibri"/>
-          <w:b/>
-          <w:bCs/>
-          <w:color w:val="D86DCB" w:themeColor="accent5" w:themeTint="99"/>
-          <w:sz w:val="36"/>
-          <w:szCs w:val="36"/>
-        </w:rPr>
-      </w:pPr>
-      <w:r>
-        <w:rPr>
-          <w:rFonts w:ascii="Calibri" w:hAnsi="Calibri" w:cs="Calibri"/>
-          <w:b/>
-          <w:bCs/>
-          <w:color w:val="D86DCB" w:themeColor="accent5" w:themeTint="99"/>
-          <w:sz w:val="36"/>
-          <w:szCs w:val="36"/>
-        </w:rPr>
-        <w:t xml:space="preserve">    case 400:</w:t>
-      </w:r>
-    </w:p>
-    <w:p>
-      <w:pPr>
-        <w:jc w:val="both"/>
-        <w:rPr>
-          <w:rFonts w:ascii="Calibri" w:hAnsi="Calibri" w:cs="Calibri"/>
-          <w:b/>
-          <w:bCs/>
-          <w:color w:val="D86DCB" w:themeColor="accent5" w:themeTint="99"/>
-          <w:sz w:val="36"/>
-          <w:szCs w:val="36"/>
-        </w:rPr>
-      </w:pPr>
-      <w:r>
-        <w:rPr>
-          <w:rFonts w:ascii="Calibri" w:hAnsi="Calibri" w:cs="Calibri"/>
-          <w:b/>
-          <w:bCs/>
-          <w:color w:val="D86DCB" w:themeColor="accent5" w:themeTint="99"/>
-          <w:sz w:val="36"/>
-          <w:szCs w:val="36"/>
-        </w:rPr>
-        <w:t xml:space="preserve">      return 'Invalid request.';</w:t>
-      </w:r>
-    </w:p>
-    <w:p>
-      <w:pPr>
-        <w:jc w:val="both"/>
-        <w:rPr>
-          <w:rFonts w:ascii="Calibri" w:hAnsi="Calibri" w:cs="Calibri"/>
-          <w:b/>
-          <w:bCs/>
-          <w:color w:val="D86DCB" w:themeColor="accent5" w:themeTint="99"/>
-          <w:sz w:val="36"/>
-          <w:szCs w:val="36"/>
-        </w:rPr>
-      </w:pPr>
-      <w:r>
-        <w:rPr>
-          <w:rFonts w:ascii="Calibri" w:hAnsi="Calibri" w:cs="Calibri"/>
-          <w:b/>
-          <w:bCs/>
-          <w:color w:val="D86DCB" w:themeColor="accent5" w:themeTint="99"/>
-          <w:sz w:val="36"/>
-          <w:szCs w:val="36"/>
-        </w:rPr>
-        <w:t xml:space="preserve">    case 401:</w:t>
-      </w:r>
-    </w:p>
-    <w:p>
-      <w:pPr>
-        <w:jc w:val="both"/>
-        <w:rPr>
-          <w:rFonts w:ascii="Calibri" w:hAnsi="Calibri" w:cs="Calibri"/>
-          <w:b/>
-          <w:bCs/>
-          <w:color w:val="D86DCB" w:themeColor="accent5" w:themeTint="99"/>
-          <w:sz w:val="36"/>
-          <w:szCs w:val="36"/>
-        </w:rPr>
-      </w:pPr>
-      <w:r>
-        <w:rPr>
-          <w:rFonts w:ascii="Calibri" w:hAnsi="Calibri" w:cs="Calibri"/>
-          <w:b/>
-          <w:bCs/>
-          <w:color w:val="D86DCB" w:themeColor="accent5" w:themeTint="99"/>
-          <w:sz w:val="36"/>
-          <w:szCs w:val="36"/>
-        </w:rPr>
-        <w:t xml:space="preserve">      return 'Session expired. Please log in again.';</w:t>
-      </w:r>
-    </w:p>
-    <w:p>
-      <w:pPr>
-        <w:jc w:val="both"/>
-        <w:rPr>
-          <w:rFonts w:ascii="Calibri" w:hAnsi="Calibri" w:cs="Calibri"/>
-          <w:b/>
-          <w:bCs/>
-          <w:color w:val="D86DCB" w:themeColor="accent5" w:themeTint="99"/>
-          <w:sz w:val="36"/>
-          <w:szCs w:val="36"/>
-        </w:rPr>
-      </w:pPr>
-      <w:r>
-        <w:rPr>
-          <w:rFonts w:ascii="Calibri" w:hAnsi="Calibri" w:cs="Calibri"/>
-          <w:b/>
-          <w:bCs/>
-          <w:color w:val="D86DCB" w:themeColor="accent5" w:themeTint="99"/>
-          <w:sz w:val="36"/>
-          <w:szCs w:val="36"/>
-        </w:rPr>
-        <w:t xml:space="preserve">    case 404:</w:t>
-      </w:r>
-    </w:p>
-    <w:p>
-      <w:pPr>
-        <w:jc w:val="both"/>
-        <w:rPr>
-          <w:rFonts w:ascii="Calibri" w:hAnsi="Calibri" w:cs="Calibri"/>
-          <w:b/>
-          <w:bCs/>
-          <w:color w:val="D86DCB" w:themeColor="accent5" w:themeTint="99"/>
-          <w:sz w:val="36"/>
-          <w:szCs w:val="36"/>
-        </w:rPr>
-      </w:pPr>
-      <w:r>
-        <w:rPr>
-          <w:rFonts w:ascii="Calibri" w:hAnsi="Calibri" w:cs="Calibri"/>
-          <w:b/>
-          <w:bCs/>
-          <w:color w:val="D86DCB" w:themeColor="accent5" w:themeTint="99"/>
-          <w:sz w:val="36"/>
-          <w:szCs w:val="36"/>
-        </w:rPr>
-        <w:t xml:space="preserve">      return 'Resource not found.';</w:t>
-      </w:r>
-    </w:p>
-    <w:p>
-      <w:pPr>
-        <w:jc w:val="both"/>
-        <w:rPr>
-          <w:rFonts w:ascii="Calibri" w:hAnsi="Calibri" w:cs="Calibri"/>
-          <w:b/>
-          <w:bCs/>
-          <w:color w:val="D86DCB" w:themeColor="accent5" w:themeTint="99"/>
-          <w:sz w:val="36"/>
-          <w:szCs w:val="36"/>
-        </w:rPr>
-      </w:pPr>
-      <w:r>
-        <w:rPr>
-          <w:rFonts w:ascii="Calibri" w:hAnsi="Calibri" w:cs="Calibri"/>
-          <w:b/>
-          <w:bCs/>
-          <w:color w:val="D86DCB" w:themeColor="accent5" w:themeTint="99"/>
-          <w:sz w:val="36"/>
-          <w:szCs w:val="36"/>
-        </w:rPr>
-        <w:t xml:space="preserve">    case 500:</w:t>
-      </w:r>
-    </w:p>
-    <w:p>
-      <w:pPr>
-        <w:jc w:val="both"/>
-        <w:rPr>
-          <w:rFonts w:ascii="Calibri" w:hAnsi="Calibri" w:cs="Calibri"/>
-          <w:b/>
-          <w:bCs/>
-          <w:color w:val="D86DCB" w:themeColor="accent5" w:themeTint="99"/>
-          <w:sz w:val="36"/>
-          <w:szCs w:val="36"/>
-        </w:rPr>
-      </w:pPr>
-      <w:r>
-        <w:rPr>
-          <w:rFonts w:ascii="Calibri" w:hAnsi="Calibri" w:cs="Calibri"/>
-          <w:b/>
-          <w:bCs/>
-          <w:color w:val="D86DCB" w:themeColor="accent5" w:themeTint="99"/>
-          <w:sz w:val="36"/>
-          <w:szCs w:val="36"/>
-        </w:rPr>
-        <w:t xml:space="preserve">      return 'Server error. Please try again later.';</w:t>
-      </w:r>
-    </w:p>
-    <w:p>
-      <w:pPr>
-        <w:jc w:val="both"/>
-        <w:rPr>
-          <w:rFonts w:ascii="Calibri" w:hAnsi="Calibri" w:cs="Calibri"/>
-          <w:b/>
-          <w:bCs/>
-          <w:color w:val="D86DCB" w:themeColor="accent5" w:themeTint="99"/>
-          <w:sz w:val="36"/>
-          <w:szCs w:val="36"/>
-        </w:rPr>
-      </w:pPr>
-      <w:r>
-        <w:rPr>
-          <w:rFonts w:ascii="Calibri" w:hAnsi="Calibri" w:cs="Calibri"/>
-          <w:b/>
-          <w:bCs/>
-          <w:color w:val="D86DCB" w:themeColor="accent5" w:themeTint="99"/>
-          <w:sz w:val="36"/>
-          <w:szCs w:val="36"/>
-        </w:rPr>
-        <w:lastRenderedPageBreak/>
-        <w:t xml:space="preserve">    default:</w:t>
-      </w:r>
-    </w:p>
-    <w:p>
-      <w:pPr>
-        <w:jc w:val="both"/>
-        <w:rPr>
-          <w:rFonts w:ascii="Calibri" w:hAnsi="Calibri" w:cs="Calibri"/>
-          <w:b/>
-          <w:bCs/>
-          <w:color w:val="D86DCB" w:themeColor="accent5" w:themeTint="99"/>
-          <w:sz w:val="36"/>
-          <w:szCs w:val="36"/>
-        </w:rPr>
-      </w:pPr>
-      <w:r>
-        <w:rPr>
-          <w:rFonts w:ascii="Calibri" w:hAnsi="Calibri" w:cs="Calibri"/>
-          <w:b/>
-          <w:bCs/>
-          <w:color w:val="D86DCB" w:themeColor="accent5" w:themeTint="99"/>
-          <w:sz w:val="36"/>
-          <w:szCs w:val="36"/>
-        </w:rPr>
-        <w:t xml:space="preserve">      return 'Unexpected error occurred.';</w:t>
-      </w:r>
-    </w:p>
-    <w:p>
-      <w:pPr>
-        <w:jc w:val="both"/>
-        <w:rPr>
-          <w:rFonts w:ascii="Calibri" w:hAnsi="Calibri" w:cs="Calibri"/>
-          <w:b/>
-          <w:bCs/>
-          <w:color w:val="D86DCB" w:themeColor="accent5" w:themeTint="99"/>
-          <w:sz w:val="36"/>
-          <w:szCs w:val="36"/>
-        </w:rPr>
-      </w:pPr>
-      <w:r>
-        <w:rPr>
-          <w:rFonts w:ascii="Calibri" w:hAnsi="Calibri" w:cs="Calibri"/>
-          <w:b/>
-          <w:bCs/>
-          <w:color w:val="D86DCB" w:themeColor="accent5" w:themeTint="99"/>
-          <w:sz w:val="36"/>
-          <w:szCs w:val="36"/>
-        </w:rPr>
-        <w:t xml:space="preserve">  }</w:t>
-      </w:r>
-    </w:p>
-    <w:p>
-      <w:pPr>
-        <w:jc w:val="both"/>
-        <w:rPr>
-          <w:rFonts w:ascii="Calibri" w:hAnsi="Calibri" w:cs="Calibri"/>
-          <w:color w:val="D86DCB" w:themeColor="accent5" w:themeTint="99"/>
-          <w:sz w:val="36"/>
-          <w:szCs w:val="36"/>
-        </w:rPr>
-      </w:pPr>
-      <w:r>
-        <w:rPr>
-          <w:rFonts w:ascii="Calibri" w:hAnsi="Calibri" w:cs="Calibri"/>
-          <w:b/>
-          <w:bCs/>
-          <w:color w:val="D86DCB" w:themeColor="accent5" w:themeTint="99"/>
-          <w:sz w:val="36"/>
-          <w:szCs w:val="36"/>
-        </w:rPr>
-        <w:t>}</w:t>
-      </w:r>
-    </w:p>
-    <w:p>
-      <w:pPr>
-        <w:jc w:val="both"/>
-        <w:rPr>
-          <w:rFonts w:ascii="Calibri" w:hAnsi="Calibri" w:cs="Calibri"/>
-          <w:sz w:val="36"/>
-          <w:szCs w:val="36"/>
-        </w:rPr>
-      </w:pPr>
-      <w:r>
-        <w:rPr>
-          <w:rFonts w:ascii="Calibri" w:hAnsi="Calibri" w:cs="Calibri"/>
-          <w:sz w:val="36"/>
-          <w:szCs w:val="36"/>
-        </w:rPr>
-        <w:t xml:space="preserve"># Use </w:t>
-      </w:r>
-      <w:proofErr w:type="spellStart"/>
-      <w:r>
-        <w:rPr>
-          <w:rFonts w:ascii="Calibri" w:hAnsi="Calibri" w:cs="Calibri"/>
-          <w:b/>
-          <w:bCs/>
-          <w:sz w:val="36"/>
-          <w:szCs w:val="36"/>
-        </w:rPr>
-        <w:t>DioException</w:t>
-      </w:r>
-      <w:proofErr w:type="spellEnd"/>
-      <w:r>
-        <w:rPr>
-          <w:rFonts w:ascii="Calibri" w:hAnsi="Calibri" w:cs="Calibri"/>
-          <w:sz w:val="36"/>
-          <w:szCs w:val="36"/>
-        </w:rPr>
-        <w:t xml:space="preserve"> with </w:t>
-      </w:r>
-      <w:proofErr w:type="spellStart"/>
-      <w:r>
-        <w:rPr>
-          <w:rFonts w:ascii="Calibri" w:hAnsi="Calibri" w:cs="Calibri"/>
-          <w:b/>
-          <w:bCs/>
-          <w:sz w:val="36"/>
-          <w:szCs w:val="36"/>
-        </w:rPr>
-        <w:t>ApiResponse</w:t>
-      </w:r>
-      <w:proofErr w:type="spellEnd"/>
-    </w:p>
-    <w:p>
-      <w:pPr>
-        <w:jc w:val="both"/>
-        <w:rPr>
-          <w:rFonts w:ascii="Calibri" w:hAnsi="Calibri" w:cs="Calibri"/>
-          <w:b/>
-          <w:bCs/>
-          <w:color w:val="D86DCB" w:themeColor="accent5" w:themeTint="99"/>
-          <w:sz w:val="36"/>
-          <w:szCs w:val="36"/>
-        </w:rPr>
-      </w:pPr>
-      <w:r>
-        <w:rPr>
-          <w:rFonts w:ascii="Calibri" w:hAnsi="Calibri" w:cs="Calibri"/>
-          <w:b/>
-          <w:bCs/>
-          <w:color w:val="D86DCB" w:themeColor="accent5" w:themeTint="99"/>
-          <w:sz w:val="36"/>
-          <w:szCs w:val="36"/>
-        </w:rPr>
-        <w:t>…</w:t>
-      </w:r>
-    </w:p>
-    <w:p>
-      <w:pPr>
-        <w:jc w:val="both"/>
-        <w:rPr>
-          <w:rFonts w:ascii="Calibri" w:hAnsi="Calibri" w:cs="Calibri"/>
-          <w:b/>
-          <w:bCs/>
-          <w:color w:val="D86DCB" w:themeColor="accent5" w:themeTint="99"/>
-          <w:sz w:val="36"/>
-          <w:szCs w:val="36"/>
-        </w:rPr>
-      </w:pPr>
-      <w:r>
-        <w:rPr>
-          <w:rFonts w:ascii="Calibri" w:hAnsi="Calibri" w:cs="Calibri"/>
-          <w:b/>
-          <w:bCs/>
-          <w:color w:val="D86DCB" w:themeColor="accent5" w:themeTint="99"/>
-          <w:sz w:val="36"/>
-          <w:szCs w:val="36"/>
-        </w:rPr>
-        <w:t>Future&lt;</w:t>
-      </w:r>
-      <w:proofErr w:type="spellStart"/>
-      <w:r>
-        <w:rPr>
-          <w:rFonts w:ascii="Calibri" w:hAnsi="Calibri" w:cs="Calibri"/>
-          <w:b/>
-          <w:bCs/>
-          <w:color w:val="D86DCB" w:themeColor="accent5" w:themeTint="99"/>
-          <w:sz w:val="36"/>
-          <w:szCs w:val="36"/>
-        </w:rPr>
-        <w:t>ApiResponse</w:t>
-      </w:r>
-      <w:proofErr w:type="spellEnd"/>
-      <w:r>
-        <w:rPr>
-          <w:rFonts w:ascii="Calibri" w:hAnsi="Calibri" w:cs="Calibri"/>
-          <w:b/>
-          <w:bCs/>
-          <w:color w:val="D86DCB" w:themeColor="accent5" w:themeTint="99"/>
-          <w:sz w:val="36"/>
-          <w:szCs w:val="36"/>
-        </w:rPr>
-        <w:t xml:space="preserve">&gt; </w:t>
-      </w:r>
-      <w:proofErr w:type="spellStart"/>
-      <w:proofErr w:type="gramStart"/>
-      <w:r>
-        <w:rPr>
-          <w:rFonts w:ascii="Calibri" w:hAnsi="Calibri" w:cs="Calibri"/>
-          <w:b/>
-          <w:bCs/>
-          <w:color w:val="D86DCB" w:themeColor="accent5" w:themeTint="99"/>
-          <w:sz w:val="36"/>
-          <w:szCs w:val="36"/>
-        </w:rPr>
-        <w:t>getRequest</w:t>
-      </w:r>
-      <w:proofErr w:type="spellEnd"/>
-      <w:r>
-        <w:rPr>
-          <w:rFonts w:ascii="Calibri" w:hAnsi="Calibri" w:cs="Calibri"/>
-          <w:b/>
-          <w:bCs/>
-          <w:color w:val="D86DCB" w:themeColor="accent5" w:themeTint="99"/>
-          <w:sz w:val="36"/>
-          <w:szCs w:val="36"/>
-        </w:rPr>
-        <w:t>(</w:t>
-      </w:r>
-      <w:proofErr w:type="gramEnd"/>
-      <w:r>
-        <w:rPr>
-          <w:rFonts w:ascii="Calibri" w:hAnsi="Calibri" w:cs="Calibri"/>
-          <w:b/>
-          <w:bCs/>
-          <w:color w:val="D86DCB" w:themeColor="accent5" w:themeTint="99"/>
-          <w:sz w:val="36"/>
-          <w:szCs w:val="36"/>
-        </w:rPr>
-        <w:t>{required String path}) async {</w:t>
-      </w:r>
-    </w:p>
-    <w:p>
-      <w:pPr>
-        <w:jc w:val="both"/>
-        <w:rPr>
-          <w:rFonts w:ascii="Calibri" w:hAnsi="Calibri" w:cs="Calibri"/>
-          <w:b/>
-          <w:bCs/>
-          <w:color w:val="D86DCB" w:themeColor="accent5" w:themeTint="99"/>
-          <w:sz w:val="36"/>
-          <w:szCs w:val="36"/>
-        </w:rPr>
-      </w:pPr>
-      <w:r>
-        <w:rPr>
-          <w:rFonts w:ascii="Calibri" w:hAnsi="Calibri" w:cs="Calibri"/>
-          <w:b/>
-          <w:bCs/>
-          <w:color w:val="D86DCB" w:themeColor="accent5" w:themeTint="99"/>
-          <w:sz w:val="36"/>
-          <w:szCs w:val="36"/>
-        </w:rPr>
-        <w:t xml:space="preserve">  try {</w:t>
-      </w:r>
-    </w:p>
-    <w:p>
-      <w:pPr>
-        <w:jc w:val="both"/>
-        <w:rPr>
-          <w:rFonts w:ascii="Calibri" w:hAnsi="Calibri" w:cs="Calibri"/>
-          <w:b/>
-          <w:bCs/>
-          <w:color w:val="D86DCB" w:themeColor="accent5" w:themeTint="99"/>
-          <w:sz w:val="36"/>
-          <w:szCs w:val="36"/>
-        </w:rPr>
-      </w:pPr>
-      <w:r>
-        <w:rPr>
-          <w:rFonts w:ascii="Calibri" w:hAnsi="Calibri" w:cs="Calibri"/>
-          <w:b/>
-          <w:bCs/>
-          <w:color w:val="D86DCB" w:themeColor="accent5" w:themeTint="99"/>
-          <w:sz w:val="36"/>
-          <w:szCs w:val="36"/>
-        </w:rPr>
-        <w:t xml:space="preserve">    final response = await _</w:t>
-      </w:r>
-      <w:proofErr w:type="spellStart"/>
-      <w:r>
-        <w:rPr>
-          <w:rFonts w:ascii="Calibri" w:hAnsi="Calibri" w:cs="Calibri"/>
-          <w:b/>
-          <w:bCs/>
-          <w:color w:val="D86DCB" w:themeColor="accent5" w:themeTint="99"/>
-          <w:sz w:val="36"/>
-          <w:szCs w:val="36"/>
-        </w:rPr>
-        <w:t>dio.get</w:t>
-      </w:r>
-      <w:proofErr w:type="spellEnd"/>
-      <w:r>
-        <w:rPr>
-          <w:rFonts w:ascii="Calibri" w:hAnsi="Calibri" w:cs="Calibri"/>
-          <w:b/>
-          <w:bCs/>
-          <w:color w:val="D86DCB" w:themeColor="accent5" w:themeTint="99"/>
-          <w:sz w:val="36"/>
-          <w:szCs w:val="36"/>
-        </w:rPr>
-        <w:t>(path);</w:t>
-      </w:r>
-    </w:p>
-    <w:p>
-      <w:pPr>
-        <w:jc w:val="both"/>
-        <w:rPr>
-          <w:rFonts w:ascii="Calibri" w:hAnsi="Calibri" w:cs="Calibri"/>
-          <w:b/>
-          <w:bCs/>
-          <w:color w:val="D86DCB" w:themeColor="accent5" w:themeTint="99"/>
-          <w:sz w:val="36"/>
-          <w:szCs w:val="36"/>
-        </w:rPr>
-      </w:pPr>
-      <w:r>
-        <w:rPr>
-          <w:rFonts w:ascii="Calibri" w:hAnsi="Calibri" w:cs="Calibri"/>
-          <w:b/>
-          <w:bCs/>
-          <w:color w:val="D86DCB" w:themeColor="accent5" w:themeTint="99"/>
-          <w:sz w:val="36"/>
-          <w:szCs w:val="36"/>
-        </w:rPr>
-        <w:t xml:space="preserve">    return </w:t>
-      </w:r>
-      <w:proofErr w:type="spellStart"/>
-      <w:proofErr w:type="gramStart"/>
-      <w:r>
-        <w:rPr>
-          <w:rFonts w:ascii="Calibri" w:hAnsi="Calibri" w:cs="Calibri"/>
-          <w:b/>
-          <w:bCs/>
-          <w:color w:val="D86DCB" w:themeColor="accent5" w:themeTint="99"/>
-          <w:sz w:val="36"/>
-          <w:szCs w:val="36"/>
-        </w:rPr>
-        <w:t>ApiResponse</w:t>
-      </w:r>
-      <w:proofErr w:type="spellEnd"/>
-      <w:r>
-        <w:rPr>
-          <w:rFonts w:ascii="Calibri" w:hAnsi="Calibri" w:cs="Calibri"/>
-          <w:b/>
-          <w:bCs/>
-          <w:color w:val="D86DCB" w:themeColor="accent5" w:themeTint="99"/>
-          <w:sz w:val="36"/>
-          <w:szCs w:val="36"/>
-        </w:rPr>
-        <w:t>(</w:t>
-      </w:r>
-      <w:proofErr w:type="gramEnd"/>
-    </w:p>
-    <w:p>
-      <w:pPr>
-        <w:jc w:val="both"/>
-        <w:rPr>
-          <w:rFonts w:ascii="Calibri" w:hAnsi="Calibri" w:cs="Calibri"/>
-          <w:b/>
-          <w:bCs/>
-          <w:color w:val="D86DCB" w:themeColor="accent5" w:themeTint="99"/>
-          <w:sz w:val="36"/>
-          <w:szCs w:val="36"/>
-        </w:rPr>
-      </w:pPr>
-      <w:r>
-        <w:rPr>
-          <w:rFonts w:ascii="Calibri" w:hAnsi="Calibri" w:cs="Calibri"/>
-          <w:b/>
-          <w:bCs/>
-          <w:color w:val="D86DCB" w:themeColor="accent5" w:themeTint="99"/>
-          <w:sz w:val="36"/>
-          <w:szCs w:val="36"/>
-        </w:rPr>
-        <w:t xml:space="preserve">      body: </w:t>
-      </w:r>
-      <w:proofErr w:type="spellStart"/>
-      <w:r>
-        <w:rPr>
-          <w:rFonts w:ascii="Calibri" w:hAnsi="Calibri" w:cs="Calibri"/>
-          <w:b/>
-          <w:bCs/>
-          <w:color w:val="D86DCB" w:themeColor="accent5" w:themeTint="99"/>
-          <w:sz w:val="36"/>
-          <w:szCs w:val="36"/>
-        </w:rPr>
-        <w:t>response.data</w:t>
-      </w:r>
-      <w:proofErr w:type="spellEnd"/>
-      <w:r>
-        <w:rPr>
-          <w:rFonts w:ascii="Calibri" w:hAnsi="Calibri" w:cs="Calibri"/>
-          <w:b/>
-          <w:bCs/>
-          <w:color w:val="D86DCB" w:themeColor="accent5" w:themeTint="99"/>
-          <w:sz w:val="36"/>
-          <w:szCs w:val="36"/>
-        </w:rPr>
-        <w:t>,</w:t>
-      </w:r>
-    </w:p>
-    <w:p>
-      <w:pPr>
-        <w:jc w:val="both"/>
-        <w:rPr>
-          <w:rFonts w:ascii="Calibri" w:hAnsi="Calibri" w:cs="Calibri"/>
-          <w:b/>
-          <w:bCs/>
-          <w:color w:val="D86DCB" w:themeColor="accent5" w:themeTint="99"/>
-          <w:sz w:val="36"/>
-          <w:szCs w:val="36"/>
-        </w:rPr>
-      </w:pPr>
-      <w:r>
-        <w:rPr>
-          <w:rFonts w:ascii="Calibri" w:hAnsi="Calibri" w:cs="Calibri"/>
-          <w:b/>
-          <w:bCs/>
-          <w:color w:val="D86DCB" w:themeColor="accent5" w:themeTint="99"/>
-          <w:sz w:val="36"/>
-          <w:szCs w:val="36"/>
-        </w:rPr>
-        <w:t xml:space="preserve">      </w:t>
-      </w:r>
-      <w:proofErr w:type="spellStart"/>
-      <w:r>
-        <w:rPr>
-          <w:rFonts w:ascii="Calibri" w:hAnsi="Calibri" w:cs="Calibri"/>
-          <w:b/>
-          <w:bCs/>
-          <w:color w:val="D86DCB" w:themeColor="accent5" w:themeTint="99"/>
-          <w:sz w:val="36"/>
-          <w:szCs w:val="36"/>
-        </w:rPr>
-        <w:t>statusCode</w:t>
-      </w:r>
-      <w:proofErr w:type="spellEnd"/>
-      <w:r>
-        <w:rPr>
-          <w:rFonts w:ascii="Calibri" w:hAnsi="Calibri" w:cs="Calibri"/>
-          <w:b/>
-          <w:bCs/>
-          <w:color w:val="D86DCB" w:themeColor="accent5" w:themeTint="99"/>
-          <w:sz w:val="36"/>
-          <w:szCs w:val="36"/>
-        </w:rPr>
-        <w:t xml:space="preserve">: </w:t>
-      </w:r>
-      <w:proofErr w:type="spellStart"/>
-      <w:proofErr w:type="gramStart"/>
-      <w:r>
-        <w:rPr>
-          <w:rFonts w:ascii="Calibri" w:hAnsi="Calibri" w:cs="Calibri"/>
-          <w:b/>
-          <w:bCs/>
-          <w:color w:val="D86DCB" w:themeColor="accent5" w:themeTint="99"/>
-          <w:sz w:val="36"/>
-          <w:szCs w:val="36"/>
-        </w:rPr>
-        <w:t>response.statusCode</w:t>
-      </w:r>
-      <w:proofErr w:type="spellEnd"/>
-      <w:r>
-        <w:rPr>
-          <w:rFonts w:ascii="Calibri" w:hAnsi="Calibri" w:cs="Calibri"/>
-          <w:b/>
-          <w:bCs/>
-          <w:color w:val="D86DCB" w:themeColor="accent5" w:themeTint="99"/>
-          <w:sz w:val="36"/>
-          <w:szCs w:val="36"/>
-        </w:rPr>
-        <w:t>!,</w:t>
-      </w:r>
-      <w:proofErr w:type="gramEnd"/>
-    </w:p>
-    <w:p>
-      <w:pPr>
-        <w:jc w:val="both"/>
-        <w:rPr>
-          <w:rFonts w:ascii="Calibri" w:hAnsi="Calibri" w:cs="Calibri"/>
-          <w:b/>
-          <w:bCs/>
-          <w:color w:val="D86DCB" w:themeColor="accent5" w:themeTint="99"/>
-          <w:sz w:val="36"/>
-          <w:szCs w:val="36"/>
-        </w:rPr>
-      </w:pPr>
-      <w:r>
-        <w:rPr>
-          <w:rFonts w:ascii="Calibri" w:hAnsi="Calibri" w:cs="Calibri"/>
-          <w:b/>
-          <w:bCs/>
-          <w:color w:val="D86DCB" w:themeColor="accent5" w:themeTint="99"/>
-          <w:sz w:val="36"/>
-          <w:szCs w:val="36"/>
-        </w:rPr>
-        <w:t xml:space="preserve">      </w:t>
-      </w:r>
-      <w:proofErr w:type="spellStart"/>
-      <w:r>
-        <w:rPr>
-          <w:rFonts w:ascii="Calibri" w:hAnsi="Calibri" w:cs="Calibri"/>
-          <w:b/>
-          <w:bCs/>
-          <w:color w:val="D86DCB" w:themeColor="accent5" w:themeTint="99"/>
-          <w:sz w:val="36"/>
-          <w:szCs w:val="36"/>
-        </w:rPr>
         <w:t>isSuccess</w:t>
       </w:r>
       <w:proofErr w:type="spellEnd"/>
@@ -27369,322 +27836,6 @@
           <w:sz w:val="36"/>
           <w:szCs w:val="36"/>
         </w:rPr>
-        <w:t>: true,</w:t>
-      </w:r>
-    </w:p>
-    <w:p>
-      <w:pPr>
-        <w:jc w:val="both"/>
-        <w:rPr>
-          <w:rFonts w:ascii="Calibri" w:hAnsi="Calibri" w:cs="Calibri"/>
-          <w:b/>
-          <w:bCs/>
-          <w:color w:val="D86DCB" w:themeColor="accent5" w:themeTint="99"/>
-          <w:sz w:val="36"/>
-          <w:szCs w:val="36"/>
-        </w:rPr>
-      </w:pPr>
-      <w:r>
-        <w:rPr>
-          <w:rFonts w:ascii="Calibri" w:hAnsi="Calibri" w:cs="Calibri"/>
-          <w:b/>
-          <w:bCs/>
-          <w:color w:val="D86DCB" w:themeColor="accent5" w:themeTint="99"/>
-          <w:sz w:val="36"/>
-          <w:szCs w:val="36"/>
-        </w:rPr>
-        <w:t xml:space="preserve">    );</w:t>
-      </w:r>
-    </w:p>
-    <w:p>
-      <w:pPr>
-        <w:jc w:val="both"/>
-        <w:rPr>
-          <w:rFonts w:ascii="Calibri" w:hAnsi="Calibri" w:cs="Calibri"/>
-          <w:b/>
-          <w:bCs/>
-          <w:color w:val="D86DCB" w:themeColor="accent5" w:themeTint="99"/>
-          <w:sz w:val="36"/>
-          <w:szCs w:val="36"/>
-        </w:rPr>
-      </w:pPr>
-      <w:r>
-        <w:rPr>
-          <w:rFonts w:ascii="Calibri" w:hAnsi="Calibri" w:cs="Calibri"/>
-          <w:b/>
-          <w:bCs/>
-          <w:color w:val="D86DCB" w:themeColor="accent5" w:themeTint="99"/>
-          <w:sz w:val="36"/>
-          <w:szCs w:val="36"/>
-        </w:rPr>
-        <w:t xml:space="preserve">  } on </w:t>
-      </w:r>
-      <w:proofErr w:type="spellStart"/>
-      <w:r>
-        <w:rPr>
-          <w:rFonts w:ascii="Calibri" w:hAnsi="Calibri" w:cs="Calibri"/>
-          <w:b/>
-          <w:bCs/>
-          <w:color w:val="D86DCB" w:themeColor="accent5" w:themeTint="99"/>
-          <w:sz w:val="36"/>
-          <w:szCs w:val="36"/>
-        </w:rPr>
-        <w:t>DioException</w:t>
-      </w:r>
-      <w:proofErr w:type="spellEnd"/>
-      <w:r>
-        <w:rPr>
-          <w:rFonts w:ascii="Calibri" w:hAnsi="Calibri" w:cs="Calibri"/>
-          <w:b/>
-          <w:bCs/>
-          <w:color w:val="D86DCB" w:themeColor="accent5" w:themeTint="99"/>
-          <w:sz w:val="36"/>
-          <w:szCs w:val="36"/>
-        </w:rPr>
-        <w:t xml:space="preserve"> catch (e) {</w:t>
-      </w:r>
-    </w:p>
-    <w:p>
-      <w:pPr>
-        <w:jc w:val="both"/>
-        <w:rPr>
-          <w:rFonts w:ascii="Calibri" w:hAnsi="Calibri" w:cs="Calibri"/>
-          <w:b/>
-          <w:bCs/>
-          <w:color w:val="D86DCB" w:themeColor="accent5" w:themeTint="99"/>
-          <w:sz w:val="36"/>
-          <w:szCs w:val="36"/>
-        </w:rPr>
-      </w:pPr>
-      <w:r>
-        <w:rPr>
-          <w:rFonts w:ascii="Calibri" w:hAnsi="Calibri" w:cs="Calibri"/>
-          <w:b/>
-          <w:bCs/>
-          <w:color w:val="D86DCB" w:themeColor="accent5" w:themeTint="99"/>
-          <w:sz w:val="36"/>
-          <w:szCs w:val="36"/>
-        </w:rPr>
-        <w:t xml:space="preserve">    return </w:t>
-      </w:r>
-      <w:proofErr w:type="spellStart"/>
-      <w:proofErr w:type="gramStart"/>
-      <w:r>
-        <w:rPr>
-          <w:rFonts w:ascii="Calibri" w:hAnsi="Calibri" w:cs="Calibri"/>
-          <w:b/>
-          <w:bCs/>
-          <w:color w:val="D86DCB" w:themeColor="accent5" w:themeTint="99"/>
-          <w:sz w:val="36"/>
-          <w:szCs w:val="36"/>
-        </w:rPr>
-        <w:t>ApiResponse</w:t>
-      </w:r>
-      <w:proofErr w:type="spellEnd"/>
-      <w:r>
-        <w:rPr>
-          <w:rFonts w:ascii="Calibri" w:hAnsi="Calibri" w:cs="Calibri"/>
-          <w:b/>
-          <w:bCs/>
-          <w:color w:val="D86DCB" w:themeColor="accent5" w:themeTint="99"/>
-          <w:sz w:val="36"/>
-          <w:szCs w:val="36"/>
-        </w:rPr>
-        <w:t>(</w:t>
-      </w:r>
-      <w:proofErr w:type="gramEnd"/>
-    </w:p>
-    <w:p>
-      <w:pPr>
-        <w:jc w:val="both"/>
-        <w:rPr>
-          <w:rFonts w:ascii="Calibri" w:hAnsi="Calibri" w:cs="Calibri"/>
-          <w:b/>
-          <w:bCs/>
-          <w:color w:val="D86DCB" w:themeColor="accent5" w:themeTint="99"/>
-          <w:sz w:val="36"/>
-          <w:szCs w:val="36"/>
-        </w:rPr>
-      </w:pPr>
-      <w:r>
-        <w:rPr>
-          <w:rFonts w:ascii="Calibri" w:hAnsi="Calibri" w:cs="Calibri"/>
-          <w:b/>
-          <w:bCs/>
-          <w:color w:val="D86DCB" w:themeColor="accent5" w:themeTint="99"/>
-          <w:sz w:val="36"/>
-          <w:szCs w:val="36"/>
-        </w:rPr>
-        <w:t xml:space="preserve">      body: </w:t>
-      </w:r>
-      <w:proofErr w:type="spellStart"/>
-      <w:proofErr w:type="gramStart"/>
-      <w:r>
-        <w:rPr>
-          <w:rFonts w:ascii="Calibri" w:hAnsi="Calibri" w:cs="Calibri"/>
-          <w:b/>
-          <w:bCs/>
-          <w:color w:val="D86DCB" w:themeColor="accent5" w:themeTint="99"/>
-          <w:sz w:val="36"/>
-          <w:szCs w:val="36"/>
-        </w:rPr>
-        <w:t>e.response</w:t>
-      </w:r>
-      <w:proofErr w:type="gramEnd"/>
-      <w:r>
-        <w:rPr>
-          <w:rFonts w:ascii="Calibri" w:hAnsi="Calibri" w:cs="Calibri"/>
-          <w:b/>
-          <w:bCs/>
-          <w:color w:val="D86DCB" w:themeColor="accent5" w:themeTint="99"/>
-          <w:sz w:val="36"/>
-          <w:szCs w:val="36"/>
-        </w:rPr>
-        <w:t>?.data</w:t>
-      </w:r>
-      <w:proofErr w:type="spellEnd"/>
-      <w:r>
-        <w:rPr>
-          <w:rFonts w:ascii="Calibri" w:hAnsi="Calibri" w:cs="Calibri"/>
-          <w:b/>
-          <w:bCs/>
-          <w:color w:val="D86DCB" w:themeColor="accent5" w:themeTint="99"/>
-          <w:sz w:val="36"/>
-          <w:szCs w:val="36"/>
-        </w:rPr>
-        <w:t>,</w:t>
-      </w:r>
-    </w:p>
-    <w:p>
-      <w:pPr>
-        <w:jc w:val="both"/>
-        <w:rPr>
-          <w:rFonts w:ascii="Calibri" w:hAnsi="Calibri" w:cs="Calibri"/>
-          <w:b/>
-          <w:bCs/>
-          <w:color w:val="D86DCB" w:themeColor="accent5" w:themeTint="99"/>
-          <w:sz w:val="36"/>
-          <w:szCs w:val="36"/>
-        </w:rPr>
-      </w:pPr>
-      <w:r>
-        <w:rPr>
-          <w:rFonts w:ascii="Calibri" w:hAnsi="Calibri" w:cs="Calibri"/>
-          <w:b/>
-          <w:bCs/>
-          <w:color w:val="D86DCB" w:themeColor="accent5" w:themeTint="99"/>
-          <w:sz w:val="36"/>
-          <w:szCs w:val="36"/>
-        </w:rPr>
-        <w:t xml:space="preserve">      </w:t>
-      </w:r>
-      <w:proofErr w:type="spellStart"/>
-      <w:r>
-        <w:rPr>
-          <w:rFonts w:ascii="Calibri" w:hAnsi="Calibri" w:cs="Calibri"/>
-          <w:b/>
-          <w:bCs/>
-          <w:color w:val="D86DCB" w:themeColor="accent5" w:themeTint="99"/>
-          <w:sz w:val="36"/>
-          <w:szCs w:val="36"/>
-        </w:rPr>
-        <w:t>statusCode</w:t>
-      </w:r>
-      <w:proofErr w:type="spellEnd"/>
-      <w:r>
-        <w:rPr>
-          <w:rFonts w:ascii="Calibri" w:hAnsi="Calibri" w:cs="Calibri"/>
-          <w:b/>
-          <w:bCs/>
-          <w:color w:val="D86DCB" w:themeColor="accent5" w:themeTint="99"/>
-          <w:sz w:val="36"/>
-          <w:szCs w:val="36"/>
-        </w:rPr>
-        <w:t xml:space="preserve">: </w:t>
-      </w:r>
-      <w:proofErr w:type="gramStart"/>
-      <w:r>
-        <w:rPr>
-          <w:rFonts w:ascii="Calibri" w:hAnsi="Calibri" w:cs="Calibri"/>
-          <w:b/>
-          <w:bCs/>
-          <w:color w:val="D86DCB" w:themeColor="accent5" w:themeTint="99"/>
-          <w:sz w:val="36"/>
-          <w:szCs w:val="36"/>
-        </w:rPr>
-        <w:t>e.response?.</w:t>
-      </w:r>
-      <w:proofErr w:type="spellStart"/>
-      <w:proofErr w:type="gramEnd"/>
-      <w:r>
-        <w:rPr>
-          <w:rFonts w:ascii="Calibri" w:hAnsi="Calibri" w:cs="Calibri"/>
-          <w:b/>
-          <w:bCs/>
-          <w:color w:val="D86DCB" w:themeColor="accent5" w:themeTint="99"/>
-          <w:sz w:val="36"/>
-          <w:szCs w:val="36"/>
-        </w:rPr>
-        <w:t>statusCode</w:t>
-      </w:r>
-      <w:proofErr w:type="spellEnd"/>
-      <w:r>
-        <w:rPr>
-          <w:rFonts w:ascii="Calibri" w:hAnsi="Calibri" w:cs="Calibri"/>
-          <w:b/>
-          <w:bCs/>
-          <w:color w:val="D86DCB" w:themeColor="accent5" w:themeTint="99"/>
-          <w:sz w:val="36"/>
-          <w:szCs w:val="36"/>
-        </w:rPr>
-        <w:t xml:space="preserve"> ?? 000,</w:t>
-      </w:r>
-    </w:p>
-    <w:p>
-      <w:pPr>
-        <w:jc w:val="both"/>
-        <w:rPr>
-          <w:rFonts w:ascii="Calibri" w:hAnsi="Calibri" w:cs="Calibri"/>
-          <w:b/>
-          <w:bCs/>
-          <w:color w:val="D86DCB" w:themeColor="accent5" w:themeTint="99"/>
-          <w:sz w:val="36"/>
-          <w:szCs w:val="36"/>
-        </w:rPr>
-      </w:pPr>
-      <w:r>
-        <w:rPr>
-          <w:rFonts w:ascii="Calibri" w:hAnsi="Calibri" w:cs="Calibri"/>
-          <w:b/>
-          <w:bCs/>
-          <w:color w:val="D86DCB" w:themeColor="accent5" w:themeTint="99"/>
-          <w:sz w:val="36"/>
-          <w:szCs w:val="36"/>
-        </w:rPr>
-        <w:t xml:space="preserve">      </w:t>
-      </w:r>
-      <w:proofErr w:type="spellStart"/>
-      <w:r>
-        <w:rPr>
-          <w:rFonts w:ascii="Calibri" w:hAnsi="Calibri" w:cs="Calibri"/>
-          <w:b/>
-          <w:bCs/>
-          <w:color w:val="D86DCB" w:themeColor="accent5" w:themeTint="99"/>
-          <w:sz w:val="36"/>
-          <w:szCs w:val="36"/>
-        </w:rPr>
-        <w:t>isSuccess</w:t>
-      </w:r>
-      <w:proofErr w:type="spellEnd"/>
-      <w:r>
-        <w:rPr>
-          <w:rFonts w:ascii="Calibri" w:hAnsi="Calibri" w:cs="Calibri"/>
-          <w:b/>
-          <w:bCs/>
-          <w:color w:val="D86DCB" w:themeColor="accent5" w:themeTint="99"/>
-          <w:sz w:val="36"/>
-          <w:szCs w:val="36"/>
-        </w:rPr>
         <w:t>: false,</w:t>
       </w:r>
     </w:p>
@@ -27709,7 +27860,6 @@
           <w:sz w:val="36"/>
           <w:szCs w:val="36"/>
         </w:rPr>
-        <w:lastRenderedPageBreak/>
         <w:t xml:space="preserve">      </w:t>
       </w:r>
       <w:proofErr w:type="spellStart"/>
@@ -28188,6 +28338,7 @@
           <w:sz w:val="36"/>
           <w:szCs w:val="36"/>
         </w:rPr>
+        <w:lastRenderedPageBreak/>
         <w:t>Break</w:t>
       </w:r>
     </w:p>
@@ -28220,427 +28371,937 @@
           <w:sz w:val="36"/>
           <w:szCs w:val="36"/>
         </w:rPr>
+        <w:t xml:space="preserve">Access </w:t>
+      </w:r>
+      <w:r>
+        <w:rPr>
+          <w:rFonts w:ascii="Calibri" w:hAnsi="Calibri" w:cs="Calibri"/>
+          <w:b/>
+          <w:bCs/>
+          <w:sz w:val="36"/>
+          <w:szCs w:val="36"/>
+        </w:rPr>
+        <w:t>Token</w:t>
+      </w:r>
+      <w:r>
+        <w:rPr>
+          <w:rFonts w:ascii="Calibri" w:hAnsi="Calibri" w:cs="Calibri"/>
+          <w:b/>
+          <w:bCs/>
+          <w:sz w:val="36"/>
+          <w:szCs w:val="36"/>
+        </w:rPr>
+        <w:t xml:space="preserve"> &amp; Token Refresh</w:t>
+      </w:r>
+      <w:r>
+        <w:rPr>
+          <w:rFonts w:ascii="Calibri" w:hAnsi="Calibri" w:cs="Calibri"/>
+          <w:b/>
+          <w:bCs/>
+          <w:sz w:val="36"/>
+          <w:szCs w:val="36"/>
+        </w:rPr>
+        <w:t xml:space="preserve"> Interceptor (Production Example):</w:t>
+      </w:r>
+    </w:p>
+    <w:p>
+      <w:pPr>
+        <w:jc w:val="both"/>
+        <w:rPr>
+          <w:rFonts w:ascii="Calibri" w:hAnsi="Calibri" w:cs="Calibri"/>
+          <w:sz w:val="36"/>
+          <w:szCs w:val="36"/>
+        </w:rPr>
+      </w:pPr>
+      <w:r>
+        <w:rPr>
+          <w:rFonts w:ascii="Calibri" w:hAnsi="Calibri" w:cs="Calibri"/>
+          <w:sz w:val="36"/>
+          <w:szCs w:val="36"/>
+        </w:rPr>
+        <w:t xml:space="preserve"># </w:t>
+      </w:r>
+      <w:r>
+        <w:rPr>
+          <w:rFonts w:ascii="Calibri" w:hAnsi="Calibri" w:cs="Calibri"/>
+          <w:sz w:val="36"/>
+          <w:szCs w:val="36"/>
+        </w:rPr>
+        <w:t xml:space="preserve">Each interceptor should have one responsibility (instead of combining in one </w:t>
+      </w:r>
+      <w:proofErr w:type="spellStart"/>
+      <w:r>
+        <w:rPr>
+          <w:rFonts w:ascii="Calibri" w:hAnsi="Calibri" w:cs="Calibri"/>
+          <w:b/>
+          <w:bCs/>
+          <w:sz w:val="36"/>
+          <w:szCs w:val="36"/>
+        </w:rPr>
+        <w:t>TokenManager</w:t>
+      </w:r>
+      <w:proofErr w:type="spellEnd"/>
+      <w:r>
+        <w:rPr>
+          <w:rFonts w:ascii="Calibri" w:hAnsi="Calibri" w:cs="Calibri"/>
+          <w:sz w:val="36"/>
+          <w:szCs w:val="36"/>
+        </w:rPr>
+        <w:t xml:space="preserve"> interceptor class). </w:t>
+      </w:r>
+      <w:proofErr w:type="spellStart"/>
+      <w:r>
+        <w:rPr>
+          <w:rFonts w:ascii="Calibri" w:hAnsi="Calibri" w:cs="Calibri"/>
+          <w:b/>
+          <w:bCs/>
+          <w:sz w:val="36"/>
+          <w:szCs w:val="36"/>
+        </w:rPr>
+        <w:t>AccessTokenInterceptor</w:t>
+      </w:r>
+      <w:proofErr w:type="spellEnd"/>
+      <w:r>
+        <w:rPr>
+          <w:rFonts w:ascii="Calibri" w:hAnsi="Calibri" w:cs="Calibri"/>
+          <w:sz w:val="36"/>
+          <w:szCs w:val="36"/>
+        </w:rPr>
+        <w:t xml:space="preserve"> attaches the current access token to every outgoing request in</w:t>
+      </w:r>
+      <w:r>
+        <w:rPr>
+          <w:rFonts w:ascii="Calibri" w:hAnsi="Calibri" w:cs="Calibri"/>
+          <w:b/>
+          <w:bCs/>
+          <w:sz w:val="36"/>
+          <w:szCs w:val="36"/>
+        </w:rPr>
+        <w:t xml:space="preserve"> </w:t>
+      </w:r>
+      <w:proofErr w:type="spellStart"/>
+      <w:r>
+        <w:rPr>
+          <w:rFonts w:ascii="Calibri" w:hAnsi="Calibri" w:cs="Calibri"/>
+          <w:b/>
+          <w:bCs/>
+          <w:sz w:val="36"/>
+          <w:szCs w:val="36"/>
+        </w:rPr>
+        <w:t>onRequest</w:t>
+      </w:r>
+      <w:proofErr w:type="spellEnd"/>
+      <w:r>
+        <w:rPr>
+          <w:rFonts w:ascii="Calibri" w:hAnsi="Calibri" w:cs="Calibri"/>
+          <w:b/>
+          <w:bCs/>
+          <w:sz w:val="36"/>
+          <w:szCs w:val="36"/>
+        </w:rPr>
+        <w:t xml:space="preserve">: </w:t>
+      </w:r>
+      <w:r>
+        <w:rPr>
+          <w:rFonts w:ascii="Calibri" w:hAnsi="Calibri" w:cs="Calibri"/>
+          <w:sz w:val="36"/>
+          <w:szCs w:val="36"/>
+        </w:rPr>
+        <w:t>callback</w:t>
+      </w:r>
+    </w:p>
+    <w:p>
+      <w:pPr>
+        <w:jc w:val="both"/>
+        <w:rPr>
+          <w:rFonts w:ascii="Calibri" w:hAnsi="Calibri" w:cs="Calibri"/>
+          <w:sz w:val="36"/>
+          <w:szCs w:val="36"/>
+        </w:rPr>
+      </w:pPr>
+      <w:r>
+        <w:rPr>
+          <w:rFonts w:ascii="Calibri" w:hAnsi="Calibri" w:cs="Calibri"/>
+          <w:sz w:val="36"/>
+          <w:szCs w:val="36"/>
+        </w:rPr>
+        <w:t xml:space="preserve"># The token comes from </w:t>
+      </w:r>
+      <w:proofErr w:type="spellStart"/>
+      <w:r>
+        <w:rPr>
+          <w:rFonts w:ascii="Calibri" w:hAnsi="Calibri" w:cs="Calibri"/>
+          <w:b/>
+          <w:bCs/>
+          <w:sz w:val="36"/>
+          <w:szCs w:val="36"/>
+        </w:rPr>
+        <w:t>AuthService</w:t>
+      </w:r>
+      <w:proofErr w:type="spellEnd"/>
+      <w:r>
+        <w:rPr>
+          <w:rFonts w:ascii="Calibri" w:hAnsi="Calibri" w:cs="Calibri"/>
+          <w:b/>
+          <w:bCs/>
+          <w:sz w:val="36"/>
+          <w:szCs w:val="36"/>
+        </w:rPr>
+        <w:t xml:space="preserve"> </w:t>
+      </w:r>
+      <w:r>
+        <w:rPr>
+          <w:rFonts w:ascii="Calibri" w:hAnsi="Calibri" w:cs="Calibri"/>
+          <w:sz w:val="36"/>
+          <w:szCs w:val="36"/>
+        </w:rPr>
+        <w:t>and</w:t>
+      </w:r>
+      <w:r>
+        <w:rPr>
+          <w:rFonts w:ascii="Calibri" w:hAnsi="Calibri" w:cs="Calibri"/>
+          <w:b/>
+          <w:bCs/>
+          <w:sz w:val="36"/>
+          <w:szCs w:val="36"/>
+        </w:rPr>
+        <w:t xml:space="preserve"> </w:t>
+      </w:r>
+      <w:proofErr w:type="spellStart"/>
+      <w:proofErr w:type="gramStart"/>
+      <w:r>
+        <w:rPr>
+          <w:rFonts w:ascii="Calibri" w:hAnsi="Calibri" w:cs="Calibri"/>
+          <w:b/>
+          <w:bCs/>
+          <w:sz w:val="36"/>
+          <w:szCs w:val="36"/>
+        </w:rPr>
+        <w:t>handler.next</w:t>
+      </w:r>
+      <w:proofErr w:type="spellEnd"/>
+      <w:proofErr w:type="gramEnd"/>
+      <w:r>
+        <w:rPr>
+          <w:rFonts w:ascii="Calibri" w:hAnsi="Calibri" w:cs="Calibri"/>
+          <w:b/>
+          <w:bCs/>
+          <w:sz w:val="36"/>
+          <w:szCs w:val="36"/>
+        </w:rPr>
+        <w:t xml:space="preserve">(options) </w:t>
+      </w:r>
+      <w:r>
+        <w:rPr>
+          <w:rFonts w:ascii="Calibri" w:hAnsi="Calibri" w:cs="Calibri"/>
+          <w:sz w:val="36"/>
+          <w:szCs w:val="36"/>
+        </w:rPr>
+        <w:t>passes it along or continues (must be called)</w:t>
+      </w:r>
+    </w:p>
+    <w:p>
+      <w:pPr>
+        <w:jc w:val="both"/>
+        <w:rPr>
+          <w:rFonts w:ascii="Calibri" w:hAnsi="Calibri" w:cs="Calibri"/>
+          <w:b/>
+          <w:bCs/>
+          <w:color w:val="D86DCB" w:themeColor="accent5" w:themeTint="99"/>
+          <w:sz w:val="36"/>
+          <w:szCs w:val="36"/>
+        </w:rPr>
+      </w:pPr>
+      <w:r>
+        <w:rPr>
+          <w:rFonts w:ascii="Calibri" w:hAnsi="Calibri" w:cs="Calibri"/>
+          <w:b/>
+          <w:bCs/>
+          <w:color w:val="D86DCB" w:themeColor="accent5" w:themeTint="99"/>
+          <w:sz w:val="36"/>
+          <w:szCs w:val="36"/>
+        </w:rPr>
+        <w:t xml:space="preserve">class </w:t>
+      </w:r>
+      <w:proofErr w:type="spellStart"/>
+      <w:r>
+        <w:rPr>
+          <w:rFonts w:ascii="Calibri" w:hAnsi="Calibri" w:cs="Calibri"/>
+          <w:b/>
+          <w:bCs/>
+          <w:color w:val="D86DCB" w:themeColor="accent5" w:themeTint="99"/>
+          <w:sz w:val="36"/>
+          <w:szCs w:val="36"/>
+        </w:rPr>
+        <w:t>AccessTokenInterceptor</w:t>
+      </w:r>
+      <w:proofErr w:type="spellEnd"/>
+      <w:r>
+        <w:rPr>
+          <w:rFonts w:ascii="Calibri" w:hAnsi="Calibri" w:cs="Calibri"/>
+          <w:b/>
+          <w:bCs/>
+          <w:color w:val="D86DCB" w:themeColor="accent5" w:themeTint="99"/>
+          <w:sz w:val="36"/>
+          <w:szCs w:val="36"/>
+        </w:rPr>
+        <w:t xml:space="preserve"> extends Interceptor {</w:t>
+      </w:r>
+    </w:p>
+    <w:p>
+      <w:pPr>
+        <w:jc w:val="both"/>
+        <w:rPr>
+          <w:rFonts w:ascii="Calibri" w:hAnsi="Calibri" w:cs="Calibri"/>
+          <w:b/>
+          <w:bCs/>
+          <w:color w:val="D86DCB" w:themeColor="accent5" w:themeTint="99"/>
+          <w:sz w:val="36"/>
+          <w:szCs w:val="36"/>
+        </w:rPr>
+      </w:pPr>
+      <w:r>
+        <w:rPr>
+          <w:rFonts w:ascii="Calibri" w:hAnsi="Calibri" w:cs="Calibri"/>
+          <w:b/>
+          <w:bCs/>
+          <w:color w:val="D86DCB" w:themeColor="accent5" w:themeTint="99"/>
+          <w:sz w:val="36"/>
+          <w:szCs w:val="36"/>
+        </w:rPr>
+        <w:t xml:space="preserve">  </w:t>
+      </w:r>
+      <w:proofErr w:type="spellStart"/>
+      <w:proofErr w:type="gramStart"/>
+      <w:r>
+        <w:rPr>
+          <w:rFonts w:ascii="Calibri" w:hAnsi="Calibri" w:cs="Calibri"/>
+          <w:b/>
+          <w:bCs/>
+          <w:color w:val="D86DCB" w:themeColor="accent5" w:themeTint="99"/>
+          <w:sz w:val="36"/>
+          <w:szCs w:val="36"/>
+        </w:rPr>
+        <w:t>AccessTokenInterceptor</w:t>
+      </w:r>
+      <w:proofErr w:type="spellEnd"/>
+      <w:r>
+        <w:rPr>
+          <w:rFonts w:ascii="Calibri" w:hAnsi="Calibri" w:cs="Calibri"/>
+          <w:b/>
+          <w:bCs/>
+          <w:color w:val="D86DCB" w:themeColor="accent5" w:themeTint="99"/>
+          <w:sz w:val="36"/>
+          <w:szCs w:val="36"/>
+        </w:rPr>
+        <w:t>(</w:t>
+      </w:r>
+      <w:proofErr w:type="gramEnd"/>
+      <w:r>
+        <w:rPr>
+          <w:rFonts w:ascii="Calibri" w:hAnsi="Calibri" w:cs="Calibri"/>
+          <w:b/>
+          <w:bCs/>
+          <w:color w:val="D86DCB" w:themeColor="accent5" w:themeTint="99"/>
+          <w:sz w:val="36"/>
+          <w:szCs w:val="36"/>
+        </w:rPr>
+        <w:t xml:space="preserve">{required </w:t>
+      </w:r>
+      <w:proofErr w:type="spellStart"/>
+      <w:r>
+        <w:rPr>
+          <w:rFonts w:ascii="Calibri" w:hAnsi="Calibri" w:cs="Calibri"/>
+          <w:b/>
+          <w:bCs/>
+          <w:color w:val="D86DCB" w:themeColor="accent5" w:themeTint="99"/>
+          <w:sz w:val="36"/>
+          <w:szCs w:val="36"/>
+        </w:rPr>
+        <w:t>this.authService</w:t>
+      </w:r>
+      <w:proofErr w:type="spellEnd"/>
+      <w:r>
+        <w:rPr>
+          <w:rFonts w:ascii="Calibri" w:hAnsi="Calibri" w:cs="Calibri"/>
+          <w:b/>
+          <w:bCs/>
+          <w:color w:val="D86DCB" w:themeColor="accent5" w:themeTint="99"/>
+          <w:sz w:val="36"/>
+          <w:szCs w:val="36"/>
+        </w:rPr>
+        <w:t>});</w:t>
+      </w:r>
+    </w:p>
+    <w:p>
+      <w:pPr>
+        <w:jc w:val="both"/>
+        <w:rPr>
+          <w:rFonts w:ascii="Calibri" w:hAnsi="Calibri" w:cs="Calibri"/>
+          <w:b/>
+          <w:bCs/>
+          <w:color w:val="D86DCB" w:themeColor="accent5" w:themeTint="99"/>
+          <w:sz w:val="36"/>
+          <w:szCs w:val="36"/>
+        </w:rPr>
+      </w:pPr>
+      <w:r>
+        <w:rPr>
+          <w:rFonts w:ascii="Calibri" w:hAnsi="Calibri" w:cs="Calibri"/>
+          <w:b/>
+          <w:bCs/>
+          <w:color w:val="D86DCB" w:themeColor="accent5" w:themeTint="99"/>
+          <w:sz w:val="36"/>
+          <w:szCs w:val="36"/>
+        </w:rPr>
+        <w:t xml:space="preserve">  final </w:t>
+      </w:r>
+      <w:proofErr w:type="spellStart"/>
+      <w:r>
+        <w:rPr>
+          <w:rFonts w:ascii="Calibri" w:hAnsi="Calibri" w:cs="Calibri"/>
+          <w:b/>
+          <w:bCs/>
+          <w:color w:val="D86DCB" w:themeColor="accent5" w:themeTint="99"/>
+          <w:sz w:val="36"/>
+          <w:szCs w:val="36"/>
+        </w:rPr>
+        <w:t>AuthService</w:t>
+      </w:r>
+      <w:proofErr w:type="spellEnd"/>
+      <w:r>
+        <w:rPr>
+          <w:rFonts w:ascii="Calibri" w:hAnsi="Calibri" w:cs="Calibri"/>
+          <w:b/>
+          <w:bCs/>
+          <w:color w:val="D86DCB" w:themeColor="accent5" w:themeTint="99"/>
+          <w:sz w:val="36"/>
+          <w:szCs w:val="36"/>
+        </w:rPr>
+        <w:t xml:space="preserve"> </w:t>
+      </w:r>
+      <w:proofErr w:type="spellStart"/>
+      <w:r>
+        <w:rPr>
+          <w:rFonts w:ascii="Calibri" w:hAnsi="Calibri" w:cs="Calibri"/>
+          <w:b/>
+          <w:bCs/>
+          <w:color w:val="D86DCB" w:themeColor="accent5" w:themeTint="99"/>
+          <w:sz w:val="36"/>
+          <w:szCs w:val="36"/>
+        </w:rPr>
+        <w:t>authService</w:t>
+      </w:r>
+      <w:proofErr w:type="spellEnd"/>
+      <w:r>
+        <w:rPr>
+          <w:rFonts w:ascii="Calibri" w:hAnsi="Calibri" w:cs="Calibri"/>
+          <w:b/>
+          <w:bCs/>
+          <w:color w:val="D86DCB" w:themeColor="accent5" w:themeTint="99"/>
+          <w:sz w:val="36"/>
+          <w:szCs w:val="36"/>
+        </w:rPr>
+        <w:t>;</w:t>
+      </w:r>
+    </w:p>
+    <w:p>
+      <w:pPr>
+        <w:jc w:val="both"/>
+        <w:rPr>
+          <w:rFonts w:ascii="Calibri" w:hAnsi="Calibri" w:cs="Calibri"/>
+          <w:b/>
+          <w:bCs/>
+          <w:color w:val="D86DCB" w:themeColor="accent5" w:themeTint="99"/>
+          <w:sz w:val="36"/>
+          <w:szCs w:val="36"/>
+        </w:rPr>
+      </w:pPr>
+      <w:r>
+        <w:rPr>
+          <w:rFonts w:ascii="Calibri" w:hAnsi="Calibri" w:cs="Calibri"/>
+          <w:b/>
+          <w:bCs/>
+          <w:color w:val="D86DCB" w:themeColor="accent5" w:themeTint="99"/>
+          <w:sz w:val="36"/>
+          <w:szCs w:val="36"/>
+        </w:rPr>
+        <w:t>  @override</w:t>
+      </w:r>
+    </w:p>
+    <w:p>
+      <w:pPr>
+        <w:jc w:val="both"/>
+        <w:rPr>
+          <w:rFonts w:ascii="Calibri" w:hAnsi="Calibri" w:cs="Calibri"/>
+          <w:b/>
+          <w:bCs/>
+          <w:color w:val="D86DCB" w:themeColor="accent5" w:themeTint="99"/>
+          <w:sz w:val="36"/>
+          <w:szCs w:val="36"/>
+        </w:rPr>
+      </w:pPr>
+      <w:r>
+        <w:rPr>
+          <w:rFonts w:ascii="Calibri" w:hAnsi="Calibri" w:cs="Calibri"/>
+          <w:b/>
+          <w:bCs/>
+          <w:color w:val="D86DCB" w:themeColor="accent5" w:themeTint="99"/>
+          <w:sz w:val="36"/>
+          <w:szCs w:val="36"/>
+        </w:rPr>
+        <w:t xml:space="preserve">  </w:t>
+      </w:r>
+      <w:r>
+        <w:rPr>
+          <w:rFonts w:ascii="Calibri" w:hAnsi="Calibri" w:cs="Calibri"/>
+          <w:b/>
+          <w:bCs/>
+          <w:color w:val="D86DCB" w:themeColor="accent5" w:themeTint="99"/>
+          <w:sz w:val="36"/>
+          <w:szCs w:val="36"/>
+        </w:rPr>
+        <w:t xml:space="preserve">void </w:t>
+      </w:r>
+      <w:proofErr w:type="spellStart"/>
+      <w:proofErr w:type="gramStart"/>
+      <w:r>
+        <w:rPr>
+          <w:rFonts w:ascii="Calibri" w:hAnsi="Calibri" w:cs="Calibri"/>
+          <w:b/>
+          <w:bCs/>
+          <w:color w:val="D86DCB" w:themeColor="accent5" w:themeTint="99"/>
+          <w:sz w:val="36"/>
+          <w:szCs w:val="36"/>
+        </w:rPr>
+        <w:t>onRequest</w:t>
+      </w:r>
+      <w:proofErr w:type="spellEnd"/>
+      <w:r>
+        <w:rPr>
+          <w:rFonts w:ascii="Calibri" w:hAnsi="Calibri" w:cs="Calibri"/>
+          <w:b/>
+          <w:bCs/>
+          <w:color w:val="D86DCB" w:themeColor="accent5" w:themeTint="99"/>
+          <w:sz w:val="36"/>
+          <w:szCs w:val="36"/>
+        </w:rPr>
+        <w:t>(</w:t>
+      </w:r>
+      <w:proofErr w:type="spellStart"/>
+      <w:proofErr w:type="gramEnd"/>
+      <w:r>
+        <w:rPr>
+          <w:rFonts w:ascii="Calibri" w:hAnsi="Calibri" w:cs="Calibri"/>
+          <w:b/>
+          <w:bCs/>
+          <w:color w:val="D86DCB" w:themeColor="accent5" w:themeTint="99"/>
+          <w:sz w:val="36"/>
+          <w:szCs w:val="36"/>
+        </w:rPr>
+        <w:t>RequestOptions</w:t>
+      </w:r>
+      <w:proofErr w:type="spellEnd"/>
+      <w:r>
+        <w:rPr>
+          <w:rFonts w:ascii="Calibri" w:hAnsi="Calibri" w:cs="Calibri"/>
+          <w:b/>
+          <w:bCs/>
+          <w:color w:val="D86DCB" w:themeColor="accent5" w:themeTint="99"/>
+          <w:sz w:val="36"/>
+          <w:szCs w:val="36"/>
+        </w:rPr>
+        <w:t xml:space="preserve"> options, </w:t>
+      </w:r>
+      <w:proofErr w:type="spellStart"/>
+      <w:r>
+        <w:rPr>
+          <w:rFonts w:ascii="Calibri" w:hAnsi="Calibri" w:cs="Calibri"/>
+          <w:b/>
+          <w:bCs/>
+          <w:color w:val="D86DCB" w:themeColor="accent5" w:themeTint="99"/>
+          <w:sz w:val="36"/>
+          <w:szCs w:val="36"/>
+        </w:rPr>
+        <w:t>RequestInterceptorHandler</w:t>
+      </w:r>
+      <w:proofErr w:type="spellEnd"/>
+      <w:r>
+        <w:rPr>
+          <w:rFonts w:ascii="Calibri" w:hAnsi="Calibri" w:cs="Calibri"/>
+          <w:b/>
+          <w:bCs/>
+          <w:color w:val="D86DCB" w:themeColor="accent5" w:themeTint="99"/>
+          <w:sz w:val="36"/>
+          <w:szCs w:val="36"/>
+        </w:rPr>
+        <w:t xml:space="preserve"> handler) {</w:t>
+      </w:r>
+    </w:p>
+    <w:p>
+      <w:pPr>
+        <w:jc w:val="both"/>
+        <w:rPr>
+          <w:rFonts w:ascii="Calibri" w:hAnsi="Calibri" w:cs="Calibri"/>
+          <w:b/>
+          <w:bCs/>
+          <w:color w:val="D86DCB" w:themeColor="accent5" w:themeTint="99"/>
+          <w:sz w:val="36"/>
+          <w:szCs w:val="36"/>
+        </w:rPr>
+      </w:pPr>
+      <w:r>
+        <w:rPr>
+          <w:rFonts w:ascii="Calibri" w:hAnsi="Calibri" w:cs="Calibri"/>
+          <w:b/>
+          <w:bCs/>
+          <w:color w:val="D86DCB" w:themeColor="accent5" w:themeTint="99"/>
+          <w:sz w:val="36"/>
+          <w:szCs w:val="36"/>
+        </w:rPr>
+        <w:t xml:space="preserve">    final </w:t>
+      </w:r>
+      <w:proofErr w:type="spellStart"/>
+      <w:r>
+        <w:rPr>
+          <w:rFonts w:ascii="Calibri" w:hAnsi="Calibri" w:cs="Calibri"/>
+          <w:b/>
+          <w:bCs/>
+          <w:color w:val="D86DCB" w:themeColor="accent5" w:themeTint="99"/>
+          <w:sz w:val="36"/>
+          <w:szCs w:val="36"/>
+        </w:rPr>
+        <w:t>accessToken</w:t>
+      </w:r>
+      <w:proofErr w:type="spellEnd"/>
+      <w:r>
+        <w:rPr>
+          <w:rFonts w:ascii="Calibri" w:hAnsi="Calibri" w:cs="Calibri"/>
+          <w:b/>
+          <w:bCs/>
+          <w:color w:val="D86DCB" w:themeColor="accent5" w:themeTint="99"/>
+          <w:sz w:val="36"/>
+          <w:szCs w:val="36"/>
+        </w:rPr>
+        <w:t xml:space="preserve"> = </w:t>
+      </w:r>
+      <w:proofErr w:type="spellStart"/>
+      <w:r>
+        <w:rPr>
+          <w:rFonts w:ascii="Calibri" w:hAnsi="Calibri" w:cs="Calibri"/>
+          <w:b/>
+          <w:bCs/>
+          <w:color w:val="D86DCB" w:themeColor="accent5" w:themeTint="99"/>
+          <w:sz w:val="36"/>
+          <w:szCs w:val="36"/>
+        </w:rPr>
+        <w:t>getAccessToken</w:t>
+      </w:r>
+      <w:proofErr w:type="spellEnd"/>
+      <w:r>
+        <w:rPr>
+          <w:rFonts w:ascii="Calibri" w:hAnsi="Calibri" w:cs="Calibri"/>
+          <w:b/>
+          <w:bCs/>
+          <w:color w:val="D86DCB" w:themeColor="accent5" w:themeTint="99"/>
+          <w:sz w:val="36"/>
+          <w:szCs w:val="36"/>
+        </w:rPr>
+        <w:t>;</w:t>
+      </w:r>
+    </w:p>
+    <w:p>
+      <w:pPr>
+        <w:jc w:val="both"/>
+        <w:rPr>
+          <w:rFonts w:ascii="Calibri" w:hAnsi="Calibri" w:cs="Calibri"/>
+          <w:b/>
+          <w:bCs/>
+          <w:color w:val="D86DCB" w:themeColor="accent5" w:themeTint="99"/>
+          <w:sz w:val="36"/>
+          <w:szCs w:val="36"/>
+        </w:rPr>
+      </w:pPr>
+      <w:r>
+        <w:rPr>
+          <w:rFonts w:ascii="Calibri" w:hAnsi="Calibri" w:cs="Calibri"/>
+          <w:b/>
+          <w:bCs/>
+          <w:color w:val="D86DCB" w:themeColor="accent5" w:themeTint="99"/>
+          <w:sz w:val="36"/>
+          <w:szCs w:val="36"/>
+        </w:rPr>
+        <w:t>    if (</w:t>
+      </w:r>
+      <w:proofErr w:type="spellStart"/>
+      <w:proofErr w:type="gramStart"/>
+      <w:r>
+        <w:rPr>
+          <w:rFonts w:ascii="Calibri" w:hAnsi="Calibri" w:cs="Calibri"/>
+          <w:b/>
+          <w:bCs/>
+          <w:color w:val="D86DCB" w:themeColor="accent5" w:themeTint="99"/>
+          <w:sz w:val="36"/>
+          <w:szCs w:val="36"/>
+        </w:rPr>
+        <w:t>accessToken</w:t>
+      </w:r>
+      <w:proofErr w:type="spellEnd"/>
+      <w:r>
+        <w:rPr>
+          <w:rFonts w:ascii="Calibri" w:hAnsi="Calibri" w:cs="Calibri"/>
+          <w:b/>
+          <w:bCs/>
+          <w:color w:val="D86DCB" w:themeColor="accent5" w:themeTint="99"/>
+          <w:sz w:val="36"/>
+          <w:szCs w:val="36"/>
+        </w:rPr>
+        <w:t xml:space="preserve"> !</w:t>
+      </w:r>
+      <w:proofErr w:type="gramEnd"/>
+      <w:r>
+        <w:rPr>
+          <w:rFonts w:ascii="Calibri" w:hAnsi="Calibri" w:cs="Calibri"/>
+          <w:b/>
+          <w:bCs/>
+          <w:color w:val="D86DCB" w:themeColor="accent5" w:themeTint="99"/>
+          <w:sz w:val="36"/>
+          <w:szCs w:val="36"/>
+        </w:rPr>
+        <w:t>= null) {</w:t>
+      </w:r>
+    </w:p>
+    <w:p>
+      <w:pPr>
+        <w:jc w:val="both"/>
+        <w:rPr>
+          <w:rFonts w:ascii="Calibri" w:hAnsi="Calibri" w:cs="Calibri"/>
+          <w:b/>
+          <w:bCs/>
+          <w:color w:val="D86DCB" w:themeColor="accent5" w:themeTint="99"/>
+          <w:sz w:val="36"/>
+          <w:szCs w:val="36"/>
+        </w:rPr>
+      </w:pPr>
+      <w:r>
+        <w:rPr>
+          <w:rFonts w:ascii="Calibri" w:hAnsi="Calibri" w:cs="Calibri"/>
+          <w:b/>
+          <w:bCs/>
+          <w:color w:val="D86DCB" w:themeColor="accent5" w:themeTint="99"/>
+          <w:sz w:val="36"/>
+          <w:szCs w:val="36"/>
+        </w:rPr>
+        <w:t xml:space="preserve">      </w:t>
+      </w:r>
+      <w:proofErr w:type="spellStart"/>
+      <w:proofErr w:type="gramStart"/>
+      <w:r>
+        <w:rPr>
+          <w:rFonts w:ascii="Calibri" w:hAnsi="Calibri" w:cs="Calibri"/>
+          <w:b/>
+          <w:bCs/>
+          <w:color w:val="D86DCB" w:themeColor="accent5" w:themeTint="99"/>
+          <w:sz w:val="36"/>
+          <w:szCs w:val="36"/>
+        </w:rPr>
+        <w:t>options.headers</w:t>
+      </w:r>
+      <w:proofErr w:type="spellEnd"/>
+      <w:proofErr w:type="gramEnd"/>
+      <w:r>
+        <w:rPr>
+          <w:rFonts w:ascii="Calibri" w:hAnsi="Calibri" w:cs="Calibri"/>
+          <w:b/>
+          <w:bCs/>
+          <w:color w:val="D86DCB" w:themeColor="accent5" w:themeTint="99"/>
+          <w:sz w:val="36"/>
+          <w:szCs w:val="36"/>
+        </w:rPr>
+        <w:t>['Authorization'] = 'Bearer $</w:t>
+      </w:r>
+      <w:proofErr w:type="spellStart"/>
+      <w:r>
+        <w:rPr>
+          <w:rFonts w:ascii="Calibri" w:hAnsi="Calibri" w:cs="Calibri"/>
+          <w:b/>
+          <w:bCs/>
+          <w:color w:val="D86DCB" w:themeColor="accent5" w:themeTint="99"/>
+          <w:sz w:val="36"/>
+          <w:szCs w:val="36"/>
+        </w:rPr>
+        <w:t>accessToken</w:t>
+      </w:r>
+      <w:proofErr w:type="spellEnd"/>
+      <w:r>
+        <w:rPr>
+          <w:rFonts w:ascii="Calibri" w:hAnsi="Calibri" w:cs="Calibri"/>
+          <w:b/>
+          <w:bCs/>
+          <w:color w:val="D86DCB" w:themeColor="accent5" w:themeTint="99"/>
+          <w:sz w:val="36"/>
+          <w:szCs w:val="36"/>
+        </w:rPr>
+        <w:t>';</w:t>
+      </w:r>
+    </w:p>
+    <w:p>
+      <w:pPr>
+        <w:jc w:val="both"/>
+        <w:rPr>
+          <w:rFonts w:ascii="Calibri" w:hAnsi="Calibri" w:cs="Calibri"/>
+          <w:b/>
+          <w:bCs/>
+          <w:color w:val="D86DCB" w:themeColor="accent5" w:themeTint="99"/>
+          <w:sz w:val="36"/>
+          <w:szCs w:val="36"/>
+        </w:rPr>
+      </w:pPr>
+      <w:r>
+        <w:rPr>
+          <w:rFonts w:ascii="Calibri" w:hAnsi="Calibri" w:cs="Calibri"/>
+          <w:b/>
+          <w:bCs/>
+          <w:color w:val="D86DCB" w:themeColor="accent5" w:themeTint="99"/>
+          <w:sz w:val="36"/>
+          <w:szCs w:val="36"/>
+        </w:rPr>
+        <w:t>    }</w:t>
+      </w:r>
+    </w:p>
+    <w:p>
+      <w:pPr>
+        <w:jc w:val="both"/>
+        <w:rPr>
+          <w:rFonts w:ascii="Calibri" w:hAnsi="Calibri" w:cs="Calibri"/>
+          <w:b/>
+          <w:bCs/>
+          <w:color w:val="D86DCB" w:themeColor="accent5" w:themeTint="99"/>
+          <w:sz w:val="36"/>
+          <w:szCs w:val="36"/>
+        </w:rPr>
+      </w:pPr>
+      <w:r>
+        <w:rPr>
+          <w:rFonts w:ascii="Calibri" w:hAnsi="Calibri" w:cs="Calibri"/>
+          <w:b/>
+          <w:bCs/>
+          <w:color w:val="D86DCB" w:themeColor="accent5" w:themeTint="99"/>
+          <w:sz w:val="36"/>
+          <w:szCs w:val="36"/>
+        </w:rPr>
+        <w:t xml:space="preserve">    </w:t>
+      </w:r>
+      <w:proofErr w:type="spellStart"/>
+      <w:proofErr w:type="gramStart"/>
+      <w:r>
+        <w:rPr>
+          <w:rFonts w:ascii="Calibri" w:hAnsi="Calibri" w:cs="Calibri"/>
+          <w:b/>
+          <w:bCs/>
+          <w:color w:val="D86DCB" w:themeColor="accent5" w:themeTint="99"/>
+          <w:sz w:val="36"/>
+          <w:szCs w:val="36"/>
+        </w:rPr>
+        <w:t>handler.next</w:t>
+      </w:r>
+      <w:proofErr w:type="spellEnd"/>
+      <w:proofErr w:type="gramEnd"/>
+      <w:r>
+        <w:rPr>
+          <w:rFonts w:ascii="Calibri" w:hAnsi="Calibri" w:cs="Calibri"/>
+          <w:b/>
+          <w:bCs/>
+          <w:color w:val="D86DCB" w:themeColor="accent5" w:themeTint="99"/>
+          <w:sz w:val="36"/>
+          <w:szCs w:val="36"/>
+        </w:rPr>
+        <w:t>(options);</w:t>
+      </w:r>
+    </w:p>
+    <w:p>
+      <w:pPr>
+        <w:jc w:val="both"/>
+        <w:rPr>
+          <w:rFonts w:ascii="Calibri" w:hAnsi="Calibri" w:cs="Calibri"/>
+          <w:b/>
+          <w:bCs/>
+          <w:color w:val="D86DCB" w:themeColor="accent5" w:themeTint="99"/>
+          <w:sz w:val="36"/>
+          <w:szCs w:val="36"/>
+        </w:rPr>
+      </w:pPr>
+      <w:r>
+        <w:rPr>
+          <w:rFonts w:ascii="Calibri" w:hAnsi="Calibri" w:cs="Calibri"/>
+          <w:b/>
+          <w:bCs/>
+          <w:color w:val="D86DCB" w:themeColor="accent5" w:themeTint="99"/>
+          <w:sz w:val="36"/>
+          <w:szCs w:val="36"/>
+        </w:rPr>
         <w:lastRenderedPageBreak/>
-        <w:t xml:space="preserve">Access </w:t>
-      </w:r>
-      <w:r>
-        <w:rPr>
-          <w:rFonts w:ascii="Calibri" w:hAnsi="Calibri" w:cs="Calibri"/>
-          <w:b/>
-          <w:bCs/>
-          <w:sz w:val="36"/>
-          <w:szCs w:val="36"/>
-        </w:rPr>
-        <w:t>Token</w:t>
-      </w:r>
-      <w:r>
-        <w:rPr>
-          <w:rFonts w:ascii="Calibri" w:hAnsi="Calibri" w:cs="Calibri"/>
-          <w:b/>
-          <w:bCs/>
-          <w:sz w:val="36"/>
-          <w:szCs w:val="36"/>
-        </w:rPr>
-        <w:t xml:space="preserve"> &amp; Token Refresh</w:t>
-      </w:r>
-      <w:r>
-        <w:rPr>
-          <w:rFonts w:ascii="Calibri" w:hAnsi="Calibri" w:cs="Calibri"/>
-          <w:b/>
-          <w:bCs/>
-          <w:sz w:val="36"/>
-          <w:szCs w:val="36"/>
-        </w:rPr>
-        <w:t xml:space="preserve"> Interceptor (Production Example):</w:t>
-      </w:r>
-    </w:p>
-    <w:p>
-      <w:pPr>
-        <w:jc w:val="both"/>
-        <w:rPr>
-          <w:rFonts w:ascii="Calibri" w:hAnsi="Calibri" w:cs="Calibri"/>
-          <w:sz w:val="36"/>
-          <w:szCs w:val="36"/>
-        </w:rPr>
-      </w:pPr>
-      <w:r>
-        <w:rPr>
-          <w:rFonts w:ascii="Calibri" w:hAnsi="Calibri" w:cs="Calibri"/>
-          <w:sz w:val="36"/>
-          <w:szCs w:val="36"/>
-        </w:rPr>
-        <w:t xml:space="preserve"># </w:t>
-      </w:r>
-      <w:r>
-        <w:rPr>
-          <w:rFonts w:ascii="Calibri" w:hAnsi="Calibri" w:cs="Calibri"/>
-          <w:sz w:val="36"/>
-          <w:szCs w:val="36"/>
-        </w:rPr>
-        <w:t xml:space="preserve">Each interceptor should have one responsibility (instead of combining in one </w:t>
-      </w:r>
-      <w:proofErr w:type="spellStart"/>
-      <w:r>
-        <w:rPr>
-          <w:rFonts w:ascii="Calibri" w:hAnsi="Calibri" w:cs="Calibri"/>
-          <w:b/>
-          <w:bCs/>
-          <w:sz w:val="36"/>
-          <w:szCs w:val="36"/>
-        </w:rPr>
-        <w:t>TokenManager</w:t>
-      </w:r>
-      <w:proofErr w:type="spellEnd"/>
-      <w:r>
-        <w:rPr>
-          <w:rFonts w:ascii="Calibri" w:hAnsi="Calibri" w:cs="Calibri"/>
-          <w:sz w:val="36"/>
-          <w:szCs w:val="36"/>
-        </w:rPr>
-        <w:t xml:space="preserve"> interceptor class). </w:t>
-      </w:r>
-      <w:proofErr w:type="spellStart"/>
-      <w:r>
-        <w:rPr>
-          <w:rFonts w:ascii="Calibri" w:hAnsi="Calibri" w:cs="Calibri"/>
-          <w:b/>
-          <w:bCs/>
-          <w:sz w:val="36"/>
-          <w:szCs w:val="36"/>
-        </w:rPr>
-        <w:t>AccessTokenInterceptor</w:t>
-      </w:r>
-      <w:proofErr w:type="spellEnd"/>
-      <w:r>
-        <w:rPr>
-          <w:rFonts w:ascii="Calibri" w:hAnsi="Calibri" w:cs="Calibri"/>
-          <w:sz w:val="36"/>
-          <w:szCs w:val="36"/>
-        </w:rPr>
-        <w:t xml:space="preserve"> attaches the current access token to every outgoing request in</w:t>
-      </w:r>
-      <w:r>
-        <w:rPr>
-          <w:rFonts w:ascii="Calibri" w:hAnsi="Calibri" w:cs="Calibri"/>
-          <w:b/>
-          <w:bCs/>
-          <w:sz w:val="36"/>
-          <w:szCs w:val="36"/>
-        </w:rPr>
-        <w:t xml:space="preserve"> </w:t>
-      </w:r>
-      <w:proofErr w:type="spellStart"/>
-      <w:r>
-        <w:rPr>
-          <w:rFonts w:ascii="Calibri" w:hAnsi="Calibri" w:cs="Calibri"/>
-          <w:b/>
-          <w:bCs/>
-          <w:sz w:val="36"/>
-          <w:szCs w:val="36"/>
-        </w:rPr>
-        <w:t>onRequest</w:t>
-      </w:r>
-      <w:proofErr w:type="spellEnd"/>
-      <w:r>
-        <w:rPr>
-          <w:rFonts w:ascii="Calibri" w:hAnsi="Calibri" w:cs="Calibri"/>
-          <w:b/>
-          <w:bCs/>
-          <w:sz w:val="36"/>
-          <w:szCs w:val="36"/>
-        </w:rPr>
-        <w:t xml:space="preserve">: </w:t>
-      </w:r>
-      <w:r>
-        <w:rPr>
-          <w:rFonts w:ascii="Calibri" w:hAnsi="Calibri" w:cs="Calibri"/>
-          <w:sz w:val="36"/>
-          <w:szCs w:val="36"/>
-        </w:rPr>
-        <w:t>callback</w:t>
-      </w:r>
-    </w:p>
-    <w:p>
-      <w:pPr>
-        <w:jc w:val="both"/>
-        <w:rPr>
-          <w:rFonts w:ascii="Calibri" w:hAnsi="Calibri" w:cs="Calibri"/>
-          <w:sz w:val="36"/>
-          <w:szCs w:val="36"/>
-        </w:rPr>
-      </w:pPr>
-      <w:r>
-        <w:rPr>
-          <w:rFonts w:ascii="Calibri" w:hAnsi="Calibri" w:cs="Calibri"/>
-          <w:sz w:val="36"/>
-          <w:szCs w:val="36"/>
-        </w:rPr>
-        <w:t xml:space="preserve"># The token comes from </w:t>
-      </w:r>
-      <w:proofErr w:type="spellStart"/>
-      <w:r>
-        <w:rPr>
-          <w:rFonts w:ascii="Calibri" w:hAnsi="Calibri" w:cs="Calibri"/>
-          <w:b/>
-          <w:bCs/>
-          <w:sz w:val="36"/>
-          <w:szCs w:val="36"/>
-        </w:rPr>
-        <w:t>AuthService</w:t>
-      </w:r>
-      <w:proofErr w:type="spellEnd"/>
-      <w:r>
-        <w:rPr>
-          <w:rFonts w:ascii="Calibri" w:hAnsi="Calibri" w:cs="Calibri"/>
-          <w:b/>
-          <w:bCs/>
-          <w:sz w:val="36"/>
-          <w:szCs w:val="36"/>
-        </w:rPr>
-        <w:t xml:space="preserve"> </w:t>
-      </w:r>
-      <w:r>
-        <w:rPr>
-          <w:rFonts w:ascii="Calibri" w:hAnsi="Calibri" w:cs="Calibri"/>
-          <w:sz w:val="36"/>
-          <w:szCs w:val="36"/>
-        </w:rPr>
-        <w:t>and</w:t>
-      </w:r>
-      <w:r>
-        <w:rPr>
-          <w:rFonts w:ascii="Calibri" w:hAnsi="Calibri" w:cs="Calibri"/>
-          <w:b/>
-          <w:bCs/>
-          <w:sz w:val="36"/>
-          <w:szCs w:val="36"/>
-        </w:rPr>
-        <w:t xml:space="preserve"> </w:t>
-      </w:r>
-      <w:proofErr w:type="spellStart"/>
-      <w:proofErr w:type="gramStart"/>
-      <w:r>
-        <w:rPr>
-          <w:rFonts w:ascii="Calibri" w:hAnsi="Calibri" w:cs="Calibri"/>
-          <w:b/>
-          <w:bCs/>
-          <w:sz w:val="36"/>
-          <w:szCs w:val="36"/>
-        </w:rPr>
-        <w:t>handler.next</w:t>
-      </w:r>
-      <w:proofErr w:type="spellEnd"/>
-      <w:proofErr w:type="gramEnd"/>
-      <w:r>
-        <w:rPr>
-          <w:rFonts w:ascii="Calibri" w:hAnsi="Calibri" w:cs="Calibri"/>
-          <w:b/>
-          <w:bCs/>
-          <w:sz w:val="36"/>
-          <w:szCs w:val="36"/>
-        </w:rPr>
-        <w:t xml:space="preserve">(options) </w:t>
-      </w:r>
-      <w:r>
-        <w:rPr>
-          <w:rFonts w:ascii="Calibri" w:hAnsi="Calibri" w:cs="Calibri"/>
-          <w:sz w:val="36"/>
-          <w:szCs w:val="36"/>
-        </w:rPr>
-        <w:t>passes it along or continues (must be called)</w:t>
-      </w:r>
-    </w:p>
-    <w:p>
-      <w:pPr>
-        <w:jc w:val="both"/>
-        <w:rPr>
-          <w:rFonts w:ascii="Calibri" w:hAnsi="Calibri" w:cs="Calibri"/>
-          <w:b/>
-          <w:bCs/>
-          <w:color w:val="D86DCB" w:themeColor="accent5" w:themeTint="99"/>
-          <w:sz w:val="36"/>
-          <w:szCs w:val="36"/>
-        </w:rPr>
-      </w:pPr>
-      <w:r>
-        <w:rPr>
-          <w:rFonts w:ascii="Calibri" w:hAnsi="Calibri" w:cs="Calibri"/>
-          <w:b/>
-          <w:bCs/>
-          <w:color w:val="D86DCB" w:themeColor="accent5" w:themeTint="99"/>
-          <w:sz w:val="36"/>
-          <w:szCs w:val="36"/>
-        </w:rPr>
-        <w:t xml:space="preserve">class </w:t>
-      </w:r>
-      <w:proofErr w:type="spellStart"/>
-      <w:r>
-        <w:rPr>
-          <w:rFonts w:ascii="Calibri" w:hAnsi="Calibri" w:cs="Calibri"/>
-          <w:b/>
-          <w:bCs/>
-          <w:color w:val="D86DCB" w:themeColor="accent5" w:themeTint="99"/>
-          <w:sz w:val="36"/>
-          <w:szCs w:val="36"/>
-        </w:rPr>
-        <w:t>AccessTokenInterceptor</w:t>
-      </w:r>
-      <w:proofErr w:type="spellEnd"/>
-      <w:r>
-        <w:rPr>
-          <w:rFonts w:ascii="Calibri" w:hAnsi="Calibri" w:cs="Calibri"/>
-          <w:b/>
-          <w:bCs/>
-          <w:color w:val="D86DCB" w:themeColor="accent5" w:themeTint="99"/>
-          <w:sz w:val="36"/>
-          <w:szCs w:val="36"/>
-        </w:rPr>
-        <w:t xml:space="preserve"> extends Interceptor {</w:t>
-      </w:r>
-    </w:p>
-    <w:p>
-      <w:pPr>
-        <w:jc w:val="both"/>
-        <w:rPr>
-          <w:rFonts w:ascii="Calibri" w:hAnsi="Calibri" w:cs="Calibri"/>
-          <w:b/>
-          <w:bCs/>
-          <w:color w:val="D86DCB" w:themeColor="accent5" w:themeTint="99"/>
-          <w:sz w:val="36"/>
-          <w:szCs w:val="36"/>
-        </w:rPr>
-      </w:pPr>
-      <w:r>
-        <w:rPr>
-          <w:rFonts w:ascii="Calibri" w:hAnsi="Calibri" w:cs="Calibri"/>
-          <w:b/>
-          <w:bCs/>
-          <w:color w:val="D86DCB" w:themeColor="accent5" w:themeTint="99"/>
-          <w:sz w:val="36"/>
-          <w:szCs w:val="36"/>
-        </w:rPr>
-        <w:t xml:space="preserve">  </w:t>
-      </w:r>
-      <w:proofErr w:type="spellStart"/>
-      <w:proofErr w:type="gramStart"/>
-      <w:r>
-        <w:rPr>
-          <w:rFonts w:ascii="Calibri" w:hAnsi="Calibri" w:cs="Calibri"/>
-          <w:b/>
-          <w:bCs/>
-          <w:color w:val="D86DCB" w:themeColor="accent5" w:themeTint="99"/>
-          <w:sz w:val="36"/>
-          <w:szCs w:val="36"/>
-        </w:rPr>
-        <w:t>AccessTokenInterceptor</w:t>
-      </w:r>
-      <w:proofErr w:type="spellEnd"/>
-      <w:r>
-        <w:rPr>
-          <w:rFonts w:ascii="Calibri" w:hAnsi="Calibri" w:cs="Calibri"/>
-          <w:b/>
-          <w:bCs/>
-          <w:color w:val="D86DCB" w:themeColor="accent5" w:themeTint="99"/>
-          <w:sz w:val="36"/>
-          <w:szCs w:val="36"/>
-        </w:rPr>
-        <w:t>(</w:t>
-      </w:r>
-      <w:proofErr w:type="gramEnd"/>
-      <w:r>
-        <w:rPr>
-          <w:rFonts w:ascii="Calibri" w:hAnsi="Calibri" w:cs="Calibri"/>
-          <w:b/>
-          <w:bCs/>
-          <w:color w:val="D86DCB" w:themeColor="accent5" w:themeTint="99"/>
-          <w:sz w:val="36"/>
-          <w:szCs w:val="36"/>
-        </w:rPr>
-        <w:t xml:space="preserve">{required </w:t>
-      </w:r>
-      <w:proofErr w:type="spellStart"/>
-      <w:r>
-        <w:rPr>
-          <w:rFonts w:ascii="Calibri" w:hAnsi="Calibri" w:cs="Calibri"/>
-          <w:b/>
-          <w:bCs/>
-          <w:color w:val="D86DCB" w:themeColor="accent5" w:themeTint="99"/>
-          <w:sz w:val="36"/>
-          <w:szCs w:val="36"/>
-        </w:rPr>
-        <w:t>this.authService</w:t>
-      </w:r>
-      <w:proofErr w:type="spellEnd"/>
-      <w:r>
-        <w:rPr>
-          <w:rFonts w:ascii="Calibri" w:hAnsi="Calibri" w:cs="Calibri"/>
-          <w:b/>
-          <w:bCs/>
-          <w:color w:val="D86DCB" w:themeColor="accent5" w:themeTint="99"/>
-          <w:sz w:val="36"/>
-          <w:szCs w:val="36"/>
-        </w:rPr>
-        <w:t>});</w:t>
-      </w:r>
-    </w:p>
-    <w:p>
-      <w:pPr>
-        <w:jc w:val="both"/>
-        <w:rPr>
-          <w:rFonts w:ascii="Calibri" w:hAnsi="Calibri" w:cs="Calibri"/>
-          <w:b/>
-          <w:bCs/>
-          <w:color w:val="D86DCB" w:themeColor="accent5" w:themeTint="99"/>
-          <w:sz w:val="36"/>
-          <w:szCs w:val="36"/>
-        </w:rPr>
-      </w:pPr>
-      <w:r>
-        <w:rPr>
-          <w:rFonts w:ascii="Calibri" w:hAnsi="Calibri" w:cs="Calibri"/>
-          <w:b/>
-          <w:bCs/>
-          <w:color w:val="D86DCB" w:themeColor="accent5" w:themeTint="99"/>
-          <w:sz w:val="36"/>
-          <w:szCs w:val="36"/>
-        </w:rPr>
-        <w:t xml:space="preserve">  final </w:t>
-      </w:r>
-      <w:proofErr w:type="spellStart"/>
-      <w:r>
-        <w:rPr>
-          <w:rFonts w:ascii="Calibri" w:hAnsi="Calibri" w:cs="Calibri"/>
-          <w:b/>
-          <w:bCs/>
-          <w:color w:val="D86DCB" w:themeColor="accent5" w:themeTint="99"/>
-          <w:sz w:val="36"/>
-          <w:szCs w:val="36"/>
-        </w:rPr>
-        <w:t>AuthService</w:t>
-      </w:r>
-      <w:proofErr w:type="spellEnd"/>
-      <w:r>
-        <w:rPr>
-          <w:rFonts w:ascii="Calibri" w:hAnsi="Calibri" w:cs="Calibri"/>
-          <w:b/>
-          <w:bCs/>
-          <w:color w:val="D86DCB" w:themeColor="accent5" w:themeTint="99"/>
-          <w:sz w:val="36"/>
-          <w:szCs w:val="36"/>
-        </w:rPr>
-        <w:t xml:space="preserve"> </w:t>
-      </w:r>
-      <w:proofErr w:type="spellStart"/>
-      <w:r>
-        <w:rPr>
-          <w:rFonts w:ascii="Calibri" w:hAnsi="Calibri" w:cs="Calibri"/>
-          <w:b/>
-          <w:bCs/>
-          <w:color w:val="D86DCB" w:themeColor="accent5" w:themeTint="99"/>
-          <w:sz w:val="36"/>
-          <w:szCs w:val="36"/>
-        </w:rPr>
-        <w:t>authService</w:t>
+        <w:t>  }</w:t>
+      </w:r>
+    </w:p>
+    <w:p>
+      <w:pPr>
+        <w:jc w:val="both"/>
+        <w:rPr>
+          <w:rFonts w:ascii="Calibri" w:hAnsi="Calibri" w:cs="Calibri"/>
+          <w:b/>
+          <w:bCs/>
+          <w:color w:val="D86DCB" w:themeColor="accent5" w:themeTint="99"/>
+          <w:sz w:val="36"/>
+          <w:szCs w:val="36"/>
+        </w:rPr>
+      </w:pPr>
+      <w:r>
+        <w:rPr>
+          <w:rFonts w:ascii="Calibri" w:hAnsi="Calibri" w:cs="Calibri"/>
+          <w:b/>
+          <w:bCs/>
+          <w:color w:val="D86DCB" w:themeColor="accent5" w:themeTint="99"/>
+          <w:sz w:val="36"/>
+          <w:szCs w:val="36"/>
+        </w:rPr>
+        <w:t xml:space="preserve">  String? get </w:t>
+      </w:r>
+      <w:proofErr w:type="spellStart"/>
+      <w:r>
+        <w:rPr>
+          <w:rFonts w:ascii="Calibri" w:hAnsi="Calibri" w:cs="Calibri"/>
+          <w:b/>
+          <w:bCs/>
+          <w:color w:val="D86DCB" w:themeColor="accent5" w:themeTint="99"/>
+          <w:sz w:val="36"/>
+          <w:szCs w:val="36"/>
+        </w:rPr>
+        <w:t>getAccessToken</w:t>
+      </w:r>
+      <w:proofErr w:type="spellEnd"/>
+      <w:r>
+        <w:rPr>
+          <w:rFonts w:ascii="Calibri" w:hAnsi="Calibri" w:cs="Calibri"/>
+          <w:b/>
+          <w:bCs/>
+          <w:color w:val="D86DCB" w:themeColor="accent5" w:themeTint="99"/>
+          <w:sz w:val="36"/>
+          <w:szCs w:val="36"/>
+        </w:rPr>
+        <w:t xml:space="preserve"> =&gt; </w:t>
+      </w:r>
+      <w:proofErr w:type="spellStart"/>
+      <w:r>
+        <w:rPr>
+          <w:rFonts w:ascii="Calibri" w:hAnsi="Calibri" w:cs="Calibri"/>
+          <w:b/>
+          <w:bCs/>
+          <w:color w:val="D86DCB" w:themeColor="accent5" w:themeTint="99"/>
+          <w:sz w:val="36"/>
+          <w:szCs w:val="36"/>
+        </w:rPr>
+        <w:t>authService.accessToken</w:t>
       </w:r>
       <w:proofErr w:type="spellEnd"/>
       <w:r>
@@ -28676,517 +29337,6 @@
           <w:sz w:val="36"/>
           <w:szCs w:val="36"/>
         </w:rPr>
-        <w:t>  @override</w:t>
-      </w:r>
-    </w:p>
-    <w:p>
-      <w:pPr>
-        <w:jc w:val="both"/>
-        <w:rPr>
-          <w:rFonts w:ascii="Calibri" w:hAnsi="Calibri" w:cs="Calibri"/>
-          <w:b/>
-          <w:bCs/>
-          <w:color w:val="D86DCB" w:themeColor="accent5" w:themeTint="99"/>
-          <w:sz w:val="36"/>
-          <w:szCs w:val="36"/>
-        </w:rPr>
-      </w:pPr>
-      <w:r>
-        <w:rPr>
-          <w:rFonts w:ascii="Calibri" w:hAnsi="Calibri" w:cs="Calibri"/>
-          <w:b/>
-          <w:bCs/>
-          <w:color w:val="D86DCB" w:themeColor="accent5" w:themeTint="99"/>
-          <w:sz w:val="36"/>
-          <w:szCs w:val="36"/>
-        </w:rPr>
-        <w:t xml:space="preserve">  </w:t>
-      </w:r>
-      <w:r>
-        <w:rPr>
-          <w:rFonts w:ascii="Calibri" w:hAnsi="Calibri" w:cs="Calibri"/>
-          <w:b/>
-          <w:bCs/>
-          <w:color w:val="D86DCB" w:themeColor="accent5" w:themeTint="99"/>
-          <w:sz w:val="36"/>
-          <w:szCs w:val="36"/>
-        </w:rPr>
-        <w:t xml:space="preserve">void </w:t>
-      </w:r>
-      <w:proofErr w:type="spellStart"/>
-      <w:proofErr w:type="gramStart"/>
-      <w:r>
-        <w:rPr>
-          <w:rFonts w:ascii="Calibri" w:hAnsi="Calibri" w:cs="Calibri"/>
-          <w:b/>
-          <w:bCs/>
-          <w:color w:val="D86DCB" w:themeColor="accent5" w:themeTint="99"/>
-          <w:sz w:val="36"/>
-          <w:szCs w:val="36"/>
-        </w:rPr>
-        <w:t>onRequest</w:t>
-      </w:r>
-      <w:proofErr w:type="spellEnd"/>
-      <w:r>
-        <w:rPr>
-          <w:rFonts w:ascii="Calibri" w:hAnsi="Calibri" w:cs="Calibri"/>
-          <w:b/>
-          <w:bCs/>
-          <w:color w:val="D86DCB" w:themeColor="accent5" w:themeTint="99"/>
-          <w:sz w:val="36"/>
-          <w:szCs w:val="36"/>
-        </w:rPr>
-        <w:t>(</w:t>
-      </w:r>
-      <w:proofErr w:type="spellStart"/>
-      <w:proofErr w:type="gramEnd"/>
-      <w:r>
-        <w:rPr>
-          <w:rFonts w:ascii="Calibri" w:hAnsi="Calibri" w:cs="Calibri"/>
-          <w:b/>
-          <w:bCs/>
-          <w:color w:val="D86DCB" w:themeColor="accent5" w:themeTint="99"/>
-          <w:sz w:val="36"/>
-          <w:szCs w:val="36"/>
-        </w:rPr>
-        <w:t>RequestOptions</w:t>
-      </w:r>
-      <w:proofErr w:type="spellEnd"/>
-      <w:r>
-        <w:rPr>
-          <w:rFonts w:ascii="Calibri" w:hAnsi="Calibri" w:cs="Calibri"/>
-          <w:b/>
-          <w:bCs/>
-          <w:color w:val="D86DCB" w:themeColor="accent5" w:themeTint="99"/>
-          <w:sz w:val="36"/>
-          <w:szCs w:val="36"/>
-        </w:rPr>
-        <w:t xml:space="preserve"> options, </w:t>
-      </w:r>
-      <w:proofErr w:type="spellStart"/>
-      <w:r>
-        <w:rPr>
-          <w:rFonts w:ascii="Calibri" w:hAnsi="Calibri" w:cs="Calibri"/>
-          <w:b/>
-          <w:bCs/>
-          <w:color w:val="D86DCB" w:themeColor="accent5" w:themeTint="99"/>
-          <w:sz w:val="36"/>
-          <w:szCs w:val="36"/>
-        </w:rPr>
-        <w:t>RequestInterceptorHandler</w:t>
-      </w:r>
-      <w:proofErr w:type="spellEnd"/>
-      <w:r>
-        <w:rPr>
-          <w:rFonts w:ascii="Calibri" w:hAnsi="Calibri" w:cs="Calibri"/>
-          <w:b/>
-          <w:bCs/>
-          <w:color w:val="D86DCB" w:themeColor="accent5" w:themeTint="99"/>
-          <w:sz w:val="36"/>
-          <w:szCs w:val="36"/>
-        </w:rPr>
-        <w:t xml:space="preserve"> handler) {</w:t>
-      </w:r>
-    </w:p>
-    <w:p>
-      <w:pPr>
-        <w:jc w:val="both"/>
-        <w:rPr>
-          <w:rFonts w:ascii="Calibri" w:hAnsi="Calibri" w:cs="Calibri"/>
-          <w:b/>
-          <w:bCs/>
-          <w:color w:val="D86DCB" w:themeColor="accent5" w:themeTint="99"/>
-          <w:sz w:val="36"/>
-          <w:szCs w:val="36"/>
-        </w:rPr>
-      </w:pPr>
-      <w:r>
-        <w:rPr>
-          <w:rFonts w:ascii="Calibri" w:hAnsi="Calibri" w:cs="Calibri"/>
-          <w:b/>
-          <w:bCs/>
-          <w:color w:val="D86DCB" w:themeColor="accent5" w:themeTint="99"/>
-          <w:sz w:val="36"/>
-          <w:szCs w:val="36"/>
-        </w:rPr>
-        <w:t xml:space="preserve">    final </w:t>
-      </w:r>
-      <w:proofErr w:type="spellStart"/>
-      <w:r>
-        <w:rPr>
-          <w:rFonts w:ascii="Calibri" w:hAnsi="Calibri" w:cs="Calibri"/>
-          <w:b/>
-          <w:bCs/>
-          <w:color w:val="D86DCB" w:themeColor="accent5" w:themeTint="99"/>
-          <w:sz w:val="36"/>
-          <w:szCs w:val="36"/>
-        </w:rPr>
-        <w:t>accessToken</w:t>
-      </w:r>
-      <w:proofErr w:type="spellEnd"/>
-      <w:r>
-        <w:rPr>
-          <w:rFonts w:ascii="Calibri" w:hAnsi="Calibri" w:cs="Calibri"/>
-          <w:b/>
-          <w:bCs/>
-          <w:color w:val="D86DCB" w:themeColor="accent5" w:themeTint="99"/>
-          <w:sz w:val="36"/>
-          <w:szCs w:val="36"/>
-        </w:rPr>
-        <w:t xml:space="preserve"> = </w:t>
-      </w:r>
-      <w:proofErr w:type="spellStart"/>
-      <w:r>
-        <w:rPr>
-          <w:rFonts w:ascii="Calibri" w:hAnsi="Calibri" w:cs="Calibri"/>
-          <w:b/>
-          <w:bCs/>
-          <w:color w:val="D86DCB" w:themeColor="accent5" w:themeTint="99"/>
-          <w:sz w:val="36"/>
-          <w:szCs w:val="36"/>
-        </w:rPr>
-        <w:t>getAccessToken</w:t>
-      </w:r>
-      <w:proofErr w:type="spellEnd"/>
-      <w:r>
-        <w:rPr>
-          <w:rFonts w:ascii="Calibri" w:hAnsi="Calibri" w:cs="Calibri"/>
-          <w:b/>
-          <w:bCs/>
-          <w:color w:val="D86DCB" w:themeColor="accent5" w:themeTint="99"/>
-          <w:sz w:val="36"/>
-          <w:szCs w:val="36"/>
-        </w:rPr>
-        <w:t>;</w:t>
-      </w:r>
-    </w:p>
-    <w:p>
-      <w:pPr>
-        <w:jc w:val="both"/>
-        <w:rPr>
-          <w:rFonts w:ascii="Calibri" w:hAnsi="Calibri" w:cs="Calibri"/>
-          <w:b/>
-          <w:bCs/>
-          <w:color w:val="D86DCB" w:themeColor="accent5" w:themeTint="99"/>
-          <w:sz w:val="36"/>
-          <w:szCs w:val="36"/>
-        </w:rPr>
-      </w:pPr>
-      <w:r>
-        <w:rPr>
-          <w:rFonts w:ascii="Calibri" w:hAnsi="Calibri" w:cs="Calibri"/>
-          <w:b/>
-          <w:bCs/>
-          <w:color w:val="D86DCB" w:themeColor="accent5" w:themeTint="99"/>
-          <w:sz w:val="36"/>
-          <w:szCs w:val="36"/>
-        </w:rPr>
-        <w:t>    if (</w:t>
-      </w:r>
-      <w:proofErr w:type="spellStart"/>
-      <w:proofErr w:type="gramStart"/>
-      <w:r>
-        <w:rPr>
-          <w:rFonts w:ascii="Calibri" w:hAnsi="Calibri" w:cs="Calibri"/>
-          <w:b/>
-          <w:bCs/>
-          <w:color w:val="D86DCB" w:themeColor="accent5" w:themeTint="99"/>
-          <w:sz w:val="36"/>
-          <w:szCs w:val="36"/>
-        </w:rPr>
-        <w:t>accessToken</w:t>
-      </w:r>
-      <w:proofErr w:type="spellEnd"/>
-      <w:r>
-        <w:rPr>
-          <w:rFonts w:ascii="Calibri" w:hAnsi="Calibri" w:cs="Calibri"/>
-          <w:b/>
-          <w:bCs/>
-          <w:color w:val="D86DCB" w:themeColor="accent5" w:themeTint="99"/>
-          <w:sz w:val="36"/>
-          <w:szCs w:val="36"/>
-        </w:rPr>
-        <w:t xml:space="preserve"> !</w:t>
-      </w:r>
-      <w:proofErr w:type="gramEnd"/>
-      <w:r>
-        <w:rPr>
-          <w:rFonts w:ascii="Calibri" w:hAnsi="Calibri" w:cs="Calibri"/>
-          <w:b/>
-          <w:bCs/>
-          <w:color w:val="D86DCB" w:themeColor="accent5" w:themeTint="99"/>
-          <w:sz w:val="36"/>
-          <w:szCs w:val="36"/>
-        </w:rPr>
-        <w:t>= null) {</w:t>
-      </w:r>
-    </w:p>
-    <w:p>
-      <w:pPr>
-        <w:jc w:val="both"/>
-        <w:rPr>
-          <w:rFonts w:ascii="Calibri" w:hAnsi="Calibri" w:cs="Calibri"/>
-          <w:b/>
-          <w:bCs/>
-          <w:color w:val="D86DCB" w:themeColor="accent5" w:themeTint="99"/>
-          <w:sz w:val="36"/>
-          <w:szCs w:val="36"/>
-        </w:rPr>
-      </w:pPr>
-      <w:r>
-        <w:rPr>
-          <w:rFonts w:ascii="Calibri" w:hAnsi="Calibri" w:cs="Calibri"/>
-          <w:b/>
-          <w:bCs/>
-          <w:color w:val="D86DCB" w:themeColor="accent5" w:themeTint="99"/>
-          <w:sz w:val="36"/>
-          <w:szCs w:val="36"/>
-        </w:rPr>
-        <w:t xml:space="preserve">      </w:t>
-      </w:r>
-      <w:proofErr w:type="spellStart"/>
-      <w:proofErr w:type="gramStart"/>
-      <w:r>
-        <w:rPr>
-          <w:rFonts w:ascii="Calibri" w:hAnsi="Calibri" w:cs="Calibri"/>
-          <w:b/>
-          <w:bCs/>
-          <w:color w:val="D86DCB" w:themeColor="accent5" w:themeTint="99"/>
-          <w:sz w:val="36"/>
-          <w:szCs w:val="36"/>
-        </w:rPr>
-        <w:t>options.headers</w:t>
-      </w:r>
-      <w:proofErr w:type="spellEnd"/>
-      <w:proofErr w:type="gramEnd"/>
-      <w:r>
-        <w:rPr>
-          <w:rFonts w:ascii="Calibri" w:hAnsi="Calibri" w:cs="Calibri"/>
-          <w:b/>
-          <w:bCs/>
-          <w:color w:val="D86DCB" w:themeColor="accent5" w:themeTint="99"/>
-          <w:sz w:val="36"/>
-          <w:szCs w:val="36"/>
-        </w:rPr>
-        <w:t>['Authorization'] = 'Bearer $</w:t>
-      </w:r>
-      <w:proofErr w:type="spellStart"/>
-      <w:r>
-        <w:rPr>
-          <w:rFonts w:ascii="Calibri" w:hAnsi="Calibri" w:cs="Calibri"/>
-          <w:b/>
-          <w:bCs/>
-          <w:color w:val="D86DCB" w:themeColor="accent5" w:themeTint="99"/>
-          <w:sz w:val="36"/>
-          <w:szCs w:val="36"/>
-        </w:rPr>
-        <w:t>accessToken</w:t>
-      </w:r>
-      <w:proofErr w:type="spellEnd"/>
-      <w:r>
-        <w:rPr>
-          <w:rFonts w:ascii="Calibri" w:hAnsi="Calibri" w:cs="Calibri"/>
-          <w:b/>
-          <w:bCs/>
-          <w:color w:val="D86DCB" w:themeColor="accent5" w:themeTint="99"/>
-          <w:sz w:val="36"/>
-          <w:szCs w:val="36"/>
-        </w:rPr>
-        <w:t>';</w:t>
-      </w:r>
-    </w:p>
-    <w:p>
-      <w:pPr>
-        <w:jc w:val="both"/>
-        <w:rPr>
-          <w:rFonts w:ascii="Calibri" w:hAnsi="Calibri" w:cs="Calibri"/>
-          <w:b/>
-          <w:bCs/>
-          <w:color w:val="D86DCB" w:themeColor="accent5" w:themeTint="99"/>
-          <w:sz w:val="36"/>
-          <w:szCs w:val="36"/>
-        </w:rPr>
-      </w:pPr>
-      <w:r>
-        <w:rPr>
-          <w:rFonts w:ascii="Calibri" w:hAnsi="Calibri" w:cs="Calibri"/>
-          <w:b/>
-          <w:bCs/>
-          <w:color w:val="D86DCB" w:themeColor="accent5" w:themeTint="99"/>
-          <w:sz w:val="36"/>
-          <w:szCs w:val="36"/>
-        </w:rPr>
-        <w:t>    }</w:t>
-      </w:r>
-    </w:p>
-    <w:p>
-      <w:pPr>
-        <w:jc w:val="both"/>
-        <w:rPr>
-          <w:rFonts w:ascii="Calibri" w:hAnsi="Calibri" w:cs="Calibri"/>
-          <w:b/>
-          <w:bCs/>
-          <w:color w:val="D86DCB" w:themeColor="accent5" w:themeTint="99"/>
-          <w:sz w:val="36"/>
-          <w:szCs w:val="36"/>
-        </w:rPr>
-      </w:pPr>
-      <w:r>
-        <w:rPr>
-          <w:rFonts w:ascii="Calibri" w:hAnsi="Calibri" w:cs="Calibri"/>
-          <w:b/>
-          <w:bCs/>
-          <w:color w:val="D86DCB" w:themeColor="accent5" w:themeTint="99"/>
-          <w:sz w:val="36"/>
-          <w:szCs w:val="36"/>
-        </w:rPr>
-        <w:t xml:space="preserve">    </w:t>
-      </w:r>
-      <w:proofErr w:type="spellStart"/>
-      <w:proofErr w:type="gramStart"/>
-      <w:r>
-        <w:rPr>
-          <w:rFonts w:ascii="Calibri" w:hAnsi="Calibri" w:cs="Calibri"/>
-          <w:b/>
-          <w:bCs/>
-          <w:color w:val="D86DCB" w:themeColor="accent5" w:themeTint="99"/>
-          <w:sz w:val="36"/>
-          <w:szCs w:val="36"/>
-        </w:rPr>
-        <w:t>handler.next</w:t>
-      </w:r>
-      <w:proofErr w:type="spellEnd"/>
-      <w:proofErr w:type="gramEnd"/>
-      <w:r>
-        <w:rPr>
-          <w:rFonts w:ascii="Calibri" w:hAnsi="Calibri" w:cs="Calibri"/>
-          <w:b/>
-          <w:bCs/>
-          <w:color w:val="D86DCB" w:themeColor="accent5" w:themeTint="99"/>
-          <w:sz w:val="36"/>
-          <w:szCs w:val="36"/>
-        </w:rPr>
-        <w:t>(options);</w:t>
-      </w:r>
-    </w:p>
-    <w:p>
-      <w:pPr>
-        <w:jc w:val="both"/>
-        <w:rPr>
-          <w:rFonts w:ascii="Calibri" w:hAnsi="Calibri" w:cs="Calibri"/>
-          <w:b/>
-          <w:bCs/>
-          <w:color w:val="D86DCB" w:themeColor="accent5" w:themeTint="99"/>
-          <w:sz w:val="36"/>
-          <w:szCs w:val="36"/>
-        </w:rPr>
-      </w:pPr>
-      <w:r>
-        <w:rPr>
-          <w:rFonts w:ascii="Calibri" w:hAnsi="Calibri" w:cs="Calibri"/>
-          <w:b/>
-          <w:bCs/>
-          <w:color w:val="D86DCB" w:themeColor="accent5" w:themeTint="99"/>
-          <w:sz w:val="36"/>
-          <w:szCs w:val="36"/>
-        </w:rPr>
-        <w:t>  }</w:t>
-      </w:r>
-    </w:p>
-    <w:p>
-      <w:pPr>
-        <w:jc w:val="both"/>
-        <w:rPr>
-          <w:rFonts w:ascii="Calibri" w:hAnsi="Calibri" w:cs="Calibri"/>
-          <w:b/>
-          <w:bCs/>
-          <w:color w:val="D86DCB" w:themeColor="accent5" w:themeTint="99"/>
-          <w:sz w:val="36"/>
-          <w:szCs w:val="36"/>
-        </w:rPr>
-      </w:pPr>
-      <w:r>
-        <w:rPr>
-          <w:rFonts w:ascii="Calibri" w:hAnsi="Calibri" w:cs="Calibri"/>
-          <w:b/>
-          <w:bCs/>
-          <w:color w:val="D86DCB" w:themeColor="accent5" w:themeTint="99"/>
-          <w:sz w:val="36"/>
-          <w:szCs w:val="36"/>
-        </w:rPr>
-        <w:t xml:space="preserve">  String? get </w:t>
-      </w:r>
-      <w:proofErr w:type="spellStart"/>
-      <w:r>
-        <w:rPr>
-          <w:rFonts w:ascii="Calibri" w:hAnsi="Calibri" w:cs="Calibri"/>
-          <w:b/>
-          <w:bCs/>
-          <w:color w:val="D86DCB" w:themeColor="accent5" w:themeTint="99"/>
-          <w:sz w:val="36"/>
-          <w:szCs w:val="36"/>
-        </w:rPr>
-        <w:t>getAccessToken</w:t>
-      </w:r>
-      <w:proofErr w:type="spellEnd"/>
-      <w:r>
-        <w:rPr>
-          <w:rFonts w:ascii="Calibri" w:hAnsi="Calibri" w:cs="Calibri"/>
-          <w:b/>
-          <w:bCs/>
-          <w:color w:val="D86DCB" w:themeColor="accent5" w:themeTint="99"/>
-          <w:sz w:val="36"/>
-          <w:szCs w:val="36"/>
-        </w:rPr>
-        <w:t xml:space="preserve"> =&gt; </w:t>
-      </w:r>
-      <w:proofErr w:type="spellStart"/>
-      <w:r>
-        <w:rPr>
-          <w:rFonts w:ascii="Calibri" w:hAnsi="Calibri" w:cs="Calibri"/>
-          <w:b/>
-          <w:bCs/>
-          <w:color w:val="D86DCB" w:themeColor="accent5" w:themeTint="99"/>
-          <w:sz w:val="36"/>
-          <w:szCs w:val="36"/>
-        </w:rPr>
-        <w:t>authService.accessToken</w:t>
-      </w:r>
-      <w:proofErr w:type="spellEnd"/>
-      <w:r>
-        <w:rPr>
-          <w:rFonts w:ascii="Calibri" w:hAnsi="Calibri" w:cs="Calibri"/>
-          <w:b/>
-          <w:bCs/>
-          <w:color w:val="D86DCB" w:themeColor="accent5" w:themeTint="99"/>
-          <w:sz w:val="36"/>
-          <w:szCs w:val="36"/>
-        </w:rPr>
-        <w:t>;</w:t>
-      </w:r>
-    </w:p>
-    <w:p>
-      <w:pPr>
-        <w:jc w:val="both"/>
-        <w:rPr>
-          <w:rFonts w:ascii="Calibri" w:hAnsi="Calibri" w:cs="Calibri"/>
-          <w:b/>
-          <w:bCs/>
-          <w:color w:val="D86DCB" w:themeColor="accent5" w:themeTint="99"/>
-          <w:sz w:val="36"/>
-          <w:szCs w:val="36"/>
-        </w:rPr>
-      </w:pPr>
-      <w:r>
-        <w:rPr>
-          <w:rFonts w:ascii="Calibri" w:hAnsi="Calibri" w:cs="Calibri"/>
-          <w:b/>
-          <w:bCs/>
-          <w:color w:val="D86DCB" w:themeColor="accent5" w:themeTint="99"/>
-          <w:sz w:val="36"/>
-          <w:szCs w:val="36"/>
-        </w:rPr>
-        <w:lastRenderedPageBreak/>
         <w:t>}</w:t>
       </w:r>
     </w:p>
@@ -29703,6 +29853,7 @@
           <w:sz w:val="32"/>
           <w:szCs w:val="32"/>
         </w:rPr>
+        <w:lastRenderedPageBreak/>
         <w:t>Request C ──401──</w:t>
       </w:r>
       <w:r>
@@ -29761,7 +29912,6 @@
           <w:sz w:val="36"/>
           <w:szCs w:val="36"/>
         </w:rPr>
-        <w:lastRenderedPageBreak/>
         <w:t xml:space="preserve"># Many auth servers rotate/invalidate the old refresh token the moment it's used once. So, call </w:t>
       </w:r>
       <w:r>
@@ -30694,6 +30844,7 @@
           <w:sz w:val="28"/>
           <w:szCs w:val="28"/>
         </w:rPr>
+        <w:lastRenderedPageBreak/>
         <w:t xml:space="preserve">              └─ loop over queue:</w:t>
       </w:r>
     </w:p>
@@ -30716,7 +30867,6 @@
           <w:sz w:val="28"/>
           <w:szCs w:val="28"/>
         </w:rPr>
-        <w:lastRenderedPageBreak/>
         <w:t xml:space="preserve">                    </w:t>
       </w:r>
       <w:r>
@@ -54706,18 +54856,7 @@
           <w:sz w:val="36"/>
           <w:szCs w:val="36"/>
         </w:rPr>
-        <w:t xml:space="preserve">    </w:t>
-      </w:r>
-      <w:r>
-        <w:rPr>
-          <w:rFonts w:ascii="Calibri" w:hAnsi="Calibri" w:cs="Calibri"/>
-          <w:b/>
-          <w:bCs/>
-          <w:color w:val="D86DCB" w:themeColor="accent5" w:themeTint="99"/>
-          <w:sz w:val="36"/>
-          <w:szCs w:val="36"/>
-        </w:rPr>
-        <w:t>…</w:t>
+        <w:t xml:space="preserve">    …</w:t>
       </w:r>
     </w:p>
     <w:p>
@@ -60455,7 +60594,27 @@
           <w:sz w:val="36"/>
           <w:szCs w:val="36"/>
         </w:rPr>
-        <w:t xml:space="preserve"> Package:</w:t>
+        <w:t xml:space="preserve"> Package</w:t>
+      </w:r>
+      <w:r>
+        <w:rPr>
+          <w:rFonts w:ascii="Calibri" w:hAnsi="Calibri" w:cs="Calibri"/>
+          <w:b/>
+          <w:bCs/>
+          <w:sz w:val="36"/>
+          <w:szCs w:val="36"/>
+        </w:rPr>
+        <w:t xml:space="preserve"> (Recommended)</w:t>
+      </w:r>
+      <w:r>
+        <w:rPr>
+          <w:rFonts w:ascii="Calibri" w:hAnsi="Calibri" w:cs="Calibri"/>
+          <w:b/>
+          <w:bCs/>
+          <w:sz w:val="36"/>
+          <w:szCs w:val="36"/>
+        </w:rPr>
+        <w:t>:</w:t>
       </w:r>
     </w:p>
     <w:p>
@@ -65657,6 +65816,7 @@
   <w:style w:type="character" w:default="1" w:styleId="DefaultParagraphFont">
     <w:name w:val="Default Paragraph Font"/>
     <w:uiPriority w:val="1"/>
+    <w:semiHidden/>
     <w:unhideWhenUsed/>
   </w:style>
   <w:style w:type="table" w:default="1" w:styleId="TableNormal">
